--- a/TS Jatai Ghanam Project/TS 1.1/TS 1.1 Jatai Sanskrit Corrections.docx
+++ b/TS Jatai Ghanam Project/TS 1.1/TS 1.1 Jatai Sanskrit Corrections.docx
@@ -1,7 +1,1283 @@
 
 <file path=word/document.xml><?xml version="1.0" encoding="utf-8"?>
-<w:document xmlns:wpc="http://schemas.microsoft.com/office/word/2010/wordprocessingCanvas" xmlns:cx="http://schemas.microsoft.com/office/drawing/2014/chartex" xmlns:cx1="http://schemas.microsoft.com/office/drawing/2015/9/8/chartex" xmlns:cx2="http://schemas.microsoft.com/office/drawing/2015/10/21/chartex" xmlns:cx3="http://schemas.microsoft.com/office/drawing/2016/5/9/chartex" xmlns:cx4="http://schemas.microsoft.com/office/drawing/2016/5/10/chartex" xmlns:cx5="http://schemas.microsoft.com/office/drawing/2016/5/11/chartex" xmlns:cx6="http://schemas.microsoft.com/office/drawing/2016/5/12/chartex" xmlns:cx7="http://schemas.microsoft.com/office/drawing/2016/5/13/chartex" xmlns:cx8="http://schemas.microsoft.com/office/drawing/2016/5/14/chartex" xmlns:mc="http://schemas.openxmlformats.org/markup-compatibility/2006" xmlns:aink="http://schemas.microsoft.com/office/drawing/2016/ink" xmlns:am3d="http://schemas.microsoft.com/office/drawing/2017/model3d" xmlns:o="urn:schemas-microsoft-com:office:office" xmlns:oel="http://schemas.microsoft.com/office/2019/extlst" xmlns:r="http://schemas.openxmlformats.org/officeDocument/2006/relationships" xmlns:m="http://schemas.openxmlformats.org/officeDocument/2006/math" xmlns:v="urn:schemas-microsoft-com:vml" xmlns:wp14="http://schemas.microsoft.com/office/word/2010/wordprocessingDrawing" xmlns:wp="http://schemas.openxmlformats.org/drawingml/2006/wordprocessingDrawing" xmlns:w10="urn:schemas-microsoft-com:office:word" xmlns:w="http://schemas.openxmlformats.org/wordprocessingml/2006/main" xmlns:w14="http://schemas.microsoft.com/office/word/2010/wordml" xmlns:w15="http://schemas.microsoft.com/office/word/2012/wordml" xmlns:w16cex="http://schemas.microsoft.com/office/word/2018/wordml/cex" xmlns:w16cid="http://schemas.microsoft.com/office/word/2016/wordml/cid" xmlns:w16="http://schemas.microsoft.com/office/word/2018/wordml" xmlns:w16sdtdh="http://schemas.microsoft.com/office/word/2020/wordml/sdtdatahash" xmlns:w16se="http://schemas.microsoft.com/office/word/2015/wordml/symex" xmlns:wpg="http://schemas.microsoft.com/office/word/2010/wordprocessingGroup" xmlns:wpi="http://schemas.microsoft.com/office/word/2010/wordprocessingInk" xmlns:wne="http://schemas.microsoft.com/office/word/2006/wordml" xmlns:wps="http://schemas.microsoft.com/office/word/2010/wordprocessingShape" mc:Ignorable="w14 w15 w16se w16cid w16 w16cex w16sdtdh wp14">
+<w:document xmlns:wpc="http://schemas.microsoft.com/office/word/2010/wordprocessingCanvas" xmlns:cx="http://schemas.microsoft.com/office/drawing/2014/chartex" xmlns:cx1="http://schemas.microsoft.com/office/drawing/2015/9/8/chartex" xmlns:cx2="http://schemas.microsoft.com/office/drawing/2015/10/21/chartex" xmlns:cx3="http://schemas.microsoft.com/office/drawing/2016/5/9/chartex" xmlns:cx4="http://schemas.microsoft.com/office/drawing/2016/5/10/chartex" xmlns:cx5="http://schemas.microsoft.com/office/drawing/2016/5/11/chartex" xmlns:cx6="http://schemas.microsoft.com/office/drawing/2016/5/12/chartex" xmlns:cx7="http://schemas.microsoft.com/office/drawing/2016/5/13/chartex" xmlns:cx8="http://schemas.microsoft.com/office/drawing/2016/5/14/chartex" xmlns:mc="http://schemas.openxmlformats.org/markup-compatibility/2006" xmlns:aink="http://schemas.microsoft.com/office/drawing/2016/ink" xmlns:am3d="http://schemas.microsoft.com/office/drawing/2017/model3d" xmlns:o="urn:schemas-microsoft-com:office:office" xmlns:oel="http://schemas.microsoft.com/office/2019/extlst" xmlns:r="http://schemas.openxmlformats.org/officeDocument/2006/relationships" xmlns:m="http://schemas.openxmlformats.org/officeDocument/2006/math" xmlns:v="urn:schemas-microsoft-com:vml" xmlns:wp14="http://schemas.microsoft.com/office/word/2010/wordprocessingDrawing" xmlns:wp="http://schemas.openxmlformats.org/drawingml/2006/wordprocessingDrawing" xmlns:w10="urn:schemas-microsoft-com:office:word" xmlns:w="http://schemas.openxmlformats.org/wordprocessingml/2006/main" xmlns:w14="http://schemas.microsoft.com/office/word/2010/wordml" xmlns:w15="http://schemas.microsoft.com/office/word/2012/wordml" xmlns:w16cex="http://schemas.microsoft.com/office/word/2018/wordml/cex" xmlns:w16cid="http://schemas.microsoft.com/office/word/2016/wordml/cid" xmlns:w16="http://schemas.microsoft.com/office/word/2018/wordml" xmlns:w16du="http://schemas.microsoft.com/office/word/2023/wordml/word16du" xmlns:w16sdtdh="http://schemas.microsoft.com/office/word/2020/wordml/sdtdatahash" xmlns:w16sdtfl="http://schemas.microsoft.com/office/word/2024/wordml/sdtformatlock" xmlns:w16se="http://schemas.microsoft.com/office/word/2015/wordml/symex" xmlns:wpg="http://schemas.microsoft.com/office/word/2010/wordprocessingGroup" xmlns:wpi="http://schemas.microsoft.com/office/word/2010/wordprocessingInk" xmlns:wne="http://schemas.microsoft.com/office/word/2006/wordml" xmlns:wps="http://schemas.microsoft.com/office/word/2010/wordprocessingShape" mc:Ignorable="w14 w15 w16se w16cid w16 w16cex w16sdtdh w16sdtfl w16du wp14">
   <w:body>
+    <w:p>
+      <w:pPr>
+        <w:jc w:val="center"/>
+        <w:rPr>
+          <w:b/>
+          <w:bCs/>
+          <w:sz w:val="32"/>
+          <w:szCs w:val="32"/>
+          <w:u w:val="single"/>
+        </w:rPr>
+      </w:pPr>
+      <w:r>
+        <w:rPr>
+          <w:b/>
+          <w:bCs/>
+          <w:sz w:val="32"/>
+          <w:szCs w:val="32"/>
+          <w:u w:val="single"/>
+        </w:rPr>
+        <w:t xml:space="preserve">TS </w:t>
+      </w:r>
+      <w:r>
+        <w:rPr>
+          <w:b/>
+          <w:bCs/>
+          <w:sz w:val="32"/>
+          <w:szCs w:val="32"/>
+          <w:u w:val="single"/>
+        </w:rPr>
+        <w:t>Jatai</w:t>
+      </w:r>
+      <w:r>
+        <w:rPr>
+          <w:b/>
+          <w:bCs/>
+          <w:sz w:val="32"/>
+          <w:szCs w:val="32"/>
+          <w:u w:val="single"/>
+        </w:rPr>
+        <w:t xml:space="preserve"> – TS 1.1 </w:t>
+      </w:r>
+      <w:r>
+        <w:rPr>
+          <w:b/>
+          <w:bCs/>
+          <w:sz w:val="32"/>
+          <w:szCs w:val="32"/>
+          <w:u w:val="single"/>
+        </w:rPr>
+        <w:t>Sanskrit</w:t>
+      </w:r>
+      <w:r>
+        <w:rPr>
+          <w:b/>
+          <w:bCs/>
+          <w:sz w:val="32"/>
+          <w:szCs w:val="32"/>
+          <w:u w:val="single"/>
+        </w:rPr>
+        <w:t xml:space="preserve"> Corrections – Observed till </w:t>
+      </w:r>
+      <w:r>
+        <w:rPr>
+          <w:b/>
+          <w:bCs/>
+          <w:sz w:val="32"/>
+          <w:szCs w:val="32"/>
+          <w:highlight w:val="red"/>
+          <w:u w:val="single"/>
+        </w:rPr>
+        <w:t>????</w:t>
+      </w:r>
+    </w:p>
+    <w:p>
+      <w:pPr>
+        <w:jc w:val="center"/>
+        <w:rPr>
+          <w:b/>
+          <w:bCs/>
+          <w:sz w:val="28"/>
+          <w:szCs w:val="32"/>
+        </w:rPr>
+      </w:pPr>
+      <w:r>
+        <w:rPr>
+          <w:b/>
+          <w:bCs/>
+          <w:sz w:val="28"/>
+          <w:szCs w:val="32"/>
+        </w:rPr>
+        <w:t>(ignore those which are already incorporated in your book’s version and date)</w:t>
+      </w:r>
+    </w:p>
+    <w:tbl>
+      <w:tblPr>
+        <w:tblW w:w="13828" w:type="dxa"/>
+        <w:tblInd w:w="-792" w:type="dxa"/>
+        <w:tblBorders>
+          <w:top w:val="single" w:sz="4" w:space="0" w:color="000000"/>
+          <w:left w:val="single" w:sz="4" w:space="0" w:color="000000"/>
+          <w:bottom w:val="single" w:sz="4" w:space="0" w:color="000000"/>
+          <w:right w:val="single" w:sz="4" w:space="0" w:color="000000"/>
+          <w:insideH w:val="single" w:sz="4" w:space="0" w:color="000000"/>
+          <w:insideV w:val="single" w:sz="4" w:space="0" w:color="000000"/>
+        </w:tblBorders>
+        <w:tblLook w:val="04A0" w:firstRow="1" w:lastRow="0" w:firstColumn="1" w:lastColumn="0" w:noHBand="0" w:noVBand="1"/>
+      </w:tblPr>
+      <w:tblGrid>
+        <w:gridCol w:w="6457"/>
+        <w:gridCol w:w="7371"/>
+      </w:tblGrid>
+      <w:tr>
+        <w:tc>
+          <w:tcPr>
+            <w:tcW w:w="6457" w:type="dxa"/>
+          </w:tcPr>
+          <w:p>
+            <w:pPr>
+              <w:jc w:val="center"/>
+              <w:rPr>
+                <w:b/>
+                <w:sz w:val="32"/>
+                <w:szCs w:val="32"/>
+              </w:rPr>
+            </w:pPr>
+            <w:r>
+              <w:rPr>
+                <w:b/>
+                <w:sz w:val="32"/>
+                <w:szCs w:val="32"/>
+              </w:rPr>
+              <w:t>As Printed</w:t>
+            </w:r>
+          </w:p>
+        </w:tc>
+        <w:tc>
+          <w:tcPr>
+            <w:tcW w:w="7371" w:type="dxa"/>
+          </w:tcPr>
+          <w:p>
+            <w:pPr>
+              <w:ind w:right="-18"/>
+              <w:jc w:val="center"/>
+              <w:rPr>
+                <w:b/>
+                <w:sz w:val="32"/>
+                <w:szCs w:val="32"/>
+              </w:rPr>
+            </w:pPr>
+            <w:r>
+              <w:rPr>
+                <w:b/>
+                <w:sz w:val="32"/>
+                <w:szCs w:val="32"/>
+              </w:rPr>
+              <w:t>To be read as or corrected as</w:t>
+            </w:r>
+          </w:p>
+        </w:tc>
+      </w:tr>
+    </w:tbl>
+    <w:p>
+      <w:pPr>
+        <w:rPr>
+          <w:vanish/>
+          <w:sz w:val="32"/>
+          <w:szCs w:val="32"/>
+        </w:rPr>
+      </w:pPr>
+    </w:p>
+    <w:tbl>
+      <w:tblPr>
+        <w:tblW w:w="13921" w:type="dxa"/>
+        <w:tblInd w:w="-743" w:type="dxa"/>
+        <w:tblBorders>
+          <w:top w:val="single" w:sz="4" w:space="0" w:color="000000"/>
+          <w:left w:val="single" w:sz="4" w:space="0" w:color="000000"/>
+          <w:bottom w:val="single" w:sz="4" w:space="0" w:color="000000"/>
+          <w:right w:val="single" w:sz="4" w:space="0" w:color="000000"/>
+          <w:insideH w:val="single" w:sz="4" w:space="0" w:color="000000"/>
+          <w:insideV w:val="single" w:sz="4" w:space="0" w:color="000000"/>
+        </w:tblBorders>
+        <w:tblLook w:val="04A0" w:firstRow="1" w:lastRow="0" w:firstColumn="1" w:lastColumn="0" w:noHBand="0" w:noVBand="1"/>
+      </w:tblPr>
+      <w:tblGrid>
+        <w:gridCol w:w="6408"/>
+        <w:gridCol w:w="7513"/>
+      </w:tblGrid>
+      <w:tr>
+        <w:trPr>
+          <w:trHeight w:val="2600"/>
+        </w:trPr>
+        <w:tc>
+          <w:tcPr>
+            <w:tcW w:w="6408" w:type="dxa"/>
+          </w:tcPr>
+          <w:p>
+            <w:pPr>
+              <w:widowControl w:val="0"/>
+              <w:autoSpaceDE w:val="0"/>
+              <w:autoSpaceDN w:val="0"/>
+              <w:adjustRightInd w:val="0"/>
+              <w:rPr>
+                <w:rFonts w:ascii="BRH Devanagari Extra" w:hAnsi="BRH Devanagari Extra" w:cs="BRH Devanagari Extra"/>
+                <w:color w:val="000000"/>
+                <w:sz w:val="32"/>
+                <w:szCs w:val="40"/>
+              </w:rPr>
+            </w:pPr>
+            <w:r>
+              <w:rPr>
+                <w:rFonts w:cs="BRH Devanagari Extra"/>
+                <w:color w:val="000000"/>
+                <w:szCs w:val="40"/>
+              </w:rPr>
+              <w:t>45</w:t>
+            </w:r>
+            <w:r>
+              <w:rPr>
+                <w:rFonts w:ascii="BRH Devanagari Extra" w:hAnsi="BRH Devanagari Extra" w:cs="BRH Devanagari Extra"/>
+                <w:color w:val="000000"/>
+                <w:sz w:val="32"/>
+                <w:szCs w:val="40"/>
+              </w:rPr>
+              <w:t>)</w:t>
+            </w:r>
+            <w:r>
+              <w:rPr>
+                <w:rFonts w:ascii="BRH Devanagari Extra" w:hAnsi="BRH Devanagari Extra" w:cs="BRH Devanagari Extra"/>
+                <w:color w:val="000000"/>
+                <w:sz w:val="32"/>
+                <w:szCs w:val="40"/>
+              </w:rPr>
+              <w:tab/>
+            </w:r>
+            <w:r>
+              <w:rPr>
+                <w:rFonts w:cs="BRH Devanagari Extra"/>
+                <w:color w:val="000000"/>
+                <w:szCs w:val="40"/>
+              </w:rPr>
+              <w:t>1</w:t>
+            </w:r>
+            <w:r>
+              <w:rPr>
+                <w:rFonts w:ascii="BRH Devanagari Extra" w:hAnsi="BRH Devanagari Extra" w:cs="BRH Devanagari Extra"/>
+                <w:color w:val="000000"/>
+                <w:sz w:val="32"/>
+                <w:szCs w:val="40"/>
+              </w:rPr>
+              <w:t>.</w:t>
+            </w:r>
+            <w:r>
+              <w:rPr>
+                <w:rFonts w:cs="BRH Devanagari Extra"/>
+                <w:color w:val="000000"/>
+                <w:szCs w:val="40"/>
+              </w:rPr>
+              <w:t>1</w:t>
+            </w:r>
+            <w:r>
+              <w:rPr>
+                <w:rFonts w:ascii="BRH Devanagari Extra" w:hAnsi="BRH Devanagari Extra" w:cs="BRH Devanagari Extra"/>
+                <w:color w:val="000000"/>
+                <w:sz w:val="32"/>
+                <w:szCs w:val="40"/>
+              </w:rPr>
+              <w:t>.</w:t>
+            </w:r>
+            <w:r>
+              <w:rPr>
+                <w:rFonts w:cs="BRH Devanagari Extra"/>
+                <w:color w:val="000000"/>
+                <w:szCs w:val="40"/>
+              </w:rPr>
+              <w:t>9</w:t>
+            </w:r>
+            <w:r>
+              <w:rPr>
+                <w:rFonts w:ascii="BRH Devanagari Extra" w:hAnsi="BRH Devanagari Extra" w:cs="BRH Devanagari Extra"/>
+                <w:color w:val="000000"/>
+                <w:sz w:val="32"/>
+                <w:szCs w:val="40"/>
+              </w:rPr>
+              <w:t>.</w:t>
+            </w:r>
+            <w:r>
+              <w:rPr>
+                <w:rFonts w:cs="BRH Devanagari Extra"/>
+                <w:color w:val="000000"/>
+                <w:szCs w:val="40"/>
+              </w:rPr>
+              <w:t>3</w:t>
+            </w:r>
+            <w:r>
+              <w:rPr>
+                <w:rFonts w:ascii="BRH Devanagari Extra" w:hAnsi="BRH Devanagari Extra" w:cs="BRH Devanagari Extra"/>
+                <w:color w:val="000000"/>
+                <w:sz w:val="32"/>
+                <w:szCs w:val="40"/>
+              </w:rPr>
+              <w:t>(</w:t>
+            </w:r>
+            <w:r>
+              <w:rPr>
+                <w:rFonts w:cs="BRH Devanagari Extra"/>
+                <w:color w:val="000000"/>
+                <w:szCs w:val="40"/>
+              </w:rPr>
+              <w:t>42</w:t>
+            </w:r>
+            <w:r>
+              <w:rPr>
+                <w:rFonts w:ascii="BRH Devanagari Extra" w:hAnsi="BRH Devanagari Extra" w:cs="BRH Devanagari Extra"/>
+                <w:color w:val="000000"/>
+                <w:sz w:val="32"/>
+                <w:szCs w:val="40"/>
+              </w:rPr>
+              <w:t>)- cÉ</w:t>
+            </w:r>
+            <w:r>
+              <w:rPr>
+                <w:rFonts w:ascii="BRH Malayalam Extra" w:hAnsi="BRH Malayalam Extra" w:cs="BRH Devanagari Extra"/>
+                <w:color w:val="000000"/>
+                <w:szCs w:val="40"/>
+              </w:rPr>
+              <w:t>–</w:t>
+            </w:r>
+            <w:r>
+              <w:rPr>
+                <w:rFonts w:ascii="BRH Devanagari Extra" w:hAnsi="BRH Devanagari Extra" w:cs="BRH Devanagari Extra"/>
+                <w:color w:val="000000"/>
+                <w:sz w:val="32"/>
+                <w:szCs w:val="40"/>
+              </w:rPr>
+              <w:t xml:space="preserve"> | </w:t>
+            </w:r>
+            <w:r>
+              <w:rPr>
+                <w:rFonts w:ascii="BRH Devanagari Extra" w:hAnsi="BRH Devanagari Extra" w:cs="BRH Devanagari Extra"/>
+                <w:color w:val="000000"/>
+                <w:sz w:val="32"/>
+                <w:szCs w:val="40"/>
+                <w:highlight w:val="yellow"/>
+              </w:rPr>
+              <w:t>A</w:t>
+            </w:r>
+            <w:r>
+              <w:rPr>
+                <w:rFonts w:ascii="BRH Malayalam Extra" w:hAnsi="BRH Malayalam Extra" w:cs="BRH Devanagari Extra"/>
+                <w:color w:val="000000"/>
+                <w:szCs w:val="40"/>
+                <w:highlight w:val="yellow"/>
+              </w:rPr>
+              <w:t>–</w:t>
+            </w:r>
+            <w:r>
+              <w:rPr>
+                <w:rFonts w:ascii="BRH Devanagari Extra" w:hAnsi="BRH Devanagari Extra" w:cs="BRH Devanagari Extra"/>
+                <w:color w:val="000000"/>
+                <w:sz w:val="32"/>
+                <w:szCs w:val="40"/>
+                <w:highlight w:val="yellow"/>
+              </w:rPr>
+              <w:t>ÍxÉ</w:t>
+            </w:r>
+            <w:r>
+              <w:rPr>
+                <w:rFonts w:ascii="BRH Malayalam Extra" w:hAnsi="BRH Malayalam Extra" w:cs="BRH Devanagari Extra"/>
+                <w:color w:val="000000"/>
+                <w:szCs w:val="40"/>
+              </w:rPr>
+              <w:t>–</w:t>
+            </w:r>
+            <w:r>
+              <w:rPr>
+                <w:rFonts w:ascii="BRH Devanagari Extra" w:hAnsi="BRH Devanagari Extra" w:cs="BRH Devanagari Extra"/>
+                <w:color w:val="000000"/>
+                <w:sz w:val="32"/>
+                <w:szCs w:val="40"/>
+              </w:rPr>
+              <w:t xml:space="preserve"> |</w:t>
+            </w:r>
+          </w:p>
+          <w:p>
+            <w:pPr>
+              <w:widowControl w:val="0"/>
+              <w:autoSpaceDE w:val="0"/>
+              <w:autoSpaceDN w:val="0"/>
+              <w:adjustRightInd w:val="0"/>
+              <w:rPr>
+                <w:rFonts w:ascii="BRH Devanagari Extra" w:hAnsi="BRH Devanagari Extra" w:cs="BRH Devanagari Extra"/>
+                <w:color w:val="000000"/>
+                <w:sz w:val="32"/>
+                <w:szCs w:val="40"/>
+              </w:rPr>
+            </w:pPr>
+            <w:r>
+              <w:rPr>
+                <w:rFonts w:ascii="BRH Devanagari Extra" w:hAnsi="BRH Devanagari Extra" w:cs="BRH Devanagari Extra"/>
+                <w:color w:val="000000"/>
+                <w:sz w:val="32"/>
+                <w:szCs w:val="40"/>
+                <w:highlight w:val="yellow"/>
+              </w:rPr>
+              <w:t>cÉÉ</w:t>
+            </w:r>
+            <w:r>
+              <w:rPr>
+                <w:rFonts w:ascii="BRH Malayalam Extra" w:hAnsi="BRH Malayalam Extra" w:cs="BRH Devanagari Extra"/>
+                <w:color w:val="000000"/>
+                <w:szCs w:val="40"/>
+                <w:highlight w:val="yellow"/>
+              </w:rPr>
+              <w:t>–</w:t>
+            </w:r>
+            <w:r>
+              <w:rPr>
+                <w:rFonts w:ascii="BRH Devanagari Extra" w:hAnsi="BRH Devanagari Extra" w:cs="BRH Devanagari Extra"/>
+                <w:color w:val="000000"/>
+                <w:sz w:val="32"/>
+                <w:szCs w:val="40"/>
+                <w:highlight w:val="yellow"/>
+              </w:rPr>
+              <w:t>xrÉ</w:t>
+            </w:r>
+            <w:r>
+              <w:rPr>
+                <w:rFonts w:ascii="BRH Malayalam Extra" w:hAnsi="BRH Malayalam Extra" w:cs="BRH Devanagari Extra"/>
+                <w:color w:val="000000"/>
+                <w:szCs w:val="40"/>
+                <w:highlight w:val="yellow"/>
+              </w:rPr>
+              <w:t>–</w:t>
+            </w:r>
+            <w:r>
+              <w:rPr>
+                <w:rFonts w:ascii="BRH Devanagari Extra" w:hAnsi="BRH Devanagari Extra" w:cs="BRH Devanagari Extra"/>
+                <w:color w:val="000000"/>
+                <w:sz w:val="32"/>
+                <w:szCs w:val="40"/>
+                <w:highlight w:val="yellow"/>
+              </w:rPr>
+              <w:t>ÍxÉ</w:t>
+            </w:r>
+            <w:r>
+              <w:rPr>
+                <w:rFonts w:ascii="BRH Malayalam Extra" w:hAnsi="BRH Malayalam Extra" w:cs="BRH Devanagari Extra"/>
+                <w:color w:val="000000"/>
+                <w:szCs w:val="40"/>
+                <w:highlight w:val="yellow"/>
+              </w:rPr>
+              <w:t>–</w:t>
+            </w:r>
+            <w:r>
+              <w:rPr>
+                <w:rFonts w:ascii="BRH Devanagari Extra" w:hAnsi="BRH Devanagari Extra" w:cs="BRH Devanagari Extra"/>
+                <w:color w:val="000000"/>
+                <w:sz w:val="32"/>
+                <w:szCs w:val="40"/>
+                <w:highlight w:val="yellow"/>
+              </w:rPr>
+              <w:t xml:space="preserve"> cÉ</w:t>
+            </w:r>
+            <w:r>
+              <w:rPr>
+                <w:rFonts w:ascii="BRH Malayalam Extra" w:hAnsi="BRH Malayalam Extra" w:cs="BRH Devanagari Extra"/>
+                <w:color w:val="000000"/>
+                <w:szCs w:val="40"/>
+                <w:highlight w:val="yellow"/>
+              </w:rPr>
+              <w:t>–</w:t>
+            </w:r>
+            <w:r>
+              <w:rPr>
+                <w:rFonts w:ascii="BRH Devanagari Extra" w:hAnsi="BRH Devanagari Extra" w:cs="BRH Devanagari Extra"/>
+                <w:color w:val="000000"/>
+                <w:sz w:val="32"/>
+                <w:szCs w:val="40"/>
+                <w:highlight w:val="yellow"/>
+              </w:rPr>
+              <w:t xml:space="preserve"> cÉÉ</w:t>
+            </w:r>
+            <w:r>
+              <w:rPr>
+                <w:rFonts w:ascii="BRH Malayalam Extra" w:hAnsi="BRH Malayalam Extra" w:cs="BRH Devanagari Extra"/>
+                <w:color w:val="000000"/>
+                <w:szCs w:val="40"/>
+                <w:highlight w:val="yellow"/>
+              </w:rPr>
+              <w:t>–</w:t>
+            </w:r>
+            <w:r>
+              <w:rPr>
+                <w:rFonts w:ascii="BRH Devanagari Extra" w:hAnsi="BRH Devanagari Extra" w:cs="BRH Devanagari Extra"/>
+                <w:color w:val="000000"/>
+                <w:sz w:val="32"/>
+                <w:szCs w:val="40"/>
+                <w:highlight w:val="yellow"/>
+              </w:rPr>
+              <w:t>ÍxÉ</w:t>
+            </w:r>
+            <w:r>
+              <w:rPr>
+                <w:rFonts w:ascii="BRH Malayalam Extra" w:hAnsi="BRH Malayalam Extra" w:cs="BRH Devanagari Extra"/>
+                <w:color w:val="000000"/>
+                <w:szCs w:val="40"/>
+                <w:highlight w:val="yellow"/>
+              </w:rPr>
+              <w:t>–</w:t>
+            </w:r>
+            <w:r>
+              <w:rPr>
+                <w:rFonts w:ascii="BRH Devanagari Extra" w:hAnsi="BRH Devanagari Extra" w:cs="BRH Devanagari Extra"/>
+                <w:color w:val="000000"/>
+                <w:sz w:val="32"/>
+                <w:szCs w:val="40"/>
+              </w:rPr>
+              <w:t xml:space="preserve"> | </w:t>
+            </w:r>
+          </w:p>
+          <w:p>
+            <w:pPr>
+              <w:widowControl w:val="0"/>
+              <w:autoSpaceDE w:val="0"/>
+              <w:autoSpaceDN w:val="0"/>
+              <w:adjustRightInd w:val="0"/>
+              <w:rPr>
+                <w:rFonts w:ascii="BRH Devanagari Extra" w:hAnsi="BRH Devanagari Extra" w:cs="BRH Devanagari Extra"/>
+                <w:color w:val="000000"/>
+                <w:sz w:val="32"/>
+                <w:szCs w:val="40"/>
+              </w:rPr>
+            </w:pPr>
+            <w:r>
+              <w:rPr>
+                <w:rFonts w:cs="BRH Devanagari Extra"/>
+                <w:color w:val="000000"/>
+                <w:szCs w:val="40"/>
+              </w:rPr>
+              <w:t>46</w:t>
+            </w:r>
+            <w:r>
+              <w:rPr>
+                <w:rFonts w:ascii="BRH Devanagari Extra" w:hAnsi="BRH Devanagari Extra" w:cs="BRH Devanagari Extra"/>
+                <w:color w:val="000000"/>
+                <w:sz w:val="32"/>
+                <w:szCs w:val="40"/>
+              </w:rPr>
+              <w:t>)</w:t>
+            </w:r>
+            <w:r>
+              <w:rPr>
+                <w:rFonts w:ascii="BRH Devanagari Extra" w:hAnsi="BRH Devanagari Extra" w:cs="BRH Devanagari Extra"/>
+                <w:color w:val="000000"/>
+                <w:sz w:val="32"/>
+                <w:szCs w:val="40"/>
+              </w:rPr>
+              <w:tab/>
+            </w:r>
+            <w:r>
+              <w:rPr>
+                <w:rFonts w:cs="BRH Devanagari Extra"/>
+                <w:color w:val="000000"/>
+                <w:szCs w:val="40"/>
+              </w:rPr>
+              <w:t>1</w:t>
+            </w:r>
+            <w:r>
+              <w:rPr>
+                <w:rFonts w:ascii="BRH Devanagari Extra" w:hAnsi="BRH Devanagari Extra" w:cs="BRH Devanagari Extra"/>
+                <w:color w:val="000000"/>
+                <w:sz w:val="32"/>
+                <w:szCs w:val="40"/>
+              </w:rPr>
+              <w:t>.</w:t>
+            </w:r>
+            <w:r>
+              <w:rPr>
+                <w:rFonts w:cs="BRH Devanagari Extra"/>
+                <w:color w:val="000000"/>
+                <w:szCs w:val="40"/>
+              </w:rPr>
+              <w:t>1</w:t>
+            </w:r>
+            <w:r>
+              <w:rPr>
+                <w:rFonts w:ascii="BRH Devanagari Extra" w:hAnsi="BRH Devanagari Extra" w:cs="BRH Devanagari Extra"/>
+                <w:color w:val="000000"/>
+                <w:sz w:val="32"/>
+                <w:szCs w:val="40"/>
+              </w:rPr>
+              <w:t>.</w:t>
+            </w:r>
+            <w:r>
+              <w:rPr>
+                <w:rFonts w:cs="BRH Devanagari Extra"/>
+                <w:color w:val="000000"/>
+                <w:szCs w:val="40"/>
+              </w:rPr>
+              <w:t>9</w:t>
+            </w:r>
+            <w:r>
+              <w:rPr>
+                <w:rFonts w:ascii="BRH Devanagari Extra" w:hAnsi="BRH Devanagari Extra" w:cs="BRH Devanagari Extra"/>
+                <w:color w:val="000000"/>
+                <w:sz w:val="32"/>
+                <w:szCs w:val="40"/>
+              </w:rPr>
+              <w:t>.</w:t>
+            </w:r>
+            <w:r>
+              <w:rPr>
+                <w:rFonts w:cs="BRH Devanagari Extra"/>
+                <w:color w:val="000000"/>
+                <w:szCs w:val="40"/>
+              </w:rPr>
+              <w:t>3</w:t>
+            </w:r>
+            <w:r>
+              <w:rPr>
+                <w:rFonts w:ascii="BRH Devanagari Extra" w:hAnsi="BRH Devanagari Extra" w:cs="BRH Devanagari Extra"/>
+                <w:color w:val="000000"/>
+                <w:sz w:val="32"/>
+                <w:szCs w:val="40"/>
+              </w:rPr>
+              <w:t>(</w:t>
+            </w:r>
+            <w:r>
+              <w:rPr>
+                <w:rFonts w:cs="BRH Devanagari Extra"/>
+                <w:color w:val="000000"/>
+                <w:szCs w:val="40"/>
+              </w:rPr>
+              <w:t>43</w:t>
+            </w:r>
+            <w:r>
+              <w:rPr>
+                <w:rFonts w:ascii="BRH Devanagari Extra" w:hAnsi="BRH Devanagari Extra" w:cs="BRH Devanagari Extra"/>
+                <w:color w:val="000000"/>
+                <w:sz w:val="32"/>
+                <w:szCs w:val="40"/>
+              </w:rPr>
+              <w:t xml:space="preserve">)- </w:t>
+            </w:r>
+            <w:r>
+              <w:rPr>
+                <w:rFonts w:ascii="BRH Devanagari Extra" w:hAnsi="BRH Devanagari Extra" w:cs="BRH Devanagari Extra"/>
+                <w:color w:val="000000"/>
+                <w:sz w:val="32"/>
+                <w:szCs w:val="40"/>
+                <w:highlight w:val="yellow"/>
+              </w:rPr>
+              <w:t>A</w:t>
+            </w:r>
+            <w:r>
+              <w:rPr>
+                <w:rFonts w:ascii="BRH Malayalam Extra" w:hAnsi="BRH Malayalam Extra" w:cs="BRH Devanagari Extra"/>
+                <w:color w:val="000000"/>
+                <w:szCs w:val="40"/>
+                <w:highlight w:val="yellow"/>
+              </w:rPr>
+              <w:t>–</w:t>
+            </w:r>
+            <w:r>
+              <w:rPr>
+                <w:rFonts w:ascii="BRH Devanagari Extra" w:hAnsi="BRH Devanagari Extra" w:cs="BRH Devanagari Extra"/>
+                <w:color w:val="000000"/>
+                <w:sz w:val="32"/>
+                <w:szCs w:val="40"/>
+                <w:highlight w:val="yellow"/>
+              </w:rPr>
+              <w:t>ÍxÉ</w:t>
+            </w:r>
+            <w:r>
+              <w:rPr>
+                <w:rFonts w:ascii="BRH Malayalam Extra" w:hAnsi="BRH Malayalam Extra" w:cs="BRH Devanagari Extra"/>
+                <w:color w:val="000000"/>
+                <w:szCs w:val="40"/>
+              </w:rPr>
+              <w:t>–</w:t>
+            </w:r>
+            <w:r>
+              <w:rPr>
+                <w:rFonts w:ascii="BRH Devanagari Extra" w:hAnsi="BRH Devanagari Extra" w:cs="BRH Devanagari Extra"/>
+                <w:color w:val="000000"/>
+                <w:sz w:val="32"/>
+                <w:szCs w:val="40"/>
+              </w:rPr>
+              <w:t xml:space="preserve"> | uÉxuÉÏÿ |</w:t>
+            </w:r>
+          </w:p>
+          <w:p>
+            <w:pPr>
+              <w:widowControl w:val="0"/>
+              <w:autoSpaceDE w:val="0"/>
+              <w:autoSpaceDN w:val="0"/>
+              <w:adjustRightInd w:val="0"/>
+              <w:rPr>
+                <w:rFonts w:ascii="BRH Malayalam Extra" w:hAnsi="BRH Malayalam Extra" w:cs="BRH Malayalam Extra"/>
+                <w:sz w:val="28"/>
+                <w:szCs w:val="36"/>
+              </w:rPr>
+            </w:pPr>
+            <w:r>
+              <w:rPr>
+                <w:rFonts w:ascii="BRH Devanagari Extra" w:hAnsi="BRH Devanagari Extra" w:cs="BRH Devanagari Extra"/>
+                <w:color w:val="000000"/>
+                <w:sz w:val="32"/>
+                <w:szCs w:val="40"/>
+                <w:highlight w:val="yellow"/>
+              </w:rPr>
+              <w:t>A</w:t>
+            </w:r>
+            <w:r>
+              <w:rPr>
+                <w:rFonts w:ascii="BRH Malayalam Extra" w:hAnsi="BRH Malayalam Extra" w:cs="BRH Devanagari Extra"/>
+                <w:color w:val="000000"/>
+                <w:szCs w:val="40"/>
+                <w:highlight w:val="yellow"/>
+              </w:rPr>
+              <w:t>–</w:t>
+            </w:r>
+            <w:r>
+              <w:rPr>
+                <w:rFonts w:ascii="BRH Devanagari Extra" w:hAnsi="BRH Devanagari Extra" w:cs="BRH Devanagari Extra"/>
+                <w:color w:val="000000"/>
+                <w:sz w:val="32"/>
+                <w:szCs w:val="40"/>
+                <w:highlight w:val="yellow"/>
+              </w:rPr>
+              <w:t>ÍxÉ</w:t>
+            </w:r>
+            <w:r>
+              <w:rPr>
+                <w:rFonts w:ascii="BRH Malayalam Extra" w:hAnsi="BRH Malayalam Extra" w:cs="BRH Devanagari Extra"/>
+                <w:color w:val="000000"/>
+                <w:szCs w:val="40"/>
+                <w:highlight w:val="yellow"/>
+              </w:rPr>
+              <w:t>–</w:t>
+            </w:r>
+            <w:r>
+              <w:rPr>
+                <w:rFonts w:ascii="BRH Devanagari Extra" w:hAnsi="BRH Devanagari Extra" w:cs="BRH Devanagari Extra"/>
+                <w:color w:val="000000"/>
+                <w:sz w:val="32"/>
+                <w:szCs w:val="40"/>
+                <w:highlight w:val="yellow"/>
+              </w:rPr>
+              <w:t xml:space="preserve"> uÉxuÉÏ</w:t>
+            </w:r>
+            <w:r>
+              <w:rPr>
+                <w:rFonts w:ascii="BRH Malayalam Extra" w:hAnsi="BRH Malayalam Extra" w:cs="BRH Devanagari Extra"/>
+                <w:color w:val="000000"/>
+                <w:szCs w:val="40"/>
+                <w:highlight w:val="yellow"/>
+              </w:rPr>
+              <w:t>–</w:t>
+            </w:r>
+            <w:r>
+              <w:rPr>
+                <w:rFonts w:ascii="BRH Devanagari Extra" w:hAnsi="BRH Devanagari Extra" w:cs="BRH Devanagari Extra"/>
+                <w:color w:val="000000"/>
+                <w:sz w:val="32"/>
+                <w:szCs w:val="40"/>
+                <w:highlight w:val="yellow"/>
+              </w:rPr>
+              <w:t xml:space="preserve"> uÉxurÉþxrÉÍxÉ</w:t>
+            </w:r>
+            <w:r>
+              <w:rPr>
+                <w:rFonts w:ascii="BRH Malayalam Extra" w:hAnsi="BRH Malayalam Extra" w:cs="BRH Devanagari Extra"/>
+                <w:color w:val="000000"/>
+                <w:szCs w:val="40"/>
+                <w:highlight w:val="yellow"/>
+              </w:rPr>
+              <w:t>–</w:t>
+            </w:r>
+            <w:r>
+              <w:rPr>
+                <w:rFonts w:ascii="BRH Devanagari Extra" w:hAnsi="BRH Devanagari Extra" w:cs="BRH Devanagari Extra"/>
+                <w:color w:val="000000"/>
+                <w:sz w:val="32"/>
+                <w:szCs w:val="40"/>
+                <w:highlight w:val="yellow"/>
+              </w:rPr>
+              <w:t xml:space="preserve"> uÉxuÉÏÿ |</w:t>
+            </w:r>
+            <w:r>
+              <w:rPr>
+                <w:rFonts w:ascii="BRH Devanagari Extra" w:hAnsi="BRH Devanagari Extra" w:cs="BRH Devanagari Extra"/>
+                <w:color w:val="000000"/>
+                <w:sz w:val="32"/>
+                <w:szCs w:val="40"/>
+              </w:rPr>
+              <w:t xml:space="preserve"> </w:t>
+            </w:r>
+          </w:p>
+        </w:tc>
+        <w:tc>
+          <w:tcPr>
+            <w:tcW w:w="7513" w:type="dxa"/>
+          </w:tcPr>
+          <w:p>
+            <w:pPr>
+              <w:widowControl w:val="0"/>
+              <w:autoSpaceDE w:val="0"/>
+              <w:autoSpaceDN w:val="0"/>
+              <w:adjustRightInd w:val="0"/>
+              <w:rPr>
+                <w:rFonts w:ascii="BRH Devanagari Extra" w:hAnsi="BRH Devanagari Extra" w:cs="BRH Devanagari Extra"/>
+                <w:color w:val="000000"/>
+                <w:sz w:val="32"/>
+                <w:szCs w:val="40"/>
+              </w:rPr>
+            </w:pPr>
+            <w:r>
+              <w:rPr>
+                <w:rFonts w:cs="BRH Devanagari Extra"/>
+                <w:color w:val="000000"/>
+                <w:szCs w:val="40"/>
+              </w:rPr>
+              <w:t>45</w:t>
+            </w:r>
+            <w:r>
+              <w:rPr>
+                <w:rFonts w:ascii="BRH Devanagari Extra" w:hAnsi="BRH Devanagari Extra" w:cs="BRH Devanagari Extra"/>
+                <w:color w:val="000000"/>
+                <w:sz w:val="32"/>
+                <w:szCs w:val="40"/>
+              </w:rPr>
+              <w:t>)</w:t>
+            </w:r>
+            <w:r>
+              <w:rPr>
+                <w:rFonts w:ascii="BRH Devanagari Extra" w:hAnsi="BRH Devanagari Extra" w:cs="BRH Devanagari Extra"/>
+                <w:color w:val="000000"/>
+                <w:sz w:val="32"/>
+                <w:szCs w:val="40"/>
+              </w:rPr>
+              <w:tab/>
+            </w:r>
+            <w:r>
+              <w:rPr>
+                <w:rFonts w:cs="BRH Devanagari Extra"/>
+                <w:color w:val="000000"/>
+                <w:szCs w:val="40"/>
+              </w:rPr>
+              <w:t>1</w:t>
+            </w:r>
+            <w:r>
+              <w:rPr>
+                <w:rFonts w:ascii="BRH Devanagari Extra" w:hAnsi="BRH Devanagari Extra" w:cs="BRH Devanagari Extra"/>
+                <w:color w:val="000000"/>
+                <w:sz w:val="32"/>
+                <w:szCs w:val="40"/>
+              </w:rPr>
+              <w:t>.</w:t>
+            </w:r>
+            <w:r>
+              <w:rPr>
+                <w:rFonts w:cs="BRH Devanagari Extra"/>
+                <w:color w:val="000000"/>
+                <w:szCs w:val="40"/>
+              </w:rPr>
+              <w:t>1</w:t>
+            </w:r>
+            <w:r>
+              <w:rPr>
+                <w:rFonts w:ascii="BRH Devanagari Extra" w:hAnsi="BRH Devanagari Extra" w:cs="BRH Devanagari Extra"/>
+                <w:color w:val="000000"/>
+                <w:sz w:val="32"/>
+                <w:szCs w:val="40"/>
+              </w:rPr>
+              <w:t>.</w:t>
+            </w:r>
+            <w:r>
+              <w:rPr>
+                <w:rFonts w:cs="BRH Devanagari Extra"/>
+                <w:color w:val="000000"/>
+                <w:szCs w:val="40"/>
+              </w:rPr>
+              <w:t>9</w:t>
+            </w:r>
+            <w:r>
+              <w:rPr>
+                <w:rFonts w:ascii="BRH Devanagari Extra" w:hAnsi="BRH Devanagari Extra" w:cs="BRH Devanagari Extra"/>
+                <w:color w:val="000000"/>
+                <w:sz w:val="32"/>
+                <w:szCs w:val="40"/>
+              </w:rPr>
+              <w:t>.</w:t>
+            </w:r>
+            <w:r>
+              <w:rPr>
+                <w:rFonts w:cs="BRH Devanagari Extra"/>
+                <w:color w:val="000000"/>
+                <w:szCs w:val="40"/>
+              </w:rPr>
+              <w:t>3</w:t>
+            </w:r>
+            <w:r>
+              <w:rPr>
+                <w:rFonts w:ascii="BRH Devanagari Extra" w:hAnsi="BRH Devanagari Extra" w:cs="BRH Devanagari Extra"/>
+                <w:color w:val="000000"/>
+                <w:sz w:val="32"/>
+                <w:szCs w:val="40"/>
+              </w:rPr>
+              <w:t>(</w:t>
+            </w:r>
+            <w:r>
+              <w:rPr>
+                <w:rFonts w:cs="BRH Devanagari Extra"/>
+                <w:color w:val="000000"/>
+                <w:szCs w:val="40"/>
+              </w:rPr>
+              <w:t>42</w:t>
+            </w:r>
+            <w:r>
+              <w:rPr>
+                <w:rFonts w:ascii="BRH Devanagari Extra" w:hAnsi="BRH Devanagari Extra" w:cs="BRH Devanagari Extra"/>
+                <w:color w:val="000000"/>
+                <w:sz w:val="32"/>
+                <w:szCs w:val="40"/>
+              </w:rPr>
+              <w:t>)- cÉ</w:t>
+            </w:r>
+            <w:r>
+              <w:rPr>
+                <w:rFonts w:ascii="BRH Malayalam Extra" w:hAnsi="BRH Malayalam Extra" w:cs="BRH Devanagari Extra"/>
+                <w:color w:val="000000"/>
+                <w:szCs w:val="40"/>
+              </w:rPr>
+              <w:t>–</w:t>
+            </w:r>
+            <w:r>
+              <w:rPr>
+                <w:rFonts w:ascii="BRH Devanagari Extra" w:hAnsi="BRH Devanagari Extra" w:cs="BRH Devanagari Extra"/>
+                <w:color w:val="000000"/>
+                <w:sz w:val="32"/>
+                <w:szCs w:val="40"/>
+              </w:rPr>
+              <w:t xml:space="preserve"> | </w:t>
+            </w:r>
+            <w:r>
+              <w:rPr>
+                <w:rFonts w:ascii="BRH Devanagari Extra" w:hAnsi="BRH Devanagari Extra" w:cs="BRH Devanagari Extra"/>
+                <w:color w:val="000000"/>
+                <w:sz w:val="32"/>
+                <w:szCs w:val="40"/>
+                <w:highlight w:val="green"/>
+              </w:rPr>
+              <w:t>AÍxÉþ</w:t>
+            </w:r>
+            <w:r>
+              <w:rPr>
+                <w:rFonts w:ascii="BRH Devanagari Extra" w:hAnsi="BRH Devanagari Extra" w:cs="BRH Devanagari Extra"/>
+                <w:color w:val="000000"/>
+                <w:sz w:val="32"/>
+                <w:szCs w:val="40"/>
+              </w:rPr>
+              <w:t xml:space="preserve"> |</w:t>
+            </w:r>
+          </w:p>
+          <w:p>
+            <w:pPr>
+              <w:widowControl w:val="0"/>
+              <w:autoSpaceDE w:val="0"/>
+              <w:autoSpaceDN w:val="0"/>
+              <w:adjustRightInd w:val="0"/>
+              <w:rPr>
+                <w:rFonts w:ascii="BRH Devanagari Extra" w:hAnsi="BRH Devanagari Extra" w:cs="BRH Devanagari Extra"/>
+                <w:color w:val="000000"/>
+                <w:sz w:val="32"/>
+                <w:szCs w:val="40"/>
+              </w:rPr>
+            </w:pPr>
+            <w:r>
+              <w:rPr>
+                <w:rFonts w:ascii="BRH Devanagari Extra" w:hAnsi="BRH Devanagari Extra" w:cs="BRH Devanagari Extra"/>
+                <w:color w:val="000000"/>
+                <w:sz w:val="32"/>
+                <w:szCs w:val="40"/>
+                <w:highlight w:val="green"/>
+              </w:rPr>
+              <w:t>cÉÉxrÉÍxÉþ cÉ</w:t>
+            </w:r>
+            <w:r>
+              <w:rPr>
+                <w:rFonts w:ascii="BRH Malayalam Extra" w:hAnsi="BRH Malayalam Extra" w:cs="BRH Devanagari Extra"/>
+                <w:color w:val="000000"/>
+                <w:szCs w:val="40"/>
+                <w:highlight w:val="green"/>
+              </w:rPr>
+              <w:t>–</w:t>
+            </w:r>
+            <w:r>
+              <w:rPr>
+                <w:rFonts w:ascii="BRH Devanagari Extra" w:hAnsi="BRH Devanagari Extra" w:cs="BRH Devanagari Extra"/>
+                <w:color w:val="000000"/>
+                <w:sz w:val="32"/>
+                <w:szCs w:val="40"/>
+                <w:highlight w:val="green"/>
+              </w:rPr>
+              <w:t xml:space="preserve"> cÉÉÍxÉþ</w:t>
+            </w:r>
+            <w:r>
+              <w:rPr>
+                <w:rFonts w:ascii="BRH Devanagari Extra" w:hAnsi="BRH Devanagari Extra" w:cs="BRH Devanagari Extra"/>
+                <w:color w:val="000000"/>
+                <w:sz w:val="32"/>
+                <w:szCs w:val="40"/>
+              </w:rPr>
+              <w:t xml:space="preserve"> | </w:t>
+            </w:r>
+          </w:p>
+          <w:p>
+            <w:pPr>
+              <w:widowControl w:val="0"/>
+              <w:autoSpaceDE w:val="0"/>
+              <w:autoSpaceDN w:val="0"/>
+              <w:adjustRightInd w:val="0"/>
+              <w:rPr>
+                <w:rFonts w:ascii="BRH Devanagari Extra" w:hAnsi="BRH Devanagari Extra" w:cs="BRH Devanagari Extra"/>
+                <w:color w:val="000000"/>
+                <w:sz w:val="32"/>
+                <w:szCs w:val="40"/>
+              </w:rPr>
+            </w:pPr>
+            <w:r>
+              <w:rPr>
+                <w:rFonts w:cs="BRH Devanagari Extra"/>
+                <w:color w:val="000000"/>
+                <w:szCs w:val="40"/>
+              </w:rPr>
+              <w:t>46</w:t>
+            </w:r>
+            <w:r>
+              <w:rPr>
+                <w:rFonts w:ascii="BRH Devanagari Extra" w:hAnsi="BRH Devanagari Extra" w:cs="BRH Devanagari Extra"/>
+                <w:color w:val="000000"/>
+                <w:sz w:val="32"/>
+                <w:szCs w:val="40"/>
+              </w:rPr>
+              <w:t>)</w:t>
+            </w:r>
+            <w:r>
+              <w:rPr>
+                <w:rFonts w:ascii="BRH Devanagari Extra" w:hAnsi="BRH Devanagari Extra" w:cs="BRH Devanagari Extra"/>
+                <w:color w:val="000000"/>
+                <w:sz w:val="32"/>
+                <w:szCs w:val="40"/>
+              </w:rPr>
+              <w:tab/>
+            </w:r>
+            <w:r>
+              <w:rPr>
+                <w:rFonts w:cs="BRH Devanagari Extra"/>
+                <w:color w:val="000000"/>
+                <w:szCs w:val="40"/>
+              </w:rPr>
+              <w:t>1</w:t>
+            </w:r>
+            <w:r>
+              <w:rPr>
+                <w:rFonts w:ascii="BRH Devanagari Extra" w:hAnsi="BRH Devanagari Extra" w:cs="BRH Devanagari Extra"/>
+                <w:color w:val="000000"/>
+                <w:sz w:val="32"/>
+                <w:szCs w:val="40"/>
+              </w:rPr>
+              <w:t>.</w:t>
+            </w:r>
+            <w:r>
+              <w:rPr>
+                <w:rFonts w:cs="BRH Devanagari Extra"/>
+                <w:color w:val="000000"/>
+                <w:szCs w:val="40"/>
+              </w:rPr>
+              <w:t>1</w:t>
+            </w:r>
+            <w:r>
+              <w:rPr>
+                <w:rFonts w:ascii="BRH Devanagari Extra" w:hAnsi="BRH Devanagari Extra" w:cs="BRH Devanagari Extra"/>
+                <w:color w:val="000000"/>
+                <w:sz w:val="32"/>
+                <w:szCs w:val="40"/>
+              </w:rPr>
+              <w:t>.</w:t>
+            </w:r>
+            <w:r>
+              <w:rPr>
+                <w:rFonts w:cs="BRH Devanagari Extra"/>
+                <w:color w:val="000000"/>
+                <w:szCs w:val="40"/>
+              </w:rPr>
+              <w:t>9</w:t>
+            </w:r>
+            <w:r>
+              <w:rPr>
+                <w:rFonts w:ascii="BRH Devanagari Extra" w:hAnsi="BRH Devanagari Extra" w:cs="BRH Devanagari Extra"/>
+                <w:color w:val="000000"/>
+                <w:sz w:val="32"/>
+                <w:szCs w:val="40"/>
+              </w:rPr>
+              <w:t>.</w:t>
+            </w:r>
+            <w:r>
+              <w:rPr>
+                <w:rFonts w:cs="BRH Devanagari Extra"/>
+                <w:color w:val="000000"/>
+                <w:szCs w:val="40"/>
+              </w:rPr>
+              <w:t>3</w:t>
+            </w:r>
+            <w:r>
+              <w:rPr>
+                <w:rFonts w:ascii="BRH Devanagari Extra" w:hAnsi="BRH Devanagari Extra" w:cs="BRH Devanagari Extra"/>
+                <w:color w:val="000000"/>
+                <w:sz w:val="32"/>
+                <w:szCs w:val="40"/>
+              </w:rPr>
+              <w:t>(</w:t>
+            </w:r>
+            <w:r>
+              <w:rPr>
+                <w:rFonts w:cs="BRH Devanagari Extra"/>
+                <w:color w:val="000000"/>
+                <w:szCs w:val="40"/>
+              </w:rPr>
+              <w:t>43</w:t>
+            </w:r>
+            <w:r>
+              <w:rPr>
+                <w:rFonts w:ascii="BRH Devanagari Extra" w:hAnsi="BRH Devanagari Extra" w:cs="BRH Devanagari Extra"/>
+                <w:color w:val="000000"/>
+                <w:sz w:val="32"/>
+                <w:szCs w:val="40"/>
+              </w:rPr>
+              <w:t xml:space="preserve">)- </w:t>
+            </w:r>
+            <w:r>
+              <w:rPr>
+                <w:rFonts w:ascii="BRH Devanagari Extra" w:hAnsi="BRH Devanagari Extra" w:cs="BRH Devanagari Extra"/>
+                <w:color w:val="000000"/>
+                <w:sz w:val="32"/>
+                <w:szCs w:val="40"/>
+                <w:highlight w:val="green"/>
+              </w:rPr>
+              <w:t>AÍxÉþ</w:t>
+            </w:r>
+            <w:r>
+              <w:rPr>
+                <w:rFonts w:ascii="BRH Devanagari Extra" w:hAnsi="BRH Devanagari Extra" w:cs="BRH Devanagari Extra"/>
+                <w:color w:val="000000"/>
+                <w:sz w:val="32"/>
+                <w:szCs w:val="40"/>
+              </w:rPr>
+              <w:t xml:space="preserve"> | uÉxuÉÏÿ |</w:t>
+            </w:r>
+          </w:p>
+          <w:p>
+            <w:pPr>
+              <w:widowControl w:val="0"/>
+              <w:autoSpaceDE w:val="0"/>
+              <w:autoSpaceDN w:val="0"/>
+              <w:adjustRightInd w:val="0"/>
+              <w:rPr>
+                <w:rFonts w:ascii="BRH Malayalam Extra" w:hAnsi="BRH Malayalam Extra" w:cs="BRH Malayalam Extra"/>
+                <w:sz w:val="28"/>
+                <w:szCs w:val="36"/>
+              </w:rPr>
+            </w:pPr>
+            <w:r>
+              <w:rPr>
+                <w:rFonts w:ascii="BRH Devanagari Extra" w:hAnsi="BRH Devanagari Extra" w:cs="BRH Devanagari Extra"/>
+                <w:color w:val="000000"/>
+                <w:sz w:val="32"/>
+                <w:szCs w:val="40"/>
+                <w:highlight w:val="green"/>
+              </w:rPr>
+              <w:t>AÍxÉ</w:t>
+            </w:r>
+            <w:r>
+              <w:rPr>
+                <w:rFonts w:ascii="BRH Malayalam Extra" w:hAnsi="BRH Malayalam Extra" w:cs="BRH Devanagari Extra"/>
+                <w:color w:val="000000"/>
+                <w:szCs w:val="40"/>
+                <w:highlight w:val="green"/>
+              </w:rPr>
+              <w:t>–</w:t>
+            </w:r>
+            <w:r>
+              <w:rPr>
+                <w:rFonts w:ascii="BRH Devanagari Extra" w:hAnsi="BRH Devanagari Extra" w:cs="BRH Devanagari Extra"/>
+                <w:color w:val="000000"/>
+                <w:sz w:val="32"/>
+                <w:szCs w:val="40"/>
+                <w:highlight w:val="green"/>
+              </w:rPr>
+              <w:t xml:space="preserve"> uÉxuÉÏ</w:t>
+            </w:r>
+            <w:r>
+              <w:rPr>
+                <w:rFonts w:ascii="BRH Malayalam Extra" w:hAnsi="BRH Malayalam Extra" w:cs="BRH Devanagari Extra"/>
+                <w:color w:val="000000"/>
+                <w:szCs w:val="40"/>
+                <w:highlight w:val="green"/>
+              </w:rPr>
+              <w:t>–</w:t>
+            </w:r>
+            <w:r>
+              <w:rPr>
+                <w:rFonts w:ascii="BRH Devanagari Extra" w:hAnsi="BRH Devanagari Extra" w:cs="BRH Devanagari Extra"/>
+                <w:color w:val="000000"/>
+                <w:sz w:val="32"/>
+                <w:szCs w:val="40"/>
+                <w:highlight w:val="green"/>
+              </w:rPr>
+              <w:t xml:space="preserve"> uÉxurÉxrÉÍxÉ</w:t>
+            </w:r>
+            <w:r>
+              <w:rPr>
+                <w:rFonts w:ascii="BRH Malayalam Extra" w:hAnsi="BRH Malayalam Extra" w:cs="BRH Devanagari Extra"/>
+                <w:color w:val="000000"/>
+                <w:szCs w:val="40"/>
+                <w:highlight w:val="green"/>
+              </w:rPr>
+              <w:t>–</w:t>
+            </w:r>
+            <w:r>
+              <w:rPr>
+                <w:rFonts w:ascii="BRH Devanagari Extra" w:hAnsi="BRH Devanagari Extra" w:cs="BRH Devanagari Extra"/>
+                <w:color w:val="000000"/>
+                <w:sz w:val="32"/>
+                <w:szCs w:val="40"/>
+                <w:highlight w:val="green"/>
+              </w:rPr>
+              <w:t xml:space="preserve"> uÉxuÉÏÿ </w:t>
+            </w:r>
+            <w:r>
+              <w:rPr>
+                <w:rFonts w:ascii="BRH Devanagari Extra" w:hAnsi="BRH Devanagari Extra" w:cs="BRH Devanagari Extra"/>
+                <w:color w:val="000000"/>
+                <w:sz w:val="32"/>
+                <w:szCs w:val="40"/>
+                <w:highlight w:val="yellow"/>
+              </w:rPr>
+              <w:t>|</w:t>
+            </w:r>
+            <w:r>
+              <w:rPr>
+                <w:rFonts w:ascii="BRH Devanagari Extra" w:hAnsi="BRH Devanagari Extra" w:cs="BRH Devanagari Extra"/>
+                <w:color w:val="000000"/>
+                <w:sz w:val="32"/>
+                <w:szCs w:val="40"/>
+              </w:rPr>
+              <w:t xml:space="preserve"> </w:t>
+            </w:r>
+          </w:p>
+        </w:tc>
+      </w:tr>
+    </w:tbl>
+    <w:p>
+      <w:pPr>
+        <w:jc w:val="center"/>
+        <w:rPr>
+          <w:b/>
+          <w:bCs/>
+          <w:sz w:val="32"/>
+          <w:szCs w:val="32"/>
+          <w:u w:val="single"/>
+        </w:rPr>
+      </w:pPr>
+    </w:p>
     <w:p>
       <w:pPr>
         <w:jc w:val="center"/>
@@ -91,27 +1367,7 @@
           <w:sz w:val="28"/>
           <w:szCs w:val="32"/>
         </w:rPr>
-        <w:t>(</w:t>
-      </w:r>
-      <w:proofErr w:type="gramStart"/>
-      <w:r>
-        <w:rPr>
-          <w:b/>
-          <w:bCs/>
-          <w:sz w:val="28"/>
-          <w:szCs w:val="32"/>
-        </w:rPr>
-        <w:t>ignore</w:t>
-      </w:r>
-      <w:proofErr w:type="gramEnd"/>
-      <w:r>
-        <w:rPr>
-          <w:b/>
-          <w:bCs/>
-          <w:sz w:val="28"/>
-          <w:szCs w:val="32"/>
-        </w:rPr>
-        <w:t xml:space="preserve"> those which are already incorporated in your book’s version and date)</w:t>
+        <w:t>(ignore those which are already incorporated in your book’s version and date)</w:t>
       </w:r>
     </w:p>
     <w:tbl>
@@ -307,17 +1563,7 @@
                 <w:sz w:val="32"/>
                 <w:szCs w:val="40"/>
               </w:rPr>
-              <w:t>zÉ(</w:t>
-            </w:r>
-            <w:proofErr w:type="gramStart"/>
-            <w:r>
-              <w:rPr>
-                <w:rFonts w:ascii="BRH Devanagari Extra" w:hAnsi="BRH Devanagari Extra" w:cs="BRH Devanagari Extra"/>
-                <w:color w:val="000000"/>
-                <w:sz w:val="32"/>
-                <w:szCs w:val="40"/>
-              </w:rPr>
-              <w:t>aqÉç)</w:t>
+              <w:t>zÉ(aqÉç)</w:t>
             </w:r>
             <w:r>
               <w:rPr>
@@ -326,17 +1572,7 @@
                 <w:sz w:val="32"/>
                 <w:szCs w:val="40"/>
               </w:rPr>
-              <w:t xml:space="preserve">  |</w:t>
-            </w:r>
-            <w:proofErr w:type="gramEnd"/>
-            <w:r>
-              <w:rPr>
-                <w:rFonts w:ascii="BRH Malayalam Extra" w:hAnsi="BRH Malayalam Extra" w:cs="BRH Malayalam Extra"/>
-                <w:color w:val="000000"/>
-                <w:sz w:val="32"/>
-                <w:szCs w:val="40"/>
-              </w:rPr>
-              <w:t xml:space="preserve"> </w:t>
+              <w:t xml:space="preserve">  | </w:t>
             </w:r>
             <w:r>
               <w:rPr>
@@ -503,17 +1739,7 @@
                 <w:sz w:val="32"/>
                 <w:szCs w:val="40"/>
               </w:rPr>
-              <w:t>zÉ(</w:t>
-            </w:r>
-            <w:proofErr w:type="gramStart"/>
-            <w:r>
-              <w:rPr>
-                <w:rFonts w:ascii="BRH Devanagari Extra" w:hAnsi="BRH Devanagari Extra" w:cs="BRH Devanagari Extra"/>
-                <w:color w:val="000000"/>
-                <w:sz w:val="32"/>
-                <w:szCs w:val="40"/>
-              </w:rPr>
-              <w:t>aqÉç)</w:t>
+              <w:t>zÉ(aqÉç)</w:t>
             </w:r>
             <w:r>
               <w:rPr>
@@ -522,17 +1748,7 @@
                 <w:sz w:val="32"/>
                 <w:szCs w:val="40"/>
               </w:rPr>
-              <w:t xml:space="preserve">  |</w:t>
-            </w:r>
-            <w:proofErr w:type="gramEnd"/>
-            <w:r>
-              <w:rPr>
-                <w:rFonts w:ascii="BRH Malayalam Extra" w:hAnsi="BRH Malayalam Extra" w:cs="BRH Malayalam Extra"/>
-                <w:color w:val="000000"/>
-                <w:sz w:val="32"/>
-                <w:szCs w:val="40"/>
-              </w:rPr>
-              <w:t xml:space="preserve"> </w:t>
+              <w:t xml:space="preserve">  | </w:t>
             </w:r>
             <w:r>
               <w:rPr>
@@ -699,17 +1915,7 @@
                 <w:sz w:val="32"/>
                 <w:szCs w:val="40"/>
               </w:rPr>
-              <w:t>zÉ(</w:t>
-            </w:r>
-            <w:proofErr w:type="gramStart"/>
-            <w:r>
-              <w:rPr>
-                <w:rFonts w:ascii="BRH Devanagari Extra" w:hAnsi="BRH Devanagari Extra" w:cs="BRH Devanagari Extra"/>
-                <w:color w:val="000000"/>
-                <w:sz w:val="32"/>
-                <w:szCs w:val="40"/>
-              </w:rPr>
-              <w:t>aqÉç)</w:t>
+              <w:t>zÉ(aqÉç)</w:t>
             </w:r>
             <w:r>
               <w:rPr>
@@ -718,17 +1924,7 @@
                 <w:sz w:val="32"/>
                 <w:szCs w:val="40"/>
               </w:rPr>
-              <w:t xml:space="preserve">  |</w:t>
-            </w:r>
-            <w:proofErr w:type="gramEnd"/>
-            <w:r>
-              <w:rPr>
-                <w:rFonts w:ascii="BRH Malayalam Extra" w:hAnsi="BRH Malayalam Extra" w:cs="BRH Malayalam Extra"/>
-                <w:color w:val="000000"/>
-                <w:sz w:val="32"/>
-                <w:szCs w:val="40"/>
-              </w:rPr>
-              <w:t xml:space="preserve"> </w:t>
+              <w:t xml:space="preserve">  | </w:t>
             </w:r>
             <w:r>
               <w:rPr>
@@ -1530,17 +2726,7 @@
                 <w:sz w:val="32"/>
                 <w:szCs w:val="40"/>
               </w:rPr>
-              <w:t>zÉ(</w:t>
-            </w:r>
-            <w:proofErr w:type="gramStart"/>
-            <w:r>
-              <w:rPr>
-                <w:rFonts w:ascii="BRH Devanagari Extra" w:hAnsi="BRH Devanagari Extra" w:cs="BRH Devanagari Extra"/>
-                <w:color w:val="000000"/>
-                <w:sz w:val="32"/>
-                <w:szCs w:val="40"/>
-              </w:rPr>
-              <w:t>aqÉç)</w:t>
+              <w:t>zÉ(aqÉç)</w:t>
             </w:r>
             <w:r>
               <w:rPr>
@@ -1567,17 +2753,7 @@
                 <w:sz w:val="28"/>
                 <w:szCs w:val="32"/>
               </w:rPr>
-              <w:t>appears</w:t>
-            </w:r>
-            <w:proofErr w:type="gramEnd"/>
-            <w:r>
-              <w:rPr>
-                <w:b/>
-                <w:bCs/>
-                <w:sz w:val="28"/>
-                <w:szCs w:val="32"/>
-              </w:rPr>
-              <w:t>, this is</w:t>
+              <w:t>appears, this is</w:t>
             </w:r>
             <w:r>
               <w:rPr>
@@ -1703,6 +2879,7 @@
                 <w:color w:val="000000"/>
                 <w:szCs w:val="40"/>
               </w:rPr>
+              <w:lastRenderedPageBreak/>
               <w:t>61</w:t>
             </w:r>
             <w:r>
@@ -3096,7 +4273,6 @@
                 <w:color w:val="000000"/>
                 <w:szCs w:val="40"/>
               </w:rPr>
-              <w:lastRenderedPageBreak/>
               <w:t>4</w:t>
             </w:r>
             <w:r>
@@ -4577,6 +5753,7 @@
                 <w:szCs w:val="28"/>
                 <w:lang w:bidi="ta-IN"/>
               </w:rPr>
+              <w:lastRenderedPageBreak/>
               <w:t xml:space="preserve">The ‘r’ in revatIr to be dropped. Now the dheerga swaritam on tIr will be only a normal swaritam. Correction in </w:t>
             </w:r>
             <w:r>
@@ -4648,6 +5825,7 @@
                 <w:color w:val="000000"/>
                 <w:szCs w:val="40"/>
               </w:rPr>
+              <w:lastRenderedPageBreak/>
               <w:t>26</w:t>
             </w:r>
             <w:r>
@@ -5647,7 +6825,6 @@
                 <w:color w:val="000000"/>
                 <w:szCs w:val="40"/>
               </w:rPr>
-              <w:lastRenderedPageBreak/>
               <w:t>45</w:t>
             </w:r>
             <w:r>
@@ -6404,7 +7581,6 @@
                 <w:color w:val="000000"/>
                 <w:szCs w:val="40"/>
               </w:rPr>
-              <w:lastRenderedPageBreak/>
               <w:t>45</w:t>
             </w:r>
             <w:r>
@@ -7119,7 +8295,6 @@
                 <w:color w:val="000000"/>
                 <w:szCs w:val="40"/>
               </w:rPr>
-              <w:lastRenderedPageBreak/>
               <w:t>27</w:t>
             </w:r>
             <w:r>
@@ -7372,6 +8547,7 @@
                 <w:color w:val="000000"/>
                 <w:szCs w:val="40"/>
               </w:rPr>
+              <w:lastRenderedPageBreak/>
               <w:t>28</w:t>
             </w:r>
             <w:r>
@@ -8213,6 +9389,7 @@
                 <w:color w:val="000000"/>
                 <w:szCs w:val="40"/>
               </w:rPr>
+              <w:lastRenderedPageBreak/>
               <w:t>27</w:t>
             </w:r>
             <w:r>
@@ -8474,6 +9651,7 @@
                 <w:color w:val="000000"/>
                 <w:szCs w:val="40"/>
               </w:rPr>
+              <w:lastRenderedPageBreak/>
               <w:t>28</w:t>
             </w:r>
             <w:r>
@@ -9268,6 +10446,7 @@
                 <w:szCs w:val="40"/>
                 <w:lang w:val="it-IT"/>
               </w:rPr>
+              <w:lastRenderedPageBreak/>
               <w:t>31</w:t>
             </w:r>
             <w:r>
@@ -10357,7 +11536,6 @@
                 <w:szCs w:val="40"/>
                 <w:lang w:val="it-IT"/>
               </w:rPr>
-              <w:lastRenderedPageBreak/>
               <w:t>2</w:t>
             </w:r>
             <w:r>
@@ -11616,7 +12794,6 @@
                 <w:szCs w:val="40"/>
                 <w:lang w:val="it-IT"/>
               </w:rPr>
-              <w:lastRenderedPageBreak/>
               <w:t>29</w:t>
             </w:r>
             <w:r>
@@ -11872,7 +13049,6 @@
                 <w:szCs w:val="40"/>
                 <w:lang w:val="it-IT"/>
               </w:rPr>
-              <w:lastRenderedPageBreak/>
               <w:t>2</w:t>
             </w:r>
             <w:r>
@@ -13409,27 +14585,7 @@
           <w:sz w:val="28"/>
           <w:szCs w:val="32"/>
         </w:rPr>
-        <w:t>(</w:t>
-      </w:r>
-      <w:proofErr w:type="gramStart"/>
-      <w:r>
-        <w:rPr>
-          <w:b/>
-          <w:bCs/>
-          <w:sz w:val="28"/>
-          <w:szCs w:val="32"/>
-        </w:rPr>
-        <w:t>ignore</w:t>
-      </w:r>
-      <w:proofErr w:type="gramEnd"/>
-      <w:r>
-        <w:rPr>
-          <w:b/>
-          <w:bCs/>
-          <w:sz w:val="28"/>
-          <w:szCs w:val="32"/>
-        </w:rPr>
-        <w:t xml:space="preserve"> those which are already incorporated in your book’s version and date)</w:t>
+        <w:t>(ignore those which are already incorporated in your book’s version and date)</w:t>
       </w:r>
     </w:p>
     <w:tbl>
@@ -13975,7 +15131,6 @@
           <w:szCs w:val="32"/>
           <w:u w:val="single"/>
         </w:rPr>
-        <w:lastRenderedPageBreak/>
         <w:t xml:space="preserve">TS </w:t>
       </w:r>
       <w:r>
@@ -14137,27 +15292,7 @@
           <w:sz w:val="28"/>
           <w:szCs w:val="32"/>
         </w:rPr>
-        <w:t>(</w:t>
-      </w:r>
-      <w:proofErr w:type="gramStart"/>
-      <w:r>
-        <w:rPr>
-          <w:b/>
-          <w:bCs/>
-          <w:sz w:val="28"/>
-          <w:szCs w:val="32"/>
-        </w:rPr>
-        <w:t>ignore</w:t>
-      </w:r>
-      <w:proofErr w:type="gramEnd"/>
-      <w:r>
-        <w:rPr>
-          <w:b/>
-          <w:bCs/>
-          <w:sz w:val="28"/>
-          <w:szCs w:val="32"/>
-        </w:rPr>
-        <w:t xml:space="preserve"> those which are already incorporated in your book’s version and date)</w:t>
+        <w:t>(ignore those which are already incorporated in your book’s version and date)</w:t>
       </w:r>
     </w:p>
     <w:tbl>
@@ -14429,7 +15564,7 @@
 </file>
 
 <file path=word/endnotes.xml><?xml version="1.0" encoding="utf-8"?>
-<w:endnotes xmlns:wpc="http://schemas.microsoft.com/office/word/2010/wordprocessingCanvas" xmlns:cx="http://schemas.microsoft.com/office/drawing/2014/chartex" xmlns:cx1="http://schemas.microsoft.com/office/drawing/2015/9/8/chartex" xmlns:cx2="http://schemas.microsoft.com/office/drawing/2015/10/21/chartex" xmlns:cx3="http://schemas.microsoft.com/office/drawing/2016/5/9/chartex" xmlns:cx4="http://schemas.microsoft.com/office/drawing/2016/5/10/chartex" xmlns:cx5="http://schemas.microsoft.com/office/drawing/2016/5/11/chartex" xmlns:cx6="http://schemas.microsoft.com/office/drawing/2016/5/12/chartex" xmlns:cx7="http://schemas.microsoft.com/office/drawing/2016/5/13/chartex" xmlns:cx8="http://schemas.microsoft.com/office/drawing/2016/5/14/chartex" xmlns:mc="http://schemas.openxmlformats.org/markup-compatibility/2006" xmlns:aink="http://schemas.microsoft.com/office/drawing/2016/ink" xmlns:am3d="http://schemas.microsoft.com/office/drawing/2017/model3d" xmlns:o="urn:schemas-microsoft-com:office:office" xmlns:oel="http://schemas.microsoft.com/office/2019/extlst" xmlns:r="http://schemas.openxmlformats.org/officeDocument/2006/relationships" xmlns:m="http://schemas.openxmlformats.org/officeDocument/2006/math" xmlns:v="urn:schemas-microsoft-com:vml" xmlns:wp14="http://schemas.microsoft.com/office/word/2010/wordprocessingDrawing" xmlns:wp="http://schemas.openxmlformats.org/drawingml/2006/wordprocessingDrawing" xmlns:w10="urn:schemas-microsoft-com:office:word" xmlns:w="http://schemas.openxmlformats.org/wordprocessingml/2006/main" xmlns:w14="http://schemas.microsoft.com/office/word/2010/wordml" xmlns:w15="http://schemas.microsoft.com/office/word/2012/wordml" xmlns:w16cex="http://schemas.microsoft.com/office/word/2018/wordml/cex" xmlns:w16cid="http://schemas.microsoft.com/office/word/2016/wordml/cid" xmlns:w16="http://schemas.microsoft.com/office/word/2018/wordml" xmlns:w16sdtdh="http://schemas.microsoft.com/office/word/2020/wordml/sdtdatahash" xmlns:w16se="http://schemas.microsoft.com/office/word/2015/wordml/symex" xmlns:wpg="http://schemas.microsoft.com/office/word/2010/wordprocessingGroup" xmlns:wpi="http://schemas.microsoft.com/office/word/2010/wordprocessingInk" xmlns:wne="http://schemas.microsoft.com/office/word/2006/wordml" xmlns:wps="http://schemas.microsoft.com/office/word/2010/wordprocessingShape" mc:Ignorable="w14 w15 w16se w16cid w16 w16cex w16sdtdh wp14">
+<w:endnotes xmlns:wpc="http://schemas.microsoft.com/office/word/2010/wordprocessingCanvas" xmlns:cx="http://schemas.microsoft.com/office/drawing/2014/chartex" xmlns:cx1="http://schemas.microsoft.com/office/drawing/2015/9/8/chartex" xmlns:cx2="http://schemas.microsoft.com/office/drawing/2015/10/21/chartex" xmlns:cx3="http://schemas.microsoft.com/office/drawing/2016/5/9/chartex" xmlns:cx4="http://schemas.microsoft.com/office/drawing/2016/5/10/chartex" xmlns:cx5="http://schemas.microsoft.com/office/drawing/2016/5/11/chartex" xmlns:cx6="http://schemas.microsoft.com/office/drawing/2016/5/12/chartex" xmlns:cx7="http://schemas.microsoft.com/office/drawing/2016/5/13/chartex" xmlns:cx8="http://schemas.microsoft.com/office/drawing/2016/5/14/chartex" xmlns:mc="http://schemas.openxmlformats.org/markup-compatibility/2006" xmlns:aink="http://schemas.microsoft.com/office/drawing/2016/ink" xmlns:am3d="http://schemas.microsoft.com/office/drawing/2017/model3d" xmlns:o="urn:schemas-microsoft-com:office:office" xmlns:oel="http://schemas.microsoft.com/office/2019/extlst" xmlns:r="http://schemas.openxmlformats.org/officeDocument/2006/relationships" xmlns:m="http://schemas.openxmlformats.org/officeDocument/2006/math" xmlns:v="urn:schemas-microsoft-com:vml" xmlns:wp14="http://schemas.microsoft.com/office/word/2010/wordprocessingDrawing" xmlns:wp="http://schemas.openxmlformats.org/drawingml/2006/wordprocessingDrawing" xmlns:w10="urn:schemas-microsoft-com:office:word" xmlns:w="http://schemas.openxmlformats.org/wordprocessingml/2006/main" xmlns:w14="http://schemas.microsoft.com/office/word/2010/wordml" xmlns:w15="http://schemas.microsoft.com/office/word/2012/wordml" xmlns:w16cex="http://schemas.microsoft.com/office/word/2018/wordml/cex" xmlns:w16cid="http://schemas.microsoft.com/office/word/2016/wordml/cid" xmlns:w16="http://schemas.microsoft.com/office/word/2018/wordml" xmlns:w16du="http://schemas.microsoft.com/office/word/2023/wordml/word16du" xmlns:w16sdtdh="http://schemas.microsoft.com/office/word/2020/wordml/sdtdatahash" xmlns:w16sdtfl="http://schemas.microsoft.com/office/word/2024/wordml/sdtformatlock" xmlns:w16se="http://schemas.microsoft.com/office/word/2015/wordml/symex" xmlns:wpg="http://schemas.microsoft.com/office/word/2010/wordprocessingGroup" xmlns:wpi="http://schemas.microsoft.com/office/word/2010/wordprocessingInk" xmlns:wne="http://schemas.microsoft.com/office/word/2006/wordml" xmlns:wps="http://schemas.microsoft.com/office/word/2010/wordprocessingShape" mc:Ignorable="w14 w15 w16se w16cid w16 w16cex w16sdtdh w16sdtfl w16du wp14">
   <w:endnote w:type="separator" w:id="-1">
     <w:p>
       <w:r>
@@ -14448,7 +15583,7 @@
 </file>
 
 <file path=word/footer1.xml><?xml version="1.0" encoding="utf-8"?>
-<w:ftr xmlns:wpc="http://schemas.microsoft.com/office/word/2010/wordprocessingCanvas" xmlns:cx="http://schemas.microsoft.com/office/drawing/2014/chartex" xmlns:cx1="http://schemas.microsoft.com/office/drawing/2015/9/8/chartex" xmlns:cx2="http://schemas.microsoft.com/office/drawing/2015/10/21/chartex" xmlns:cx3="http://schemas.microsoft.com/office/drawing/2016/5/9/chartex" xmlns:cx4="http://schemas.microsoft.com/office/drawing/2016/5/10/chartex" xmlns:cx5="http://schemas.microsoft.com/office/drawing/2016/5/11/chartex" xmlns:cx6="http://schemas.microsoft.com/office/drawing/2016/5/12/chartex" xmlns:cx7="http://schemas.microsoft.com/office/drawing/2016/5/13/chartex" xmlns:cx8="http://schemas.microsoft.com/office/drawing/2016/5/14/chartex" xmlns:mc="http://schemas.openxmlformats.org/markup-compatibility/2006" xmlns:aink="http://schemas.microsoft.com/office/drawing/2016/ink" xmlns:am3d="http://schemas.microsoft.com/office/drawing/2017/model3d" xmlns:o="urn:schemas-microsoft-com:office:office" xmlns:oel="http://schemas.microsoft.com/office/2019/extlst" xmlns:r="http://schemas.openxmlformats.org/officeDocument/2006/relationships" xmlns:m="http://schemas.openxmlformats.org/officeDocument/2006/math" xmlns:v="urn:schemas-microsoft-com:vml" xmlns:wp14="http://schemas.microsoft.com/office/word/2010/wordprocessingDrawing" xmlns:wp="http://schemas.openxmlformats.org/drawingml/2006/wordprocessingDrawing" xmlns:w10="urn:schemas-microsoft-com:office:word" xmlns:w="http://schemas.openxmlformats.org/wordprocessingml/2006/main" xmlns:w14="http://schemas.microsoft.com/office/word/2010/wordml" xmlns:w15="http://schemas.microsoft.com/office/word/2012/wordml" xmlns:w16cex="http://schemas.microsoft.com/office/word/2018/wordml/cex" xmlns:w16cid="http://schemas.microsoft.com/office/word/2016/wordml/cid" xmlns:w16="http://schemas.microsoft.com/office/word/2018/wordml" xmlns:w16sdtdh="http://schemas.microsoft.com/office/word/2020/wordml/sdtdatahash" xmlns:w16se="http://schemas.microsoft.com/office/word/2015/wordml/symex" xmlns:wpg="http://schemas.microsoft.com/office/word/2010/wordprocessingGroup" xmlns:wpi="http://schemas.microsoft.com/office/word/2010/wordprocessingInk" xmlns:wne="http://schemas.microsoft.com/office/word/2006/wordml" xmlns:wps="http://schemas.microsoft.com/office/word/2010/wordprocessingShape" mc:Ignorable="w14 w15 w16se w16cid w16 w16cex w16sdtdh wp14">
+<w:ftr xmlns:wpc="http://schemas.microsoft.com/office/word/2010/wordprocessingCanvas" xmlns:cx="http://schemas.microsoft.com/office/drawing/2014/chartex" xmlns:cx1="http://schemas.microsoft.com/office/drawing/2015/9/8/chartex" xmlns:cx2="http://schemas.microsoft.com/office/drawing/2015/10/21/chartex" xmlns:cx3="http://schemas.microsoft.com/office/drawing/2016/5/9/chartex" xmlns:cx4="http://schemas.microsoft.com/office/drawing/2016/5/10/chartex" xmlns:cx5="http://schemas.microsoft.com/office/drawing/2016/5/11/chartex" xmlns:cx6="http://schemas.microsoft.com/office/drawing/2016/5/12/chartex" xmlns:cx7="http://schemas.microsoft.com/office/drawing/2016/5/13/chartex" xmlns:cx8="http://schemas.microsoft.com/office/drawing/2016/5/14/chartex" xmlns:mc="http://schemas.openxmlformats.org/markup-compatibility/2006" xmlns:aink="http://schemas.microsoft.com/office/drawing/2016/ink" xmlns:am3d="http://schemas.microsoft.com/office/drawing/2017/model3d" xmlns:o="urn:schemas-microsoft-com:office:office" xmlns:oel="http://schemas.microsoft.com/office/2019/extlst" xmlns:r="http://schemas.openxmlformats.org/officeDocument/2006/relationships" xmlns:m="http://schemas.openxmlformats.org/officeDocument/2006/math" xmlns:v="urn:schemas-microsoft-com:vml" xmlns:wp14="http://schemas.microsoft.com/office/word/2010/wordprocessingDrawing" xmlns:wp="http://schemas.openxmlformats.org/drawingml/2006/wordprocessingDrawing" xmlns:w10="urn:schemas-microsoft-com:office:word" xmlns:w="http://schemas.openxmlformats.org/wordprocessingml/2006/main" xmlns:w14="http://schemas.microsoft.com/office/word/2010/wordml" xmlns:w15="http://schemas.microsoft.com/office/word/2012/wordml" xmlns:w16cex="http://schemas.microsoft.com/office/word/2018/wordml/cex" xmlns:w16cid="http://schemas.microsoft.com/office/word/2016/wordml/cid" xmlns:w16="http://schemas.microsoft.com/office/word/2018/wordml" xmlns:w16du="http://schemas.microsoft.com/office/word/2023/wordml/word16du" xmlns:w16sdtdh="http://schemas.microsoft.com/office/word/2020/wordml/sdtdatahash" xmlns:w16sdtfl="http://schemas.microsoft.com/office/word/2024/wordml/sdtformatlock" xmlns:w16se="http://schemas.microsoft.com/office/word/2015/wordml/symex" xmlns:wpg="http://schemas.microsoft.com/office/word/2010/wordprocessingGroup" xmlns:wpi="http://schemas.microsoft.com/office/word/2010/wordprocessingInk" xmlns:wne="http://schemas.microsoft.com/office/word/2006/wordml" xmlns:wps="http://schemas.microsoft.com/office/word/2010/wordprocessingShape" mc:Ignorable="w14 w15 w16se w16cid w16 w16cex w16sdtdh w16sdtfl w16du wp14">
   <w:p>
     <w:pPr>
       <w:pBdr>
@@ -14630,7 +15765,7 @@
 </file>
 
 <file path=word/footer2.xml><?xml version="1.0" encoding="utf-8"?>
-<w:ftr xmlns:wpc="http://schemas.microsoft.com/office/word/2010/wordprocessingCanvas" xmlns:cx="http://schemas.microsoft.com/office/drawing/2014/chartex" xmlns:cx1="http://schemas.microsoft.com/office/drawing/2015/9/8/chartex" xmlns:cx2="http://schemas.microsoft.com/office/drawing/2015/10/21/chartex" xmlns:cx3="http://schemas.microsoft.com/office/drawing/2016/5/9/chartex" xmlns:cx4="http://schemas.microsoft.com/office/drawing/2016/5/10/chartex" xmlns:cx5="http://schemas.microsoft.com/office/drawing/2016/5/11/chartex" xmlns:cx6="http://schemas.microsoft.com/office/drawing/2016/5/12/chartex" xmlns:cx7="http://schemas.microsoft.com/office/drawing/2016/5/13/chartex" xmlns:cx8="http://schemas.microsoft.com/office/drawing/2016/5/14/chartex" xmlns:mc="http://schemas.openxmlformats.org/markup-compatibility/2006" xmlns:aink="http://schemas.microsoft.com/office/drawing/2016/ink" xmlns:am3d="http://schemas.microsoft.com/office/drawing/2017/model3d" xmlns:o="urn:schemas-microsoft-com:office:office" xmlns:oel="http://schemas.microsoft.com/office/2019/extlst" xmlns:r="http://schemas.openxmlformats.org/officeDocument/2006/relationships" xmlns:m="http://schemas.openxmlformats.org/officeDocument/2006/math" xmlns:v="urn:schemas-microsoft-com:vml" xmlns:wp14="http://schemas.microsoft.com/office/word/2010/wordprocessingDrawing" xmlns:wp="http://schemas.openxmlformats.org/drawingml/2006/wordprocessingDrawing" xmlns:w10="urn:schemas-microsoft-com:office:word" xmlns:w="http://schemas.openxmlformats.org/wordprocessingml/2006/main" xmlns:w14="http://schemas.microsoft.com/office/word/2010/wordml" xmlns:w15="http://schemas.microsoft.com/office/word/2012/wordml" xmlns:w16cex="http://schemas.microsoft.com/office/word/2018/wordml/cex" xmlns:w16cid="http://schemas.microsoft.com/office/word/2016/wordml/cid" xmlns:w16="http://schemas.microsoft.com/office/word/2018/wordml" xmlns:w16sdtdh="http://schemas.microsoft.com/office/word/2020/wordml/sdtdatahash" xmlns:w16se="http://schemas.microsoft.com/office/word/2015/wordml/symex" xmlns:wpg="http://schemas.microsoft.com/office/word/2010/wordprocessingGroup" xmlns:wpi="http://schemas.microsoft.com/office/word/2010/wordprocessingInk" xmlns:wne="http://schemas.microsoft.com/office/word/2006/wordml" xmlns:wps="http://schemas.microsoft.com/office/word/2010/wordprocessingShape" mc:Ignorable="w14 w15 w16se w16cid w16 w16cex w16sdtdh wp14">
+<w:ftr xmlns:wpc="http://schemas.microsoft.com/office/word/2010/wordprocessingCanvas" xmlns:cx="http://schemas.microsoft.com/office/drawing/2014/chartex" xmlns:cx1="http://schemas.microsoft.com/office/drawing/2015/9/8/chartex" xmlns:cx2="http://schemas.microsoft.com/office/drawing/2015/10/21/chartex" xmlns:cx3="http://schemas.microsoft.com/office/drawing/2016/5/9/chartex" xmlns:cx4="http://schemas.microsoft.com/office/drawing/2016/5/10/chartex" xmlns:cx5="http://schemas.microsoft.com/office/drawing/2016/5/11/chartex" xmlns:cx6="http://schemas.microsoft.com/office/drawing/2016/5/12/chartex" xmlns:cx7="http://schemas.microsoft.com/office/drawing/2016/5/13/chartex" xmlns:cx8="http://schemas.microsoft.com/office/drawing/2016/5/14/chartex" xmlns:mc="http://schemas.openxmlformats.org/markup-compatibility/2006" xmlns:aink="http://schemas.microsoft.com/office/drawing/2016/ink" xmlns:am3d="http://schemas.microsoft.com/office/drawing/2017/model3d" xmlns:o="urn:schemas-microsoft-com:office:office" xmlns:oel="http://schemas.microsoft.com/office/2019/extlst" xmlns:r="http://schemas.openxmlformats.org/officeDocument/2006/relationships" xmlns:m="http://schemas.openxmlformats.org/officeDocument/2006/math" xmlns:v="urn:schemas-microsoft-com:vml" xmlns:wp14="http://schemas.microsoft.com/office/word/2010/wordprocessingDrawing" xmlns:wp="http://schemas.openxmlformats.org/drawingml/2006/wordprocessingDrawing" xmlns:w10="urn:schemas-microsoft-com:office:word" xmlns:w="http://schemas.openxmlformats.org/wordprocessingml/2006/main" xmlns:w14="http://schemas.microsoft.com/office/word/2010/wordml" xmlns:w15="http://schemas.microsoft.com/office/word/2012/wordml" xmlns:w16cex="http://schemas.microsoft.com/office/word/2018/wordml/cex" xmlns:w16cid="http://schemas.microsoft.com/office/word/2016/wordml/cid" xmlns:w16="http://schemas.microsoft.com/office/word/2018/wordml" xmlns:w16du="http://schemas.microsoft.com/office/word/2023/wordml/word16du" xmlns:w16sdtdh="http://schemas.microsoft.com/office/word/2020/wordml/sdtdatahash" xmlns:w16sdtfl="http://schemas.microsoft.com/office/word/2024/wordml/sdtformatlock" xmlns:w16se="http://schemas.microsoft.com/office/word/2015/wordml/symex" xmlns:wpg="http://schemas.microsoft.com/office/word/2010/wordprocessingGroup" xmlns:wpi="http://schemas.microsoft.com/office/word/2010/wordprocessingInk" xmlns:wne="http://schemas.microsoft.com/office/word/2006/wordml" xmlns:wps="http://schemas.microsoft.com/office/word/2010/wordprocessingShape" mc:Ignorable="w14 w15 w16se w16cid w16 w16cex w16sdtdh w16sdtfl w16du wp14">
   <w:p>
     <w:pPr>
       <w:pBdr>
@@ -14826,7 +15961,7 @@
 </file>
 
 <file path=word/footnotes.xml><?xml version="1.0" encoding="utf-8"?>
-<w:footnotes xmlns:wpc="http://schemas.microsoft.com/office/word/2010/wordprocessingCanvas" xmlns:cx="http://schemas.microsoft.com/office/drawing/2014/chartex" xmlns:cx1="http://schemas.microsoft.com/office/drawing/2015/9/8/chartex" xmlns:cx2="http://schemas.microsoft.com/office/drawing/2015/10/21/chartex" xmlns:cx3="http://schemas.microsoft.com/office/drawing/2016/5/9/chartex" xmlns:cx4="http://schemas.microsoft.com/office/drawing/2016/5/10/chartex" xmlns:cx5="http://schemas.microsoft.com/office/drawing/2016/5/11/chartex" xmlns:cx6="http://schemas.microsoft.com/office/drawing/2016/5/12/chartex" xmlns:cx7="http://schemas.microsoft.com/office/drawing/2016/5/13/chartex" xmlns:cx8="http://schemas.microsoft.com/office/drawing/2016/5/14/chartex" xmlns:mc="http://schemas.openxmlformats.org/markup-compatibility/2006" xmlns:aink="http://schemas.microsoft.com/office/drawing/2016/ink" xmlns:am3d="http://schemas.microsoft.com/office/drawing/2017/model3d" xmlns:o="urn:schemas-microsoft-com:office:office" xmlns:oel="http://schemas.microsoft.com/office/2019/extlst" xmlns:r="http://schemas.openxmlformats.org/officeDocument/2006/relationships" xmlns:m="http://schemas.openxmlformats.org/officeDocument/2006/math" xmlns:v="urn:schemas-microsoft-com:vml" xmlns:wp14="http://schemas.microsoft.com/office/word/2010/wordprocessingDrawing" xmlns:wp="http://schemas.openxmlformats.org/drawingml/2006/wordprocessingDrawing" xmlns:w10="urn:schemas-microsoft-com:office:word" xmlns:w="http://schemas.openxmlformats.org/wordprocessingml/2006/main" xmlns:w14="http://schemas.microsoft.com/office/word/2010/wordml" xmlns:w15="http://schemas.microsoft.com/office/word/2012/wordml" xmlns:w16cex="http://schemas.microsoft.com/office/word/2018/wordml/cex" xmlns:w16cid="http://schemas.microsoft.com/office/word/2016/wordml/cid" xmlns:w16="http://schemas.microsoft.com/office/word/2018/wordml" xmlns:w16sdtdh="http://schemas.microsoft.com/office/word/2020/wordml/sdtdatahash" xmlns:w16se="http://schemas.microsoft.com/office/word/2015/wordml/symex" xmlns:wpg="http://schemas.microsoft.com/office/word/2010/wordprocessingGroup" xmlns:wpi="http://schemas.microsoft.com/office/word/2010/wordprocessingInk" xmlns:wne="http://schemas.microsoft.com/office/word/2006/wordml" xmlns:wps="http://schemas.microsoft.com/office/word/2010/wordprocessingShape" mc:Ignorable="w14 w15 w16se w16cid w16 w16cex w16sdtdh wp14">
+<w:footnotes xmlns:wpc="http://schemas.microsoft.com/office/word/2010/wordprocessingCanvas" xmlns:cx="http://schemas.microsoft.com/office/drawing/2014/chartex" xmlns:cx1="http://schemas.microsoft.com/office/drawing/2015/9/8/chartex" xmlns:cx2="http://schemas.microsoft.com/office/drawing/2015/10/21/chartex" xmlns:cx3="http://schemas.microsoft.com/office/drawing/2016/5/9/chartex" xmlns:cx4="http://schemas.microsoft.com/office/drawing/2016/5/10/chartex" xmlns:cx5="http://schemas.microsoft.com/office/drawing/2016/5/11/chartex" xmlns:cx6="http://schemas.microsoft.com/office/drawing/2016/5/12/chartex" xmlns:cx7="http://schemas.microsoft.com/office/drawing/2016/5/13/chartex" xmlns:cx8="http://schemas.microsoft.com/office/drawing/2016/5/14/chartex" xmlns:mc="http://schemas.openxmlformats.org/markup-compatibility/2006" xmlns:aink="http://schemas.microsoft.com/office/drawing/2016/ink" xmlns:am3d="http://schemas.microsoft.com/office/drawing/2017/model3d" xmlns:o="urn:schemas-microsoft-com:office:office" xmlns:oel="http://schemas.microsoft.com/office/2019/extlst" xmlns:r="http://schemas.openxmlformats.org/officeDocument/2006/relationships" xmlns:m="http://schemas.openxmlformats.org/officeDocument/2006/math" xmlns:v="urn:schemas-microsoft-com:vml" xmlns:wp14="http://schemas.microsoft.com/office/word/2010/wordprocessingDrawing" xmlns:wp="http://schemas.openxmlformats.org/drawingml/2006/wordprocessingDrawing" xmlns:w10="urn:schemas-microsoft-com:office:word" xmlns:w="http://schemas.openxmlformats.org/wordprocessingml/2006/main" xmlns:w14="http://schemas.microsoft.com/office/word/2010/wordml" xmlns:w15="http://schemas.microsoft.com/office/word/2012/wordml" xmlns:w16cex="http://schemas.microsoft.com/office/word/2018/wordml/cex" xmlns:w16cid="http://schemas.microsoft.com/office/word/2016/wordml/cid" xmlns:w16="http://schemas.microsoft.com/office/word/2018/wordml" xmlns:w16du="http://schemas.microsoft.com/office/word/2023/wordml/word16du" xmlns:w16sdtdh="http://schemas.microsoft.com/office/word/2020/wordml/sdtdatahash" xmlns:w16sdtfl="http://schemas.microsoft.com/office/word/2024/wordml/sdtformatlock" xmlns:w16se="http://schemas.microsoft.com/office/word/2015/wordml/symex" xmlns:wpg="http://schemas.microsoft.com/office/word/2010/wordprocessingGroup" xmlns:wpi="http://schemas.microsoft.com/office/word/2010/wordprocessingInk" xmlns:wne="http://schemas.microsoft.com/office/word/2006/wordml" xmlns:wps="http://schemas.microsoft.com/office/word/2010/wordprocessingShape" mc:Ignorable="w14 w15 w16se w16cid w16 w16cex w16sdtdh w16sdtfl w16du wp14">
   <w:footnote w:type="separator" w:id="-1">
     <w:p>
       <w:r>
@@ -14845,7 +15980,7 @@
 </file>
 
 <file path=word/header1.xml><?xml version="1.0" encoding="utf-8"?>
-<w:hdr xmlns:wpc="http://schemas.microsoft.com/office/word/2010/wordprocessingCanvas" xmlns:cx="http://schemas.microsoft.com/office/drawing/2014/chartex" xmlns:cx1="http://schemas.microsoft.com/office/drawing/2015/9/8/chartex" xmlns:cx2="http://schemas.microsoft.com/office/drawing/2015/10/21/chartex" xmlns:cx3="http://schemas.microsoft.com/office/drawing/2016/5/9/chartex" xmlns:cx4="http://schemas.microsoft.com/office/drawing/2016/5/10/chartex" xmlns:cx5="http://schemas.microsoft.com/office/drawing/2016/5/11/chartex" xmlns:cx6="http://schemas.microsoft.com/office/drawing/2016/5/12/chartex" xmlns:cx7="http://schemas.microsoft.com/office/drawing/2016/5/13/chartex" xmlns:cx8="http://schemas.microsoft.com/office/drawing/2016/5/14/chartex" xmlns:mc="http://schemas.openxmlformats.org/markup-compatibility/2006" xmlns:aink="http://schemas.microsoft.com/office/drawing/2016/ink" xmlns:am3d="http://schemas.microsoft.com/office/drawing/2017/model3d" xmlns:o="urn:schemas-microsoft-com:office:office" xmlns:oel="http://schemas.microsoft.com/office/2019/extlst" xmlns:r="http://schemas.openxmlformats.org/officeDocument/2006/relationships" xmlns:m="http://schemas.openxmlformats.org/officeDocument/2006/math" xmlns:v="urn:schemas-microsoft-com:vml" xmlns:wp14="http://schemas.microsoft.com/office/word/2010/wordprocessingDrawing" xmlns:wp="http://schemas.openxmlformats.org/drawingml/2006/wordprocessingDrawing" xmlns:w10="urn:schemas-microsoft-com:office:word" xmlns:w="http://schemas.openxmlformats.org/wordprocessingml/2006/main" xmlns:w14="http://schemas.microsoft.com/office/word/2010/wordml" xmlns:w15="http://schemas.microsoft.com/office/word/2012/wordml" xmlns:w16cex="http://schemas.microsoft.com/office/word/2018/wordml/cex" xmlns:w16cid="http://schemas.microsoft.com/office/word/2016/wordml/cid" xmlns:w16="http://schemas.microsoft.com/office/word/2018/wordml" xmlns:w16sdtdh="http://schemas.microsoft.com/office/word/2020/wordml/sdtdatahash" xmlns:w16se="http://schemas.microsoft.com/office/word/2015/wordml/symex" xmlns:wpg="http://schemas.microsoft.com/office/word/2010/wordprocessingGroup" xmlns:wpi="http://schemas.microsoft.com/office/word/2010/wordprocessingInk" xmlns:wne="http://schemas.microsoft.com/office/word/2006/wordml" xmlns:wps="http://schemas.microsoft.com/office/word/2010/wordprocessingShape" mc:Ignorable="w14 w15 w16se w16cid w16 w16cex w16sdtdh wp14">
+<w:hdr xmlns:wpc="http://schemas.microsoft.com/office/word/2010/wordprocessingCanvas" xmlns:cx="http://schemas.microsoft.com/office/drawing/2014/chartex" xmlns:cx1="http://schemas.microsoft.com/office/drawing/2015/9/8/chartex" xmlns:cx2="http://schemas.microsoft.com/office/drawing/2015/10/21/chartex" xmlns:cx3="http://schemas.microsoft.com/office/drawing/2016/5/9/chartex" xmlns:cx4="http://schemas.microsoft.com/office/drawing/2016/5/10/chartex" xmlns:cx5="http://schemas.microsoft.com/office/drawing/2016/5/11/chartex" xmlns:cx6="http://schemas.microsoft.com/office/drawing/2016/5/12/chartex" xmlns:cx7="http://schemas.microsoft.com/office/drawing/2016/5/13/chartex" xmlns:cx8="http://schemas.microsoft.com/office/drawing/2016/5/14/chartex" xmlns:mc="http://schemas.openxmlformats.org/markup-compatibility/2006" xmlns:aink="http://schemas.microsoft.com/office/drawing/2016/ink" xmlns:am3d="http://schemas.microsoft.com/office/drawing/2017/model3d" xmlns:o="urn:schemas-microsoft-com:office:office" xmlns:oel="http://schemas.microsoft.com/office/2019/extlst" xmlns:r="http://schemas.openxmlformats.org/officeDocument/2006/relationships" xmlns:m="http://schemas.openxmlformats.org/officeDocument/2006/math" xmlns:v="urn:schemas-microsoft-com:vml" xmlns:wp14="http://schemas.microsoft.com/office/word/2010/wordprocessingDrawing" xmlns:wp="http://schemas.openxmlformats.org/drawingml/2006/wordprocessingDrawing" xmlns:w10="urn:schemas-microsoft-com:office:word" xmlns:w="http://schemas.openxmlformats.org/wordprocessingml/2006/main" xmlns:w14="http://schemas.microsoft.com/office/word/2010/wordml" xmlns:w15="http://schemas.microsoft.com/office/word/2012/wordml" xmlns:w16cex="http://schemas.microsoft.com/office/word/2018/wordml/cex" xmlns:w16cid="http://schemas.microsoft.com/office/word/2016/wordml/cid" xmlns:w16="http://schemas.microsoft.com/office/word/2018/wordml" xmlns:w16du="http://schemas.microsoft.com/office/word/2023/wordml/word16du" xmlns:w16sdtdh="http://schemas.microsoft.com/office/word/2020/wordml/sdtdatahash" xmlns:w16sdtfl="http://schemas.microsoft.com/office/word/2024/wordml/sdtformatlock" xmlns:w16se="http://schemas.microsoft.com/office/word/2015/wordml/symex" xmlns:wpg="http://schemas.microsoft.com/office/word/2010/wordprocessingGroup" xmlns:wpi="http://schemas.microsoft.com/office/word/2010/wordprocessingInk" xmlns:wne="http://schemas.microsoft.com/office/word/2006/wordml" xmlns:wps="http://schemas.microsoft.com/office/word/2010/wordprocessingShape" mc:Ignorable="w14 w15 w16se w16cid w16 w16cex w16sdtdh w16sdtfl w16du wp14">
   <w:p>
     <w:pPr>
       <w:pStyle w:val="Header"/>
@@ -14866,7 +16001,7 @@
 </file>
 
 <file path=word/header2.xml><?xml version="1.0" encoding="utf-8"?>
-<w:hdr xmlns:wpc="http://schemas.microsoft.com/office/word/2010/wordprocessingCanvas" xmlns:cx="http://schemas.microsoft.com/office/drawing/2014/chartex" xmlns:cx1="http://schemas.microsoft.com/office/drawing/2015/9/8/chartex" xmlns:cx2="http://schemas.microsoft.com/office/drawing/2015/10/21/chartex" xmlns:cx3="http://schemas.microsoft.com/office/drawing/2016/5/9/chartex" xmlns:cx4="http://schemas.microsoft.com/office/drawing/2016/5/10/chartex" xmlns:cx5="http://schemas.microsoft.com/office/drawing/2016/5/11/chartex" xmlns:cx6="http://schemas.microsoft.com/office/drawing/2016/5/12/chartex" xmlns:cx7="http://schemas.microsoft.com/office/drawing/2016/5/13/chartex" xmlns:cx8="http://schemas.microsoft.com/office/drawing/2016/5/14/chartex" xmlns:mc="http://schemas.openxmlformats.org/markup-compatibility/2006" xmlns:aink="http://schemas.microsoft.com/office/drawing/2016/ink" xmlns:am3d="http://schemas.microsoft.com/office/drawing/2017/model3d" xmlns:o="urn:schemas-microsoft-com:office:office" xmlns:oel="http://schemas.microsoft.com/office/2019/extlst" xmlns:r="http://schemas.openxmlformats.org/officeDocument/2006/relationships" xmlns:m="http://schemas.openxmlformats.org/officeDocument/2006/math" xmlns:v="urn:schemas-microsoft-com:vml" xmlns:wp14="http://schemas.microsoft.com/office/word/2010/wordprocessingDrawing" xmlns:wp="http://schemas.openxmlformats.org/drawingml/2006/wordprocessingDrawing" xmlns:w10="urn:schemas-microsoft-com:office:word" xmlns:w="http://schemas.openxmlformats.org/wordprocessingml/2006/main" xmlns:w14="http://schemas.microsoft.com/office/word/2010/wordml" xmlns:w15="http://schemas.microsoft.com/office/word/2012/wordml" xmlns:w16cex="http://schemas.microsoft.com/office/word/2018/wordml/cex" xmlns:w16cid="http://schemas.microsoft.com/office/word/2016/wordml/cid" xmlns:w16="http://schemas.microsoft.com/office/word/2018/wordml" xmlns:w16sdtdh="http://schemas.microsoft.com/office/word/2020/wordml/sdtdatahash" xmlns:w16se="http://schemas.microsoft.com/office/word/2015/wordml/symex" xmlns:wpg="http://schemas.microsoft.com/office/word/2010/wordprocessingGroup" xmlns:wpi="http://schemas.microsoft.com/office/word/2010/wordprocessingInk" xmlns:wne="http://schemas.microsoft.com/office/word/2006/wordml" xmlns:wps="http://schemas.microsoft.com/office/word/2010/wordprocessingShape" mc:Ignorable="w14 w15 w16se w16cid w16 w16cex w16sdtdh wp14">
+<w:hdr xmlns:wpc="http://schemas.microsoft.com/office/word/2010/wordprocessingCanvas" xmlns:cx="http://schemas.microsoft.com/office/drawing/2014/chartex" xmlns:cx1="http://schemas.microsoft.com/office/drawing/2015/9/8/chartex" xmlns:cx2="http://schemas.microsoft.com/office/drawing/2015/10/21/chartex" xmlns:cx3="http://schemas.microsoft.com/office/drawing/2016/5/9/chartex" xmlns:cx4="http://schemas.microsoft.com/office/drawing/2016/5/10/chartex" xmlns:cx5="http://schemas.microsoft.com/office/drawing/2016/5/11/chartex" xmlns:cx6="http://schemas.microsoft.com/office/drawing/2016/5/12/chartex" xmlns:cx7="http://schemas.microsoft.com/office/drawing/2016/5/13/chartex" xmlns:cx8="http://schemas.microsoft.com/office/drawing/2016/5/14/chartex" xmlns:mc="http://schemas.openxmlformats.org/markup-compatibility/2006" xmlns:aink="http://schemas.microsoft.com/office/drawing/2016/ink" xmlns:am3d="http://schemas.microsoft.com/office/drawing/2017/model3d" xmlns:o="urn:schemas-microsoft-com:office:office" xmlns:oel="http://schemas.microsoft.com/office/2019/extlst" xmlns:r="http://schemas.openxmlformats.org/officeDocument/2006/relationships" xmlns:m="http://schemas.openxmlformats.org/officeDocument/2006/math" xmlns:v="urn:schemas-microsoft-com:vml" xmlns:wp14="http://schemas.microsoft.com/office/word/2010/wordprocessingDrawing" xmlns:wp="http://schemas.openxmlformats.org/drawingml/2006/wordprocessingDrawing" xmlns:w10="urn:schemas-microsoft-com:office:word" xmlns:w="http://schemas.openxmlformats.org/wordprocessingml/2006/main" xmlns:w14="http://schemas.microsoft.com/office/word/2010/wordml" xmlns:w15="http://schemas.microsoft.com/office/word/2012/wordml" xmlns:w16cex="http://schemas.microsoft.com/office/word/2018/wordml/cex" xmlns:w16cid="http://schemas.microsoft.com/office/word/2016/wordml/cid" xmlns:w16="http://schemas.microsoft.com/office/word/2018/wordml" xmlns:w16du="http://schemas.microsoft.com/office/word/2023/wordml/word16du" xmlns:w16sdtdh="http://schemas.microsoft.com/office/word/2020/wordml/sdtdatahash" xmlns:w16sdtfl="http://schemas.microsoft.com/office/word/2024/wordml/sdtformatlock" xmlns:w16se="http://schemas.microsoft.com/office/word/2015/wordml/symex" xmlns:wpg="http://schemas.microsoft.com/office/word/2010/wordprocessingGroup" xmlns:wpi="http://schemas.microsoft.com/office/word/2010/wordprocessingInk" xmlns:wne="http://schemas.microsoft.com/office/word/2006/wordml" xmlns:wps="http://schemas.microsoft.com/office/word/2010/wordprocessingShape" mc:Ignorable="w14 w15 w16se w16cid w16 w16cex w16sdtdh w16sdtfl w16du wp14">
   <w:p>
     <w:pPr>
       <w:pStyle w:val="Header"/>
@@ -14879,7 +16014,7 @@
 </file>
 
 <file path=word/styles.xml><?xml version="1.0" encoding="utf-8"?>
-<w:styles xmlns:mc="http://schemas.openxmlformats.org/markup-compatibility/2006" xmlns:r="http://schemas.openxmlformats.org/officeDocument/2006/relationships" xmlns:w="http://schemas.openxmlformats.org/wordprocessingml/2006/main" xmlns:w14="http://schemas.microsoft.com/office/word/2010/wordml" xmlns:w15="http://schemas.microsoft.com/office/word/2012/wordml" xmlns:w16cex="http://schemas.microsoft.com/office/word/2018/wordml/cex" xmlns:w16cid="http://schemas.microsoft.com/office/word/2016/wordml/cid" xmlns:w16="http://schemas.microsoft.com/office/word/2018/wordml" xmlns:w16sdtdh="http://schemas.microsoft.com/office/word/2020/wordml/sdtdatahash" xmlns:w16se="http://schemas.microsoft.com/office/word/2015/wordml/symex" mc:Ignorable="w14 w15 w16se w16cid w16 w16cex w16sdtdh">
+<w:styles xmlns:mc="http://schemas.openxmlformats.org/markup-compatibility/2006" xmlns:r="http://schemas.openxmlformats.org/officeDocument/2006/relationships" xmlns:w="http://schemas.openxmlformats.org/wordprocessingml/2006/main" xmlns:w14="http://schemas.microsoft.com/office/word/2010/wordml" xmlns:w15="http://schemas.microsoft.com/office/word/2012/wordml" xmlns:w16cex="http://schemas.microsoft.com/office/word/2018/wordml/cex" xmlns:w16cid="http://schemas.microsoft.com/office/word/2016/wordml/cid" xmlns:w16="http://schemas.microsoft.com/office/word/2018/wordml" xmlns:w16du="http://schemas.microsoft.com/office/word/2023/wordml/word16du" xmlns:w16sdtdh="http://schemas.microsoft.com/office/word/2020/wordml/sdtdatahash" xmlns:w16sdtfl="http://schemas.microsoft.com/office/word/2024/wordml/sdtformatlock" xmlns:w16se="http://schemas.microsoft.com/office/word/2015/wordml/symex" mc:Ignorable="w14 w15 w16se w16cid w16 w16cex w16sdtdh w16sdtfl w16du">
   <w:docDefaults>
     <w:rPrDefault>
       <w:rPr>

--- a/TS Jatai Ghanam Project/TS 1.1/TS 1.1 Jatai Sanskrit Corrections.docx
+++ b/TS Jatai Ghanam Project/TS 1.1/TS 1.1 Jatai Sanskrit Corrections.docx
@@ -69,10 +69,9 @@
           <w:bCs/>
           <w:sz w:val="32"/>
           <w:szCs w:val="32"/>
-          <w:highlight w:val="red"/>
           <w:u w:val="single"/>
         </w:rPr>
-        <w:t>????</w:t>
+        <w:t>30th June 2026</w:t>
       </w:r>
     </w:p>
     <w:p>
@@ -192,6 +191,533 @@
       </w:tblGrid>
       <w:tr>
         <w:trPr>
+          <w:trHeight w:val="1182"/>
+        </w:trPr>
+        <w:tc>
+          <w:tcPr>
+            <w:tcW w:w="6408" w:type="dxa"/>
+          </w:tcPr>
+          <w:p>
+            <w:pPr>
+              <w:widowControl w:val="0"/>
+              <w:autoSpaceDE w:val="0"/>
+              <w:autoSpaceDN w:val="0"/>
+              <w:adjustRightInd w:val="0"/>
+              <w:rPr>
+                <w:rFonts w:ascii="BRH Devanagari Extra" w:hAnsi="BRH Devanagari Extra" w:cs="BRH Devanagari Extra"/>
+                <w:color w:val="000000"/>
+                <w:sz w:val="32"/>
+                <w:szCs w:val="40"/>
+              </w:rPr>
+            </w:pPr>
+            <w:r>
+              <w:rPr>
+                <w:rFonts w:cs="BRH Devanagari Extra"/>
+                <w:color w:val="000000"/>
+                <w:szCs w:val="40"/>
+              </w:rPr>
+              <w:t>57</w:t>
+            </w:r>
+            <w:r>
+              <w:rPr>
+                <w:rFonts w:ascii="BRH Devanagari Extra" w:hAnsi="BRH Devanagari Extra" w:cs="BRH Devanagari Extra"/>
+                <w:color w:val="000000"/>
+                <w:sz w:val="32"/>
+                <w:szCs w:val="40"/>
+              </w:rPr>
+              <w:t>)</w:t>
+            </w:r>
+            <w:r>
+              <w:rPr>
+                <w:rFonts w:ascii="BRH Devanagari Extra" w:hAnsi="BRH Devanagari Extra" w:cs="BRH Devanagari Extra"/>
+                <w:color w:val="000000"/>
+                <w:sz w:val="32"/>
+                <w:szCs w:val="40"/>
+              </w:rPr>
+              <w:tab/>
+            </w:r>
+            <w:r>
+              <w:rPr>
+                <w:rFonts w:cs="BRH Devanagari Extra"/>
+                <w:color w:val="000000"/>
+                <w:szCs w:val="40"/>
+              </w:rPr>
+              <w:t>1</w:t>
+            </w:r>
+            <w:r>
+              <w:rPr>
+                <w:rFonts w:ascii="BRH Devanagari Extra" w:hAnsi="BRH Devanagari Extra" w:cs="BRH Devanagari Extra"/>
+                <w:color w:val="000000"/>
+                <w:sz w:val="32"/>
+                <w:szCs w:val="40"/>
+              </w:rPr>
+              <w:t>.</w:t>
+            </w:r>
+            <w:r>
+              <w:rPr>
+                <w:rFonts w:cs="BRH Devanagari Extra"/>
+                <w:color w:val="000000"/>
+                <w:szCs w:val="40"/>
+              </w:rPr>
+              <w:t>1</w:t>
+            </w:r>
+            <w:r>
+              <w:rPr>
+                <w:rFonts w:ascii="BRH Devanagari Extra" w:hAnsi="BRH Devanagari Extra" w:cs="BRH Devanagari Extra"/>
+                <w:color w:val="000000"/>
+                <w:sz w:val="32"/>
+                <w:szCs w:val="40"/>
+              </w:rPr>
+              <w:t>.</w:t>
+            </w:r>
+            <w:r>
+              <w:rPr>
+                <w:rFonts w:cs="BRH Devanagari Extra"/>
+                <w:color w:val="000000"/>
+                <w:szCs w:val="40"/>
+              </w:rPr>
+              <w:t>6</w:t>
+            </w:r>
+            <w:r>
+              <w:rPr>
+                <w:rFonts w:ascii="BRH Devanagari Extra" w:hAnsi="BRH Devanagari Extra" w:cs="BRH Devanagari Extra"/>
+                <w:color w:val="000000"/>
+                <w:sz w:val="32"/>
+                <w:szCs w:val="40"/>
+              </w:rPr>
+              <w:t>.</w:t>
+            </w:r>
+            <w:r>
+              <w:rPr>
+                <w:rFonts w:cs="BRH Devanagari Extra"/>
+                <w:color w:val="000000"/>
+                <w:szCs w:val="40"/>
+              </w:rPr>
+              <w:t>1</w:t>
+            </w:r>
+            <w:r>
+              <w:rPr>
+                <w:rFonts w:ascii="BRH Devanagari Extra" w:hAnsi="BRH Devanagari Extra" w:cs="BRH Devanagari Extra"/>
+                <w:color w:val="000000"/>
+                <w:sz w:val="32"/>
+                <w:szCs w:val="40"/>
+              </w:rPr>
+              <w:t>(</w:t>
+            </w:r>
+            <w:r>
+              <w:rPr>
+                <w:rFonts w:cs="BRH Devanagari Extra"/>
+                <w:color w:val="000000"/>
+                <w:szCs w:val="40"/>
+              </w:rPr>
+              <w:t>51</w:t>
+            </w:r>
+            <w:r>
+              <w:rPr>
+                <w:rFonts w:ascii="BRH Devanagari Extra" w:hAnsi="BRH Devanagari Extra" w:cs="BRH Devanagari Extra"/>
+                <w:color w:val="000000"/>
+                <w:sz w:val="32"/>
+                <w:szCs w:val="40"/>
+              </w:rPr>
+              <w:t>)- A</w:t>
+            </w:r>
+            <w:r>
+              <w:rPr>
+                <w:rFonts w:ascii="BRH Malayalam Extra" w:hAnsi="BRH Malayalam Extra" w:cs="BRH Devanagari Extra"/>
+                <w:color w:val="000000"/>
+                <w:szCs w:val="40"/>
+              </w:rPr>
+              <w:t>–</w:t>
+            </w:r>
+            <w:r>
+              <w:rPr>
+                <w:rFonts w:ascii="BRH Devanagari Extra" w:hAnsi="BRH Devanagari Extra" w:cs="BRH Devanagari Extra"/>
+                <w:color w:val="000000"/>
+                <w:sz w:val="32"/>
+                <w:szCs w:val="40"/>
+              </w:rPr>
+              <w:t>mÉÉ</w:t>
+            </w:r>
+            <w:r>
+              <w:rPr>
+                <w:rFonts w:ascii="BRH Malayalam Extra" w:hAnsi="BRH Malayalam Extra" w:cs="BRH Devanagari Extra"/>
+                <w:color w:val="000000"/>
+                <w:szCs w:val="40"/>
+              </w:rPr>
+              <w:t>–</w:t>
+            </w:r>
+            <w:r>
+              <w:rPr>
+                <w:rFonts w:ascii="BRH Devanagari Extra" w:hAnsi="BRH Devanagari Extra" w:cs="BRH Devanagari Extra"/>
+                <w:color w:val="000000"/>
+                <w:sz w:val="32"/>
+                <w:szCs w:val="40"/>
+              </w:rPr>
+              <w:t>lÉÉrÉþ |</w:t>
+            </w:r>
+          </w:p>
+          <w:p>
+            <w:pPr>
+              <w:widowControl w:val="0"/>
+              <w:autoSpaceDE w:val="0"/>
+              <w:autoSpaceDN w:val="0"/>
+              <w:adjustRightInd w:val="0"/>
+              <w:rPr>
+                <w:rFonts w:cs="BRH Malayalam Extra"/>
+                <w:color w:val="000000"/>
+                <w:szCs w:val="40"/>
+              </w:rPr>
+            </w:pPr>
+            <w:r>
+              <w:rPr>
+                <w:rFonts w:ascii="BRH Devanagari Extra" w:hAnsi="BRH Devanagari Extra" w:cs="BRH Devanagari Extra"/>
+                <w:color w:val="000000"/>
+                <w:sz w:val="32"/>
+                <w:szCs w:val="40"/>
+              </w:rPr>
+              <w:t>A</w:t>
+            </w:r>
+            <w:r>
+              <w:rPr>
+                <w:rFonts w:ascii="BRH Malayalam Extra" w:hAnsi="BRH Malayalam Extra" w:cs="BRH Devanagari Extra"/>
+                <w:color w:val="000000"/>
+                <w:szCs w:val="40"/>
+              </w:rPr>
+              <w:t>–</w:t>
+            </w:r>
+            <w:r>
+              <w:rPr>
+                <w:rFonts w:ascii="BRH Devanagari Extra" w:hAnsi="BRH Devanagari Extra" w:cs="BRH Devanagari Extra"/>
+                <w:color w:val="000000"/>
+                <w:sz w:val="32"/>
+                <w:szCs w:val="40"/>
+              </w:rPr>
+              <w:t>mÉÉ</w:t>
+            </w:r>
+            <w:r>
+              <w:rPr>
+                <w:rFonts w:ascii="BRH Malayalam Extra" w:hAnsi="BRH Malayalam Extra" w:cs="BRH Devanagari Extra"/>
+                <w:color w:val="000000"/>
+                <w:szCs w:val="40"/>
+              </w:rPr>
+              <w:t>–</w:t>
+            </w:r>
+            <w:r>
+              <w:rPr>
+                <w:rFonts w:ascii="BRH Devanagari Extra" w:hAnsi="BRH Devanagari Extra" w:cs="BRH Devanagari Extra"/>
+                <w:color w:val="000000"/>
+                <w:sz w:val="32"/>
+                <w:szCs w:val="40"/>
+              </w:rPr>
+              <w:t>lÉÉ</w:t>
+            </w:r>
+            <w:r>
+              <w:rPr>
+                <w:rFonts w:ascii="BRH Devanagari Extra" w:hAnsi="BRH Devanagari Extra" w:cs="BRH Devanagari Extra"/>
+                <w:color w:val="000000"/>
+                <w:sz w:val="32"/>
+                <w:szCs w:val="40"/>
+                <w:highlight w:val="yellow"/>
+              </w:rPr>
+              <w:t>irÉåþ</w:t>
+            </w:r>
+            <w:r>
+              <w:rPr>
+                <w:rFonts w:ascii="BRH Devanagari Extra" w:hAnsi="BRH Devanagari Extra" w:cs="BRH Devanagari Extra"/>
+                <w:color w:val="000000"/>
+                <w:sz w:val="32"/>
+                <w:szCs w:val="40"/>
+              </w:rPr>
+              <w:t>mÉ - A</w:t>
+            </w:r>
+            <w:r>
+              <w:rPr>
+                <w:rFonts w:ascii="BRH Malayalam Extra" w:hAnsi="BRH Malayalam Extra" w:cs="BRH Devanagari Extra"/>
+                <w:color w:val="000000"/>
+                <w:szCs w:val="40"/>
+              </w:rPr>
+              <w:t>–</w:t>
+            </w:r>
+            <w:r>
+              <w:rPr>
+                <w:rFonts w:ascii="BRH Devanagari Extra" w:hAnsi="BRH Devanagari Extra" w:cs="BRH Devanagari Extra"/>
+                <w:color w:val="000000"/>
+                <w:sz w:val="32"/>
+                <w:szCs w:val="40"/>
+              </w:rPr>
+              <w:t xml:space="preserve">lÉÉrÉþ | </w:t>
+            </w:r>
+          </w:p>
+        </w:tc>
+        <w:tc>
+          <w:tcPr>
+            <w:tcW w:w="7513" w:type="dxa"/>
+          </w:tcPr>
+          <w:p>
+            <w:pPr>
+              <w:widowControl w:val="0"/>
+              <w:autoSpaceDE w:val="0"/>
+              <w:autoSpaceDN w:val="0"/>
+              <w:adjustRightInd w:val="0"/>
+              <w:rPr>
+                <w:rFonts w:ascii="BRH Devanagari Extra" w:hAnsi="BRH Devanagari Extra" w:cs="BRH Devanagari Extra"/>
+                <w:color w:val="000000"/>
+                <w:sz w:val="32"/>
+                <w:szCs w:val="40"/>
+              </w:rPr>
+            </w:pPr>
+            <w:r>
+              <w:rPr>
+                <w:rFonts w:cs="BRH Devanagari Extra"/>
+                <w:color w:val="000000"/>
+                <w:szCs w:val="40"/>
+              </w:rPr>
+              <w:t>57</w:t>
+            </w:r>
+            <w:r>
+              <w:rPr>
+                <w:rFonts w:ascii="BRH Devanagari Extra" w:hAnsi="BRH Devanagari Extra" w:cs="BRH Devanagari Extra"/>
+                <w:color w:val="000000"/>
+                <w:sz w:val="32"/>
+                <w:szCs w:val="40"/>
+              </w:rPr>
+              <w:t>)</w:t>
+            </w:r>
+            <w:r>
+              <w:rPr>
+                <w:rFonts w:ascii="BRH Devanagari Extra" w:hAnsi="BRH Devanagari Extra" w:cs="BRH Devanagari Extra"/>
+                <w:color w:val="000000"/>
+                <w:sz w:val="32"/>
+                <w:szCs w:val="40"/>
+              </w:rPr>
+              <w:tab/>
+            </w:r>
+            <w:r>
+              <w:rPr>
+                <w:rFonts w:cs="BRH Devanagari Extra"/>
+                <w:color w:val="000000"/>
+                <w:szCs w:val="40"/>
+              </w:rPr>
+              <w:t>1</w:t>
+            </w:r>
+            <w:r>
+              <w:rPr>
+                <w:rFonts w:ascii="BRH Devanagari Extra" w:hAnsi="BRH Devanagari Extra" w:cs="BRH Devanagari Extra"/>
+                <w:color w:val="000000"/>
+                <w:sz w:val="32"/>
+                <w:szCs w:val="40"/>
+              </w:rPr>
+              <w:t>.</w:t>
+            </w:r>
+            <w:r>
+              <w:rPr>
+                <w:rFonts w:cs="BRH Devanagari Extra"/>
+                <w:color w:val="000000"/>
+                <w:szCs w:val="40"/>
+              </w:rPr>
+              <w:t>1</w:t>
+            </w:r>
+            <w:r>
+              <w:rPr>
+                <w:rFonts w:ascii="BRH Devanagari Extra" w:hAnsi="BRH Devanagari Extra" w:cs="BRH Devanagari Extra"/>
+                <w:color w:val="000000"/>
+                <w:sz w:val="32"/>
+                <w:szCs w:val="40"/>
+              </w:rPr>
+              <w:t>.</w:t>
+            </w:r>
+            <w:r>
+              <w:rPr>
+                <w:rFonts w:cs="BRH Devanagari Extra"/>
+                <w:color w:val="000000"/>
+                <w:szCs w:val="40"/>
+              </w:rPr>
+              <w:t>6</w:t>
+            </w:r>
+            <w:r>
+              <w:rPr>
+                <w:rFonts w:ascii="BRH Devanagari Extra" w:hAnsi="BRH Devanagari Extra" w:cs="BRH Devanagari Extra"/>
+                <w:color w:val="000000"/>
+                <w:sz w:val="32"/>
+                <w:szCs w:val="40"/>
+              </w:rPr>
+              <w:t>.</w:t>
+            </w:r>
+            <w:r>
+              <w:rPr>
+                <w:rFonts w:cs="BRH Devanagari Extra"/>
+                <w:color w:val="000000"/>
+                <w:szCs w:val="40"/>
+              </w:rPr>
+              <w:t>1</w:t>
+            </w:r>
+            <w:r>
+              <w:rPr>
+                <w:rFonts w:ascii="BRH Devanagari Extra" w:hAnsi="BRH Devanagari Extra" w:cs="BRH Devanagari Extra"/>
+                <w:color w:val="000000"/>
+                <w:sz w:val="32"/>
+                <w:szCs w:val="40"/>
+              </w:rPr>
+              <w:t>(</w:t>
+            </w:r>
+            <w:r>
+              <w:rPr>
+                <w:rFonts w:cs="BRH Devanagari Extra"/>
+                <w:color w:val="000000"/>
+                <w:szCs w:val="40"/>
+              </w:rPr>
+              <w:t>51</w:t>
+            </w:r>
+            <w:r>
+              <w:rPr>
+                <w:rFonts w:ascii="BRH Devanagari Extra" w:hAnsi="BRH Devanagari Extra" w:cs="BRH Devanagari Extra"/>
+                <w:color w:val="000000"/>
+                <w:sz w:val="32"/>
+                <w:szCs w:val="40"/>
+              </w:rPr>
+              <w:t>)- A</w:t>
+            </w:r>
+            <w:r>
+              <w:rPr>
+                <w:rFonts w:ascii="BRH Malayalam Extra" w:hAnsi="BRH Malayalam Extra" w:cs="BRH Devanagari Extra"/>
+                <w:color w:val="000000"/>
+                <w:szCs w:val="40"/>
+              </w:rPr>
+              <w:t>–</w:t>
+            </w:r>
+            <w:r>
+              <w:rPr>
+                <w:rFonts w:ascii="BRH Devanagari Extra" w:hAnsi="BRH Devanagari Extra" w:cs="BRH Devanagari Extra"/>
+                <w:color w:val="000000"/>
+                <w:sz w:val="32"/>
+                <w:szCs w:val="40"/>
+              </w:rPr>
+              <w:t>mÉÉ</w:t>
+            </w:r>
+            <w:r>
+              <w:rPr>
+                <w:rFonts w:ascii="BRH Malayalam Extra" w:hAnsi="BRH Malayalam Extra" w:cs="BRH Devanagari Extra"/>
+                <w:color w:val="000000"/>
+                <w:szCs w:val="40"/>
+              </w:rPr>
+              <w:t>–</w:t>
+            </w:r>
+            <w:r>
+              <w:rPr>
+                <w:rFonts w:ascii="BRH Devanagari Extra" w:hAnsi="BRH Devanagari Extra" w:cs="BRH Devanagari Extra"/>
+                <w:color w:val="000000"/>
+                <w:sz w:val="32"/>
+                <w:szCs w:val="40"/>
+              </w:rPr>
+              <w:t>lÉÉrÉþ |</w:t>
+            </w:r>
+          </w:p>
+          <w:p>
+            <w:pPr>
+              <w:widowControl w:val="0"/>
+              <w:autoSpaceDE w:val="0"/>
+              <w:autoSpaceDN w:val="0"/>
+              <w:adjustRightInd w:val="0"/>
+              <w:rPr>
+                <w:rFonts w:cs="BRH Malayalam Extra"/>
+                <w:color w:val="000000"/>
+                <w:szCs w:val="40"/>
+              </w:rPr>
+            </w:pPr>
+            <w:r>
+              <w:rPr>
+                <w:rFonts w:ascii="BRH Devanagari Extra" w:hAnsi="BRH Devanagari Extra" w:cs="BRH Devanagari Extra"/>
+                <w:color w:val="000000"/>
+                <w:sz w:val="32"/>
+                <w:szCs w:val="40"/>
+              </w:rPr>
+              <w:t>A</w:t>
+            </w:r>
+            <w:r>
+              <w:rPr>
+                <w:rFonts w:ascii="BRH Malayalam Extra" w:hAnsi="BRH Malayalam Extra" w:cs="BRH Devanagari Extra"/>
+                <w:color w:val="000000"/>
+                <w:szCs w:val="40"/>
+              </w:rPr>
+              <w:t>–</w:t>
+            </w:r>
+            <w:r>
+              <w:rPr>
+                <w:rFonts w:ascii="BRH Devanagari Extra" w:hAnsi="BRH Devanagari Extra" w:cs="BRH Devanagari Extra"/>
+                <w:color w:val="000000"/>
+                <w:sz w:val="32"/>
+                <w:szCs w:val="40"/>
+              </w:rPr>
+              <w:t>mÉÉ</w:t>
+            </w:r>
+            <w:r>
+              <w:rPr>
+                <w:rFonts w:ascii="BRH Malayalam Extra" w:hAnsi="BRH Malayalam Extra" w:cs="BRH Devanagari Extra"/>
+                <w:color w:val="000000"/>
+                <w:szCs w:val="40"/>
+              </w:rPr>
+              <w:t>–</w:t>
+            </w:r>
+            <w:r>
+              <w:rPr>
+                <w:rFonts w:ascii="BRH Devanagari Extra" w:hAnsi="BRH Devanagari Extra" w:cs="BRH Devanagari Extra"/>
+                <w:color w:val="000000"/>
+                <w:sz w:val="32"/>
+                <w:szCs w:val="40"/>
+              </w:rPr>
+              <w:t>lÉÉ</w:t>
+            </w:r>
+            <w:r>
+              <w:rPr>
+                <w:rFonts w:ascii="BRH Devanagari Extra" w:hAnsi="BRH Devanagari Extra" w:cs="BRH Devanagari Extra"/>
+                <w:color w:val="000000"/>
+                <w:sz w:val="32"/>
+                <w:szCs w:val="40"/>
+                <w:highlight w:val="green"/>
+              </w:rPr>
+              <w:t>rÉåirÉ</w:t>
+            </w:r>
+            <w:r>
+              <w:rPr>
+                <w:rFonts w:ascii="BRH Devanagari Extra" w:hAnsi="BRH Devanagari Extra" w:cs="BRH Devanagari Extra"/>
+                <w:color w:val="000000"/>
+                <w:sz w:val="32"/>
+                <w:szCs w:val="40"/>
+                <w:highlight w:val="yellow"/>
+              </w:rPr>
+              <w:t>þ</w:t>
+            </w:r>
+            <w:r>
+              <w:rPr>
+                <w:rFonts w:ascii="BRH Devanagari Extra" w:hAnsi="BRH Devanagari Extra" w:cs="BRH Devanagari Extra"/>
+                <w:color w:val="000000"/>
+                <w:sz w:val="32"/>
+                <w:szCs w:val="40"/>
+              </w:rPr>
+              <w:t>mÉ - A</w:t>
+            </w:r>
+            <w:r>
+              <w:rPr>
+                <w:rFonts w:ascii="BRH Malayalam Extra" w:hAnsi="BRH Malayalam Extra" w:cs="BRH Devanagari Extra"/>
+                <w:color w:val="000000"/>
+                <w:szCs w:val="40"/>
+              </w:rPr>
+              <w:t>–</w:t>
+            </w:r>
+            <w:r>
+              <w:rPr>
+                <w:rFonts w:ascii="BRH Devanagari Extra" w:hAnsi="BRH Devanagari Extra" w:cs="BRH Devanagari Extra"/>
+                <w:color w:val="000000"/>
+                <w:sz w:val="32"/>
+                <w:szCs w:val="40"/>
+              </w:rPr>
+              <w:t xml:space="preserve">lÉÉrÉþ | </w:t>
+            </w:r>
+          </w:p>
+        </w:tc>
+      </w:tr>
+      <w:tr>
+        <w:trPr>
           <w:trHeight w:val="2600"/>
         </w:trPr>
         <w:tc>
@@ -1261,6 +1787,1858 @@
                 <w:szCs w:val="40"/>
               </w:rPr>
               <w:t xml:space="preserve"> </w:t>
+            </w:r>
+          </w:p>
+        </w:tc>
+      </w:tr>
+      <w:tr>
+        <w:trPr>
+          <w:trHeight w:val="2248"/>
+        </w:trPr>
+        <w:tc>
+          <w:tcPr>
+            <w:tcW w:w="6408" w:type="dxa"/>
+          </w:tcPr>
+          <w:p>
+            <w:pPr>
+              <w:widowControl w:val="0"/>
+              <w:autoSpaceDE w:val="0"/>
+              <w:autoSpaceDN w:val="0"/>
+              <w:adjustRightInd w:val="0"/>
+              <w:rPr>
+                <w:rFonts w:ascii="BRH Devanagari Extra" w:hAnsi="BRH Devanagari Extra" w:cs="BRH Devanagari Extra"/>
+                <w:color w:val="000000"/>
+                <w:sz w:val="32"/>
+                <w:szCs w:val="40"/>
+              </w:rPr>
+            </w:pPr>
+            <w:r>
+              <w:rPr>
+                <w:rFonts w:cs="BRH Devanagari Extra"/>
+                <w:color w:val="000000"/>
+                <w:szCs w:val="40"/>
+              </w:rPr>
+              <w:t>36</w:t>
+            </w:r>
+            <w:r>
+              <w:rPr>
+                <w:rFonts w:ascii="BRH Devanagari Extra" w:hAnsi="BRH Devanagari Extra" w:cs="BRH Devanagari Extra"/>
+                <w:color w:val="000000"/>
+                <w:sz w:val="32"/>
+                <w:szCs w:val="40"/>
+              </w:rPr>
+              <w:t>)</w:t>
+            </w:r>
+            <w:r>
+              <w:rPr>
+                <w:rFonts w:ascii="BRH Devanagari Extra" w:hAnsi="BRH Devanagari Extra" w:cs="BRH Devanagari Extra"/>
+                <w:color w:val="000000"/>
+                <w:sz w:val="32"/>
+                <w:szCs w:val="40"/>
+              </w:rPr>
+              <w:tab/>
+            </w:r>
+            <w:r>
+              <w:rPr>
+                <w:rFonts w:cs="BRH Devanagari Extra"/>
+                <w:color w:val="000000"/>
+                <w:szCs w:val="40"/>
+              </w:rPr>
+              <w:t>1</w:t>
+            </w:r>
+            <w:r>
+              <w:rPr>
+                <w:rFonts w:ascii="BRH Devanagari Extra" w:hAnsi="BRH Devanagari Extra" w:cs="BRH Devanagari Extra"/>
+                <w:color w:val="000000"/>
+                <w:sz w:val="32"/>
+                <w:szCs w:val="40"/>
+              </w:rPr>
+              <w:t>.</w:t>
+            </w:r>
+            <w:r>
+              <w:rPr>
+                <w:rFonts w:cs="BRH Devanagari Extra"/>
+                <w:color w:val="000000"/>
+                <w:szCs w:val="40"/>
+              </w:rPr>
+              <w:t>1</w:t>
+            </w:r>
+            <w:r>
+              <w:rPr>
+                <w:rFonts w:ascii="BRH Devanagari Extra" w:hAnsi="BRH Devanagari Extra" w:cs="BRH Devanagari Extra"/>
+                <w:color w:val="000000"/>
+                <w:sz w:val="32"/>
+                <w:szCs w:val="40"/>
+              </w:rPr>
+              <w:t>.</w:t>
+            </w:r>
+            <w:r>
+              <w:rPr>
+                <w:rFonts w:cs="BRH Devanagari Extra"/>
+                <w:color w:val="000000"/>
+                <w:szCs w:val="40"/>
+              </w:rPr>
+              <w:t>14</w:t>
+            </w:r>
+            <w:r>
+              <w:rPr>
+                <w:rFonts w:ascii="BRH Devanagari Extra" w:hAnsi="BRH Devanagari Extra" w:cs="BRH Devanagari Extra"/>
+                <w:color w:val="000000"/>
+                <w:sz w:val="32"/>
+                <w:szCs w:val="40"/>
+              </w:rPr>
+              <w:t>.</w:t>
+            </w:r>
+            <w:r>
+              <w:rPr>
+                <w:rFonts w:cs="BRH Devanagari Extra"/>
+                <w:color w:val="000000"/>
+                <w:szCs w:val="40"/>
+              </w:rPr>
+              <w:t>2</w:t>
+            </w:r>
+            <w:r>
+              <w:rPr>
+                <w:rFonts w:ascii="BRH Devanagari Extra" w:hAnsi="BRH Devanagari Extra" w:cs="BRH Devanagari Extra"/>
+                <w:color w:val="000000"/>
+                <w:sz w:val="32"/>
+                <w:szCs w:val="40"/>
+              </w:rPr>
+              <w:t>(</w:t>
+            </w:r>
+            <w:r>
+              <w:rPr>
+                <w:rFonts w:cs="BRH Devanagari Extra"/>
+                <w:color w:val="000000"/>
+                <w:szCs w:val="40"/>
+              </w:rPr>
+              <w:t>33</w:t>
+            </w:r>
+            <w:r>
+              <w:rPr>
+                <w:rFonts w:ascii="BRH Devanagari Extra" w:hAnsi="BRH Devanagari Extra" w:cs="BRH Devanagari Extra"/>
+                <w:color w:val="000000"/>
+                <w:sz w:val="32"/>
+                <w:szCs w:val="40"/>
+              </w:rPr>
+              <w:t>)- zÉÑ</w:t>
+            </w:r>
+            <w:r>
+              <w:rPr>
+                <w:rFonts w:ascii="BRH Malayalam Extra" w:hAnsi="BRH Malayalam Extra" w:cs="BRH Devanagari Extra"/>
+                <w:color w:val="000000"/>
+                <w:szCs w:val="40"/>
+              </w:rPr>
+              <w:t>–</w:t>
+            </w:r>
+            <w:r>
+              <w:rPr>
+                <w:rFonts w:ascii="BRH Devanagari Extra" w:hAnsi="BRH Devanagari Extra" w:cs="BRH Devanagari Extra"/>
+                <w:color w:val="000000"/>
+                <w:sz w:val="32"/>
+                <w:szCs w:val="40"/>
+              </w:rPr>
+              <w:t>ÂkÉþÈ | cÉ</w:t>
+            </w:r>
+            <w:r>
+              <w:rPr>
+                <w:rFonts w:ascii="BRH Malayalam Extra" w:hAnsi="BRH Malayalam Extra" w:cs="BRH Devanagari Extra"/>
+                <w:color w:val="000000"/>
+                <w:szCs w:val="40"/>
+              </w:rPr>
+              <w:t>–</w:t>
+            </w:r>
+            <w:r>
+              <w:rPr>
+                <w:rFonts w:ascii="BRH Devanagari Extra" w:hAnsi="BRH Devanagari Extra" w:cs="BRH Devanagari Extra"/>
+                <w:color w:val="000000"/>
+                <w:sz w:val="32"/>
+                <w:szCs w:val="40"/>
+                <w:highlight w:val="yellow"/>
+              </w:rPr>
+              <w:t>lSìÉÿ</w:t>
+            </w:r>
+            <w:r>
+              <w:rPr>
+                <w:rFonts w:ascii="BRH Devanagari Extra" w:hAnsi="BRH Devanagari Extra" w:cs="BRH Devanagari Extra"/>
+                <w:color w:val="000000"/>
+                <w:sz w:val="32"/>
+                <w:szCs w:val="40"/>
+              </w:rPr>
+              <w:t>aÉëÉÈ |</w:t>
+            </w:r>
+          </w:p>
+          <w:p>
+            <w:pPr>
+              <w:widowControl w:val="0"/>
+              <w:autoSpaceDE w:val="0"/>
+              <w:autoSpaceDN w:val="0"/>
+              <w:adjustRightInd w:val="0"/>
+              <w:rPr>
+                <w:rFonts w:ascii="BRH Devanagari Extra" w:hAnsi="BRH Devanagari Extra" w:cs="BRH Devanagari Extra"/>
+                <w:color w:val="000000"/>
+                <w:sz w:val="32"/>
+                <w:szCs w:val="40"/>
+              </w:rPr>
+            </w:pPr>
+            <w:r>
+              <w:rPr>
+                <w:rFonts w:ascii="BRH Devanagari Extra" w:hAnsi="BRH Devanagari Extra" w:cs="BRH Devanagari Extra"/>
+                <w:color w:val="000000"/>
+                <w:sz w:val="32"/>
+                <w:szCs w:val="40"/>
+              </w:rPr>
+              <w:t>zÉÑ</w:t>
+            </w:r>
+            <w:r>
+              <w:rPr>
+                <w:rFonts w:ascii="BRH Malayalam Extra" w:hAnsi="BRH Malayalam Extra" w:cs="BRH Devanagari Extra"/>
+                <w:color w:val="000000"/>
+                <w:szCs w:val="40"/>
+              </w:rPr>
+              <w:t>–</w:t>
+            </w:r>
+            <w:r>
+              <w:rPr>
+                <w:rFonts w:ascii="BRH Devanagari Extra" w:hAnsi="BRH Devanagari Extra" w:cs="BRH Devanagari Extra"/>
+                <w:color w:val="000000"/>
+                <w:sz w:val="32"/>
+                <w:szCs w:val="40"/>
+              </w:rPr>
+              <w:t>ÂkÉþ ¶É</w:t>
+            </w:r>
+            <w:r>
+              <w:rPr>
+                <w:rFonts w:ascii="BRH Malayalam Extra" w:hAnsi="BRH Malayalam Extra" w:cs="BRH Devanagari Extra"/>
+                <w:color w:val="000000"/>
+                <w:szCs w:val="40"/>
+              </w:rPr>
+              <w:t>–</w:t>
+            </w:r>
+            <w:r>
+              <w:rPr>
+                <w:rFonts w:ascii="BRH Devanagari Extra" w:hAnsi="BRH Devanagari Extra" w:cs="BRH Devanagari Extra"/>
+                <w:color w:val="000000"/>
+                <w:sz w:val="32"/>
+                <w:szCs w:val="40"/>
+                <w:highlight w:val="yellow"/>
+              </w:rPr>
+              <w:t>lSìÉÿaÉëÉ</w:t>
+            </w:r>
+            <w:r>
+              <w:rPr>
+                <w:rFonts w:ascii="BRH Devanagari Extra" w:hAnsi="BRH Devanagari Extra" w:cs="BRH Devanagari Extra"/>
+                <w:color w:val="000000"/>
+                <w:sz w:val="32"/>
+                <w:szCs w:val="40"/>
+              </w:rPr>
+              <w:t xml:space="preserve"> ¶É</w:t>
+            </w:r>
+            <w:r>
+              <w:rPr>
+                <w:rFonts w:ascii="BRH Malayalam Extra" w:hAnsi="BRH Malayalam Extra" w:cs="BRH Devanagari Extra"/>
+                <w:color w:val="000000"/>
+                <w:szCs w:val="40"/>
+              </w:rPr>
+              <w:t>–</w:t>
+            </w:r>
+            <w:r>
+              <w:rPr>
+                <w:rFonts w:ascii="BRH Devanagari Extra" w:hAnsi="BRH Devanagari Extra" w:cs="BRH Devanagari Extra"/>
+                <w:color w:val="000000"/>
+                <w:sz w:val="32"/>
+                <w:szCs w:val="40"/>
+                <w:highlight w:val="yellow"/>
+              </w:rPr>
+              <w:t>lSìÉÿaÉëÉÈ</w:t>
+            </w:r>
+            <w:r>
+              <w:rPr>
+                <w:rFonts w:ascii="BRH Devanagari Extra" w:hAnsi="BRH Devanagari Extra" w:cs="BRH Devanagari Extra"/>
+                <w:color w:val="000000"/>
+                <w:sz w:val="32"/>
+                <w:szCs w:val="40"/>
+              </w:rPr>
+              <w:t xml:space="preserve"> zÉÑ</w:t>
+            </w:r>
+            <w:r>
+              <w:rPr>
+                <w:rFonts w:ascii="BRH Malayalam Extra" w:hAnsi="BRH Malayalam Extra" w:cs="BRH Devanagari Extra"/>
+                <w:color w:val="000000"/>
+                <w:szCs w:val="40"/>
+              </w:rPr>
+              <w:t>–</w:t>
+            </w:r>
+            <w:r>
+              <w:rPr>
+                <w:rFonts w:ascii="BRH Devanagari Extra" w:hAnsi="BRH Devanagari Extra" w:cs="BRH Devanagari Extra"/>
+                <w:color w:val="000000"/>
+                <w:sz w:val="32"/>
+                <w:szCs w:val="40"/>
+              </w:rPr>
+              <w:t>ÂkÉþÈ zÉÑ</w:t>
+            </w:r>
+            <w:r>
+              <w:rPr>
+                <w:rFonts w:ascii="BRH Malayalam Extra" w:hAnsi="BRH Malayalam Extra" w:cs="BRH Devanagari Extra"/>
+                <w:color w:val="000000"/>
+                <w:szCs w:val="40"/>
+              </w:rPr>
+              <w:t>–</w:t>
+            </w:r>
+            <w:r>
+              <w:rPr>
+                <w:rFonts w:ascii="BRH Devanagari Extra" w:hAnsi="BRH Devanagari Extra" w:cs="BRH Devanagari Extra"/>
+                <w:color w:val="000000"/>
+                <w:sz w:val="32"/>
+                <w:szCs w:val="40"/>
+              </w:rPr>
+              <w:t>ÂkÉþ ¶É</w:t>
+            </w:r>
+            <w:r>
+              <w:rPr>
+                <w:rFonts w:ascii="BRH Malayalam Extra" w:hAnsi="BRH Malayalam Extra" w:cs="BRH Devanagari Extra"/>
+                <w:color w:val="000000"/>
+                <w:szCs w:val="40"/>
+              </w:rPr>
+              <w:t>–</w:t>
+            </w:r>
+            <w:r>
+              <w:rPr>
+                <w:rFonts w:ascii="BRH Devanagari Extra" w:hAnsi="BRH Devanagari Extra" w:cs="BRH Devanagari Extra"/>
+                <w:color w:val="000000"/>
+                <w:sz w:val="32"/>
+                <w:szCs w:val="40"/>
+                <w:highlight w:val="yellow"/>
+              </w:rPr>
+              <w:t>lSìÉÿaÉëÉÈ</w:t>
+            </w:r>
+            <w:r>
+              <w:rPr>
+                <w:rFonts w:ascii="BRH Devanagari Extra" w:hAnsi="BRH Devanagari Extra" w:cs="BRH Devanagari Extra"/>
+                <w:color w:val="000000"/>
+                <w:sz w:val="32"/>
+                <w:szCs w:val="40"/>
+              </w:rPr>
+              <w:t xml:space="preserve"> | </w:t>
+            </w:r>
+          </w:p>
+          <w:p>
+            <w:pPr>
+              <w:widowControl w:val="0"/>
+              <w:autoSpaceDE w:val="0"/>
+              <w:autoSpaceDN w:val="0"/>
+              <w:adjustRightInd w:val="0"/>
+              <w:rPr>
+                <w:rFonts w:ascii="BRH Devanagari Extra" w:hAnsi="BRH Devanagari Extra" w:cs="BRH Devanagari Extra"/>
+                <w:color w:val="000000"/>
+                <w:sz w:val="32"/>
+                <w:szCs w:val="40"/>
+              </w:rPr>
+            </w:pPr>
+            <w:r>
+              <w:rPr>
+                <w:rFonts w:cs="BRH Devanagari Extra"/>
+                <w:color w:val="000000"/>
+                <w:szCs w:val="40"/>
+              </w:rPr>
+              <w:t>37</w:t>
+            </w:r>
+            <w:r>
+              <w:rPr>
+                <w:rFonts w:ascii="BRH Devanagari Extra" w:hAnsi="BRH Devanagari Extra" w:cs="BRH Devanagari Extra"/>
+                <w:color w:val="000000"/>
+                <w:sz w:val="32"/>
+                <w:szCs w:val="40"/>
+              </w:rPr>
+              <w:t>)</w:t>
+            </w:r>
+            <w:r>
+              <w:rPr>
+                <w:rFonts w:ascii="BRH Devanagari Extra" w:hAnsi="BRH Devanagari Extra" w:cs="BRH Devanagari Extra"/>
+                <w:color w:val="000000"/>
+                <w:sz w:val="32"/>
+                <w:szCs w:val="40"/>
+              </w:rPr>
+              <w:tab/>
+            </w:r>
+            <w:r>
+              <w:rPr>
+                <w:rFonts w:cs="BRH Devanagari Extra"/>
+                <w:color w:val="000000"/>
+                <w:szCs w:val="40"/>
+              </w:rPr>
+              <w:t>1</w:t>
+            </w:r>
+            <w:r>
+              <w:rPr>
+                <w:rFonts w:ascii="BRH Devanagari Extra" w:hAnsi="BRH Devanagari Extra" w:cs="BRH Devanagari Extra"/>
+                <w:color w:val="000000"/>
+                <w:sz w:val="32"/>
+                <w:szCs w:val="40"/>
+              </w:rPr>
+              <w:t>.</w:t>
+            </w:r>
+            <w:r>
+              <w:rPr>
+                <w:rFonts w:cs="BRH Devanagari Extra"/>
+                <w:color w:val="000000"/>
+                <w:szCs w:val="40"/>
+              </w:rPr>
+              <w:t>1</w:t>
+            </w:r>
+            <w:r>
+              <w:rPr>
+                <w:rFonts w:ascii="BRH Devanagari Extra" w:hAnsi="BRH Devanagari Extra" w:cs="BRH Devanagari Extra"/>
+                <w:color w:val="000000"/>
+                <w:sz w:val="32"/>
+                <w:szCs w:val="40"/>
+              </w:rPr>
+              <w:t>.</w:t>
+            </w:r>
+            <w:r>
+              <w:rPr>
+                <w:rFonts w:cs="BRH Devanagari Extra"/>
+                <w:color w:val="000000"/>
+                <w:szCs w:val="40"/>
+              </w:rPr>
+              <w:t>14</w:t>
+            </w:r>
+            <w:r>
+              <w:rPr>
+                <w:rFonts w:ascii="BRH Devanagari Extra" w:hAnsi="BRH Devanagari Extra" w:cs="BRH Devanagari Extra"/>
+                <w:color w:val="000000"/>
+                <w:sz w:val="32"/>
+                <w:szCs w:val="40"/>
+              </w:rPr>
+              <w:t>.</w:t>
+            </w:r>
+            <w:r>
+              <w:rPr>
+                <w:rFonts w:cs="BRH Devanagari Extra"/>
+                <w:color w:val="000000"/>
+                <w:szCs w:val="40"/>
+              </w:rPr>
+              <w:t>2</w:t>
+            </w:r>
+            <w:r>
+              <w:rPr>
+                <w:rFonts w:ascii="BRH Devanagari Extra" w:hAnsi="BRH Devanagari Extra" w:cs="BRH Devanagari Extra"/>
+                <w:color w:val="000000"/>
+                <w:sz w:val="32"/>
+                <w:szCs w:val="40"/>
+              </w:rPr>
+              <w:t>(</w:t>
+            </w:r>
+            <w:r>
+              <w:rPr>
+                <w:rFonts w:cs="BRH Devanagari Extra"/>
+                <w:color w:val="000000"/>
+                <w:szCs w:val="40"/>
+              </w:rPr>
+              <w:t>34</w:t>
+            </w:r>
+            <w:r>
+              <w:rPr>
+                <w:rFonts w:ascii="BRH Devanagari Extra" w:hAnsi="BRH Devanagari Extra" w:cs="BRH Devanagari Extra"/>
+                <w:color w:val="000000"/>
+                <w:sz w:val="32"/>
+                <w:szCs w:val="40"/>
+              </w:rPr>
+              <w:t>)- cÉ</w:t>
+            </w:r>
+            <w:r>
+              <w:rPr>
+                <w:rFonts w:ascii="BRH Malayalam Extra" w:hAnsi="BRH Malayalam Extra" w:cs="BRH Devanagari Extra"/>
+                <w:color w:val="000000"/>
+                <w:szCs w:val="40"/>
+                <w:highlight w:val="yellow"/>
+              </w:rPr>
+              <w:t>–</w:t>
+            </w:r>
+            <w:r>
+              <w:rPr>
+                <w:rFonts w:ascii="BRH Devanagari Extra" w:hAnsi="BRH Devanagari Extra" w:cs="BRH Devanagari Extra"/>
+                <w:color w:val="000000"/>
+                <w:sz w:val="32"/>
+                <w:szCs w:val="40"/>
+                <w:highlight w:val="yellow"/>
+              </w:rPr>
+              <w:t>lSì</w:t>
+            </w:r>
+            <w:r>
+              <w:rPr>
+                <w:rFonts w:ascii="BRH Devanagari Extra" w:hAnsi="BRH Devanagari Extra" w:cs="BRH Devanagari Extra"/>
+                <w:color w:val="000000"/>
+                <w:sz w:val="32"/>
+                <w:szCs w:val="40"/>
+              </w:rPr>
+              <w:t>ÉÿaÉëÉÈ | ÍkÉrÉþÎlkÉrÉqÉç |</w:t>
+            </w:r>
+          </w:p>
+          <w:p>
+            <w:pPr>
+              <w:widowControl w:val="0"/>
+              <w:autoSpaceDE w:val="0"/>
+              <w:autoSpaceDN w:val="0"/>
+              <w:adjustRightInd w:val="0"/>
+              <w:rPr>
+                <w:rFonts w:ascii="BRH Devanagari Extra" w:hAnsi="BRH Devanagari Extra" w:cs="BRH Devanagari Extra"/>
+                <w:color w:val="000000"/>
+                <w:sz w:val="32"/>
+                <w:szCs w:val="40"/>
+              </w:rPr>
+            </w:pPr>
+            <w:r>
+              <w:rPr>
+                <w:rFonts w:ascii="BRH Devanagari Extra" w:hAnsi="BRH Devanagari Extra" w:cs="BRH Devanagari Extra"/>
+                <w:color w:val="000000"/>
+                <w:sz w:val="32"/>
+                <w:szCs w:val="40"/>
+              </w:rPr>
+              <w:t>cÉ</w:t>
+            </w:r>
+            <w:r>
+              <w:rPr>
+                <w:rFonts w:ascii="BRH Malayalam Extra" w:hAnsi="BRH Malayalam Extra" w:cs="BRH Devanagari Extra"/>
+                <w:color w:val="000000"/>
+                <w:szCs w:val="40"/>
+              </w:rPr>
+              <w:t>–</w:t>
+            </w:r>
+            <w:r>
+              <w:rPr>
+                <w:rFonts w:ascii="BRH Devanagari Extra" w:hAnsi="BRH Devanagari Extra" w:cs="BRH Devanagari Extra"/>
+                <w:color w:val="000000"/>
+                <w:sz w:val="32"/>
+                <w:szCs w:val="40"/>
+                <w:highlight w:val="yellow"/>
+              </w:rPr>
+              <w:t>lSìÉ</w:t>
+            </w:r>
+            <w:r>
+              <w:rPr>
+                <w:rFonts w:ascii="BRH Devanagari Extra" w:hAnsi="BRH Devanagari Extra" w:cs="BRH Devanagari Extra"/>
+                <w:color w:val="000000"/>
+                <w:sz w:val="32"/>
+                <w:szCs w:val="40"/>
+              </w:rPr>
+              <w:t>ÿaÉëÉ</w:t>
+            </w:r>
+            <w:r>
+              <w:rPr>
+                <w:rFonts w:ascii="BRH Malayalam Extra" w:hAnsi="BRH Malayalam Extra" w:cs="BRH Devanagari Extra"/>
+                <w:color w:val="000000"/>
+                <w:szCs w:val="40"/>
+              </w:rPr>
+              <w:t>–</w:t>
+            </w:r>
+            <w:r>
+              <w:rPr>
+                <w:rFonts w:ascii="BRH Devanagari Extra" w:hAnsi="BRH Devanagari Extra" w:cs="BRH Devanagari Extra"/>
+                <w:color w:val="000000"/>
+                <w:sz w:val="32"/>
+                <w:szCs w:val="40"/>
+              </w:rPr>
+              <w:t xml:space="preserve"> ÍkÉrÉþÎlkÉrÉ</w:t>
+            </w:r>
+            <w:r>
+              <w:rPr>
+                <w:rFonts w:ascii="BRH Malayalam Extra" w:hAnsi="BRH Malayalam Extra" w:cs="BRH Devanagari Extra"/>
+                <w:color w:val="000000"/>
+                <w:szCs w:val="40"/>
+              </w:rPr>
+              <w:t>–</w:t>
+            </w:r>
+            <w:r>
+              <w:rPr>
+                <w:rFonts w:ascii="BRH Devanagari Extra" w:hAnsi="BRH Devanagari Extra" w:cs="BRH Devanagari Extra"/>
+                <w:color w:val="000000"/>
+                <w:sz w:val="32"/>
+                <w:szCs w:val="40"/>
+              </w:rPr>
+              <w:t>qÉç ÍkÉrÉþÎlkÉrÉqÉç cÉ</w:t>
+            </w:r>
+            <w:r>
+              <w:rPr>
+                <w:rFonts w:ascii="BRH Malayalam Extra" w:hAnsi="BRH Malayalam Extra" w:cs="BRH Devanagari Extra"/>
+                <w:color w:val="000000"/>
+                <w:szCs w:val="40"/>
+              </w:rPr>
+              <w:t>–</w:t>
+            </w:r>
+            <w:r>
+              <w:rPr>
+                <w:rFonts w:ascii="BRH Devanagari Extra" w:hAnsi="BRH Devanagari Extra" w:cs="BRH Devanagari Extra"/>
+                <w:color w:val="000000"/>
+                <w:sz w:val="32"/>
+                <w:szCs w:val="40"/>
+                <w:highlight w:val="yellow"/>
+              </w:rPr>
+              <w:t>lSìÉÿaÉëÉ</w:t>
+            </w:r>
+            <w:r>
+              <w:rPr>
+                <w:rFonts w:ascii="BRH Devanagari Extra" w:hAnsi="BRH Devanagari Extra" w:cs="BRH Devanagari Extra"/>
+                <w:color w:val="000000"/>
+                <w:sz w:val="32"/>
+                <w:szCs w:val="40"/>
+              </w:rPr>
+              <w:t xml:space="preserve"> ¶É</w:t>
+            </w:r>
+            <w:r>
+              <w:rPr>
+                <w:rFonts w:ascii="BRH Malayalam Extra" w:hAnsi="BRH Malayalam Extra" w:cs="BRH Devanagari Extra"/>
+                <w:color w:val="000000"/>
+                <w:szCs w:val="40"/>
+              </w:rPr>
+              <w:t>–</w:t>
+            </w:r>
+            <w:r>
+              <w:rPr>
+                <w:rFonts w:ascii="BRH Devanagari Extra" w:hAnsi="BRH Devanagari Extra" w:cs="BRH Devanagari Extra"/>
+                <w:color w:val="000000"/>
+                <w:sz w:val="32"/>
+                <w:szCs w:val="40"/>
+              </w:rPr>
+              <w:t>l</w:t>
+            </w:r>
+            <w:r>
+              <w:rPr>
+                <w:rFonts w:ascii="BRH Devanagari Extra" w:hAnsi="BRH Devanagari Extra" w:cs="BRH Devanagari Extra"/>
+                <w:color w:val="000000"/>
+                <w:sz w:val="32"/>
+                <w:szCs w:val="40"/>
+                <w:highlight w:val="yellow"/>
+              </w:rPr>
+              <w:t>SìÉÿ</w:t>
+            </w:r>
+            <w:r>
+              <w:rPr>
+                <w:rFonts w:ascii="BRH Devanagari Extra" w:hAnsi="BRH Devanagari Extra" w:cs="BRH Devanagari Extra"/>
+                <w:color w:val="000000"/>
+                <w:sz w:val="32"/>
+                <w:szCs w:val="40"/>
+              </w:rPr>
+              <w:t>aÉëÉ</w:t>
+            </w:r>
+            <w:r>
+              <w:rPr>
+                <w:rFonts w:ascii="BRH Malayalam Extra" w:hAnsi="BRH Malayalam Extra" w:cs="BRH Devanagari Extra"/>
+                <w:color w:val="000000"/>
+                <w:szCs w:val="40"/>
+              </w:rPr>
+              <w:t>–</w:t>
+            </w:r>
+            <w:r>
+              <w:rPr>
+                <w:rFonts w:ascii="BRH Devanagari Extra" w:hAnsi="BRH Devanagari Extra" w:cs="BRH Devanagari Extra"/>
+                <w:color w:val="000000"/>
+                <w:sz w:val="32"/>
+                <w:szCs w:val="40"/>
+              </w:rPr>
+              <w:t xml:space="preserve"> ÍkÉrÉþÎlkÉrÉqÉç | </w:t>
+            </w:r>
+          </w:p>
+          <w:p>
+            <w:pPr>
+              <w:widowControl w:val="0"/>
+              <w:autoSpaceDE w:val="0"/>
+              <w:autoSpaceDN w:val="0"/>
+              <w:adjustRightInd w:val="0"/>
+              <w:rPr>
+                <w:rFonts w:ascii="BRH Devanagari Extra" w:hAnsi="BRH Devanagari Extra" w:cs="BRH Devanagari Extra"/>
+                <w:color w:val="000000"/>
+                <w:sz w:val="32"/>
+                <w:szCs w:val="40"/>
+              </w:rPr>
+            </w:pPr>
+            <w:r>
+              <w:rPr>
+                <w:rFonts w:cs="BRH Devanagari Extra"/>
+                <w:color w:val="000000"/>
+                <w:szCs w:val="40"/>
+              </w:rPr>
+              <w:t>38</w:t>
+            </w:r>
+            <w:r>
+              <w:rPr>
+                <w:rFonts w:ascii="BRH Devanagari Extra" w:hAnsi="BRH Devanagari Extra" w:cs="BRH Devanagari Extra"/>
+                <w:color w:val="000000"/>
+                <w:sz w:val="32"/>
+                <w:szCs w:val="40"/>
+              </w:rPr>
+              <w:t>)</w:t>
+            </w:r>
+            <w:r>
+              <w:rPr>
+                <w:rFonts w:ascii="BRH Devanagari Extra" w:hAnsi="BRH Devanagari Extra" w:cs="BRH Devanagari Extra"/>
+                <w:color w:val="000000"/>
+                <w:sz w:val="32"/>
+                <w:szCs w:val="40"/>
+              </w:rPr>
+              <w:tab/>
+            </w:r>
+            <w:r>
+              <w:rPr>
+                <w:rFonts w:cs="BRH Devanagari Extra"/>
+                <w:color w:val="000000"/>
+                <w:szCs w:val="40"/>
+              </w:rPr>
+              <w:t>1</w:t>
+            </w:r>
+            <w:r>
+              <w:rPr>
+                <w:rFonts w:ascii="BRH Devanagari Extra" w:hAnsi="BRH Devanagari Extra" w:cs="BRH Devanagari Extra"/>
+                <w:color w:val="000000"/>
+                <w:sz w:val="32"/>
+                <w:szCs w:val="40"/>
+              </w:rPr>
+              <w:t>.</w:t>
+            </w:r>
+            <w:r>
+              <w:rPr>
+                <w:rFonts w:cs="BRH Devanagari Extra"/>
+                <w:color w:val="000000"/>
+                <w:szCs w:val="40"/>
+              </w:rPr>
+              <w:t>1</w:t>
+            </w:r>
+            <w:r>
+              <w:rPr>
+                <w:rFonts w:ascii="BRH Devanagari Extra" w:hAnsi="BRH Devanagari Extra" w:cs="BRH Devanagari Extra"/>
+                <w:color w:val="000000"/>
+                <w:sz w:val="32"/>
+                <w:szCs w:val="40"/>
+              </w:rPr>
+              <w:t>.</w:t>
+            </w:r>
+            <w:r>
+              <w:rPr>
+                <w:rFonts w:cs="BRH Devanagari Extra"/>
+                <w:color w:val="000000"/>
+                <w:szCs w:val="40"/>
+              </w:rPr>
+              <w:t>14</w:t>
+            </w:r>
+            <w:r>
+              <w:rPr>
+                <w:rFonts w:ascii="BRH Devanagari Extra" w:hAnsi="BRH Devanagari Extra" w:cs="BRH Devanagari Extra"/>
+                <w:color w:val="000000"/>
+                <w:sz w:val="32"/>
+                <w:szCs w:val="40"/>
+              </w:rPr>
+              <w:t>.</w:t>
+            </w:r>
+            <w:r>
+              <w:rPr>
+                <w:rFonts w:cs="BRH Devanagari Extra"/>
+                <w:color w:val="000000"/>
+                <w:szCs w:val="40"/>
+              </w:rPr>
+              <w:t>2</w:t>
+            </w:r>
+            <w:r>
+              <w:rPr>
+                <w:rFonts w:ascii="BRH Devanagari Extra" w:hAnsi="BRH Devanagari Extra" w:cs="BRH Devanagari Extra"/>
+                <w:color w:val="000000"/>
+                <w:sz w:val="32"/>
+                <w:szCs w:val="40"/>
+              </w:rPr>
+              <w:t>(</w:t>
+            </w:r>
+            <w:r>
+              <w:rPr>
+                <w:rFonts w:cs="BRH Devanagari Extra"/>
+                <w:color w:val="000000"/>
+                <w:szCs w:val="40"/>
+              </w:rPr>
+              <w:t>34</w:t>
+            </w:r>
+            <w:r>
+              <w:rPr>
+                <w:rFonts w:ascii="BRH Devanagari Extra" w:hAnsi="BRH Devanagari Extra" w:cs="BRH Devanagari Extra"/>
+                <w:color w:val="000000"/>
+                <w:sz w:val="32"/>
+                <w:szCs w:val="40"/>
+              </w:rPr>
+              <w:t>)- cÉ</w:t>
+            </w:r>
+            <w:r>
+              <w:rPr>
+                <w:rFonts w:ascii="BRH Malayalam Extra" w:hAnsi="BRH Malayalam Extra" w:cs="BRH Devanagari Extra"/>
+                <w:color w:val="000000"/>
+                <w:szCs w:val="40"/>
+              </w:rPr>
+              <w:t>–</w:t>
+            </w:r>
+            <w:r>
+              <w:rPr>
+                <w:rFonts w:ascii="BRH Devanagari Extra" w:hAnsi="BRH Devanagari Extra" w:cs="BRH Devanagari Extra"/>
+                <w:color w:val="000000"/>
+                <w:sz w:val="32"/>
+                <w:szCs w:val="40"/>
+                <w:highlight w:val="yellow"/>
+              </w:rPr>
+              <w:t>lSìÉ</w:t>
+            </w:r>
+            <w:r>
+              <w:rPr>
+                <w:rFonts w:ascii="BRH Devanagari Extra" w:hAnsi="BRH Devanagari Extra" w:cs="BRH Devanagari Extra"/>
+                <w:color w:val="000000"/>
+                <w:sz w:val="32"/>
+                <w:szCs w:val="40"/>
+              </w:rPr>
+              <w:t>ÿaÉëÉÈ |</w:t>
+            </w:r>
+          </w:p>
+          <w:p>
+            <w:pPr>
+              <w:widowControl w:val="0"/>
+              <w:autoSpaceDE w:val="0"/>
+              <w:autoSpaceDN w:val="0"/>
+              <w:adjustRightInd w:val="0"/>
+              <w:rPr>
+                <w:rFonts w:cs="BRH Malayalam Extra"/>
+                <w:color w:val="000000"/>
+                <w:szCs w:val="40"/>
+              </w:rPr>
+            </w:pPr>
+            <w:r>
+              <w:rPr>
+                <w:rFonts w:ascii="BRH Devanagari Extra" w:hAnsi="BRH Devanagari Extra" w:cs="BRH Devanagari Extra"/>
+                <w:color w:val="000000"/>
+                <w:sz w:val="32"/>
+                <w:szCs w:val="40"/>
+              </w:rPr>
+              <w:t>cÉ</w:t>
+            </w:r>
+            <w:r>
+              <w:rPr>
+                <w:rFonts w:ascii="BRH Malayalam Extra" w:hAnsi="BRH Malayalam Extra" w:cs="BRH Devanagari Extra"/>
+                <w:color w:val="000000"/>
+                <w:szCs w:val="40"/>
+              </w:rPr>
+              <w:t>–</w:t>
+            </w:r>
+            <w:r>
+              <w:rPr>
+                <w:rFonts w:ascii="BRH Devanagari Extra" w:hAnsi="BRH Devanagari Extra" w:cs="BRH Devanagari Extra"/>
+                <w:color w:val="000000"/>
+                <w:sz w:val="32"/>
+                <w:szCs w:val="40"/>
+              </w:rPr>
+              <w:t>lSìÉaÉëÉ</w:t>
+            </w:r>
+            <w:r>
+              <w:rPr>
+                <w:rFonts w:ascii="BRH Malayalam Extra" w:hAnsi="BRH Malayalam Extra" w:cs="BRH Devanagari Extra"/>
+                <w:color w:val="000000"/>
+                <w:szCs w:val="40"/>
+              </w:rPr>
+              <w:t>–</w:t>
+            </w:r>
+            <w:r>
+              <w:rPr>
+                <w:rFonts w:ascii="BRH Devanagari Extra" w:hAnsi="BRH Devanagari Extra" w:cs="BRH Devanagari Extra"/>
+                <w:color w:val="000000"/>
+                <w:sz w:val="32"/>
+                <w:szCs w:val="40"/>
+              </w:rPr>
+              <w:t xml:space="preserve"> CÌiÉþ cÉ</w:t>
+            </w:r>
+            <w:r>
+              <w:rPr>
+                <w:rFonts w:ascii="BRH Malayalam Extra" w:hAnsi="BRH Malayalam Extra" w:cs="BRH Devanagari Extra"/>
+                <w:color w:val="000000"/>
+                <w:szCs w:val="40"/>
+              </w:rPr>
+              <w:t>–</w:t>
+            </w:r>
+            <w:r>
+              <w:rPr>
+                <w:rFonts w:ascii="BRH Devanagari Extra" w:hAnsi="BRH Devanagari Extra" w:cs="BRH Devanagari Extra"/>
+                <w:color w:val="000000"/>
+                <w:sz w:val="32"/>
+                <w:szCs w:val="40"/>
+              </w:rPr>
+              <w:t>lSì - A</w:t>
+            </w:r>
+            <w:r>
+              <w:rPr>
+                <w:rFonts w:ascii="BRH Malayalam Extra" w:hAnsi="BRH Malayalam Extra" w:cs="BRH Devanagari Extra"/>
+                <w:color w:val="000000"/>
+                <w:szCs w:val="40"/>
+              </w:rPr>
+              <w:t>–</w:t>
+            </w:r>
+            <w:r>
+              <w:rPr>
+                <w:rFonts w:ascii="BRH Devanagari Extra" w:hAnsi="BRH Devanagari Extra" w:cs="BRH Devanagari Extra"/>
+                <w:color w:val="000000"/>
+                <w:sz w:val="32"/>
+                <w:szCs w:val="40"/>
+              </w:rPr>
+              <w:t>aÉëÉ</w:t>
+            </w:r>
+            <w:r>
+              <w:rPr>
+                <w:rFonts w:ascii="BRH Malayalam Extra" w:hAnsi="BRH Malayalam Extra" w:cs="BRH Devanagari Extra"/>
+                <w:color w:val="000000"/>
+                <w:szCs w:val="40"/>
+              </w:rPr>
+              <w:t>–</w:t>
+            </w:r>
+            <w:r>
+              <w:rPr>
+                <w:rFonts w:ascii="BRH Devanagari Extra" w:hAnsi="BRH Devanagari Extra" w:cs="BRH Devanagari Extra"/>
+                <w:color w:val="000000"/>
+                <w:sz w:val="32"/>
+                <w:szCs w:val="40"/>
+              </w:rPr>
+              <w:t xml:space="preserve">È | </w:t>
+            </w:r>
+          </w:p>
+        </w:tc>
+        <w:tc>
+          <w:tcPr>
+            <w:tcW w:w="7513" w:type="dxa"/>
+          </w:tcPr>
+          <w:p>
+            <w:pPr>
+              <w:widowControl w:val="0"/>
+              <w:autoSpaceDE w:val="0"/>
+              <w:autoSpaceDN w:val="0"/>
+              <w:adjustRightInd w:val="0"/>
+              <w:rPr>
+                <w:rFonts w:ascii="BRH Devanagari Extra" w:hAnsi="BRH Devanagari Extra" w:cs="BRH Devanagari Extra"/>
+                <w:color w:val="000000"/>
+                <w:sz w:val="32"/>
+                <w:szCs w:val="40"/>
+              </w:rPr>
+            </w:pPr>
+            <w:r>
+              <w:rPr>
+                <w:rFonts w:cs="BRH Devanagari Extra"/>
+                <w:color w:val="000000"/>
+                <w:szCs w:val="40"/>
+              </w:rPr>
+              <w:t>36</w:t>
+            </w:r>
+            <w:r>
+              <w:rPr>
+                <w:rFonts w:ascii="BRH Devanagari Extra" w:hAnsi="BRH Devanagari Extra" w:cs="BRH Devanagari Extra"/>
+                <w:color w:val="000000"/>
+                <w:sz w:val="32"/>
+                <w:szCs w:val="40"/>
+              </w:rPr>
+              <w:t>)</w:t>
+            </w:r>
+            <w:r>
+              <w:rPr>
+                <w:rFonts w:ascii="BRH Devanagari Extra" w:hAnsi="BRH Devanagari Extra" w:cs="BRH Devanagari Extra"/>
+                <w:color w:val="000000"/>
+                <w:sz w:val="32"/>
+                <w:szCs w:val="40"/>
+              </w:rPr>
+              <w:tab/>
+            </w:r>
+            <w:r>
+              <w:rPr>
+                <w:rFonts w:cs="BRH Devanagari Extra"/>
+                <w:color w:val="000000"/>
+                <w:szCs w:val="40"/>
+              </w:rPr>
+              <w:t>1</w:t>
+            </w:r>
+            <w:r>
+              <w:rPr>
+                <w:rFonts w:ascii="BRH Devanagari Extra" w:hAnsi="BRH Devanagari Extra" w:cs="BRH Devanagari Extra"/>
+                <w:color w:val="000000"/>
+                <w:sz w:val="32"/>
+                <w:szCs w:val="40"/>
+              </w:rPr>
+              <w:t>.</w:t>
+            </w:r>
+            <w:r>
+              <w:rPr>
+                <w:rFonts w:cs="BRH Devanagari Extra"/>
+                <w:color w:val="000000"/>
+                <w:szCs w:val="40"/>
+              </w:rPr>
+              <w:t>1</w:t>
+            </w:r>
+            <w:r>
+              <w:rPr>
+                <w:rFonts w:ascii="BRH Devanagari Extra" w:hAnsi="BRH Devanagari Extra" w:cs="BRH Devanagari Extra"/>
+                <w:color w:val="000000"/>
+                <w:sz w:val="32"/>
+                <w:szCs w:val="40"/>
+              </w:rPr>
+              <w:t>.</w:t>
+            </w:r>
+            <w:r>
+              <w:rPr>
+                <w:rFonts w:cs="BRH Devanagari Extra"/>
+                <w:color w:val="000000"/>
+                <w:szCs w:val="40"/>
+              </w:rPr>
+              <w:t>14</w:t>
+            </w:r>
+            <w:r>
+              <w:rPr>
+                <w:rFonts w:ascii="BRH Devanagari Extra" w:hAnsi="BRH Devanagari Extra" w:cs="BRH Devanagari Extra"/>
+                <w:color w:val="000000"/>
+                <w:sz w:val="32"/>
+                <w:szCs w:val="40"/>
+              </w:rPr>
+              <w:t>.</w:t>
+            </w:r>
+            <w:r>
+              <w:rPr>
+                <w:rFonts w:cs="BRH Devanagari Extra"/>
+                <w:color w:val="000000"/>
+                <w:szCs w:val="40"/>
+              </w:rPr>
+              <w:t>2</w:t>
+            </w:r>
+            <w:r>
+              <w:rPr>
+                <w:rFonts w:ascii="BRH Devanagari Extra" w:hAnsi="BRH Devanagari Extra" w:cs="BRH Devanagari Extra"/>
+                <w:color w:val="000000"/>
+                <w:sz w:val="32"/>
+                <w:szCs w:val="40"/>
+              </w:rPr>
+              <w:t>(</w:t>
+            </w:r>
+            <w:r>
+              <w:rPr>
+                <w:rFonts w:cs="BRH Devanagari Extra"/>
+                <w:color w:val="000000"/>
+                <w:szCs w:val="40"/>
+              </w:rPr>
+              <w:t>33</w:t>
+            </w:r>
+            <w:r>
+              <w:rPr>
+                <w:rFonts w:ascii="BRH Devanagari Extra" w:hAnsi="BRH Devanagari Extra" w:cs="BRH Devanagari Extra"/>
+                <w:color w:val="000000"/>
+                <w:sz w:val="32"/>
+                <w:szCs w:val="40"/>
+              </w:rPr>
+              <w:t>)- zÉÑ</w:t>
+            </w:r>
+            <w:r>
+              <w:rPr>
+                <w:rFonts w:ascii="BRH Malayalam Extra" w:hAnsi="BRH Malayalam Extra" w:cs="BRH Devanagari Extra"/>
+                <w:color w:val="000000"/>
+                <w:szCs w:val="40"/>
+              </w:rPr>
+              <w:t>–</w:t>
+            </w:r>
+            <w:r>
+              <w:rPr>
+                <w:rFonts w:ascii="BRH Devanagari Extra" w:hAnsi="BRH Devanagari Extra" w:cs="BRH Devanagari Extra"/>
+                <w:color w:val="000000"/>
+                <w:sz w:val="32"/>
+                <w:szCs w:val="40"/>
+              </w:rPr>
+              <w:t>ÂkÉþÈ | cÉ</w:t>
+            </w:r>
+            <w:r>
+              <w:rPr>
+                <w:rFonts w:ascii="BRH Malayalam Extra" w:hAnsi="BRH Malayalam Extra" w:cs="BRH Devanagari Extra"/>
+                <w:color w:val="000000"/>
+                <w:szCs w:val="40"/>
+              </w:rPr>
+              <w:t>–</w:t>
+            </w:r>
+            <w:r>
+              <w:rPr>
+                <w:rFonts w:ascii="BRH Devanagari Extra" w:hAnsi="BRH Devanagari Extra" w:cs="BRH Devanagari Extra"/>
+                <w:color w:val="000000"/>
+                <w:sz w:val="32"/>
+                <w:szCs w:val="40"/>
+                <w:highlight w:val="green"/>
+              </w:rPr>
+              <w:t>lSìÉaÉëÉ</w:t>
+            </w:r>
+            <w:r>
+              <w:rPr>
+                <w:rFonts w:ascii="BRH Devanagari Extra" w:hAnsi="BRH Devanagari Extra" w:cs="BRH Devanagari Extra"/>
+                <w:color w:val="000000"/>
+                <w:sz w:val="32"/>
+                <w:szCs w:val="40"/>
+                <w:highlight w:val="yellow"/>
+              </w:rPr>
+              <w:t>ÿ</w:t>
+            </w:r>
+            <w:r>
+              <w:rPr>
+                <w:rFonts w:ascii="BRH Devanagari Extra" w:hAnsi="BRH Devanagari Extra" w:cs="BRH Devanagari Extra"/>
+                <w:color w:val="000000"/>
+                <w:sz w:val="32"/>
+                <w:szCs w:val="40"/>
+              </w:rPr>
+              <w:t>È |</w:t>
+            </w:r>
+          </w:p>
+          <w:p>
+            <w:pPr>
+              <w:widowControl w:val="0"/>
+              <w:autoSpaceDE w:val="0"/>
+              <w:autoSpaceDN w:val="0"/>
+              <w:adjustRightInd w:val="0"/>
+              <w:rPr>
+                <w:rFonts w:ascii="BRH Devanagari Extra" w:hAnsi="BRH Devanagari Extra" w:cs="BRH Devanagari Extra"/>
+                <w:color w:val="000000"/>
+                <w:sz w:val="32"/>
+                <w:szCs w:val="40"/>
+              </w:rPr>
+            </w:pPr>
+            <w:r>
+              <w:rPr>
+                <w:rFonts w:ascii="BRH Devanagari Extra" w:hAnsi="BRH Devanagari Extra" w:cs="BRH Devanagari Extra"/>
+                <w:color w:val="000000"/>
+                <w:sz w:val="32"/>
+                <w:szCs w:val="40"/>
+              </w:rPr>
+              <w:t>zÉÑ</w:t>
+            </w:r>
+            <w:r>
+              <w:rPr>
+                <w:rFonts w:ascii="BRH Malayalam Extra" w:hAnsi="BRH Malayalam Extra" w:cs="BRH Devanagari Extra"/>
+                <w:color w:val="000000"/>
+                <w:szCs w:val="40"/>
+              </w:rPr>
+              <w:t>–</w:t>
+            </w:r>
+            <w:r>
+              <w:rPr>
+                <w:rFonts w:ascii="BRH Devanagari Extra" w:hAnsi="BRH Devanagari Extra" w:cs="BRH Devanagari Extra"/>
+                <w:color w:val="000000"/>
+                <w:sz w:val="32"/>
+                <w:szCs w:val="40"/>
+              </w:rPr>
+              <w:t>ÂkÉþ ¶É</w:t>
+            </w:r>
+            <w:r>
+              <w:rPr>
+                <w:rFonts w:ascii="BRH Malayalam Extra" w:hAnsi="BRH Malayalam Extra" w:cs="BRH Devanagari Extra"/>
+                <w:color w:val="000000"/>
+                <w:szCs w:val="40"/>
+              </w:rPr>
+              <w:t>–</w:t>
+            </w:r>
+            <w:r>
+              <w:rPr>
+                <w:rFonts w:ascii="BRH Devanagari Extra" w:hAnsi="BRH Devanagari Extra" w:cs="BRH Devanagari Extra"/>
+                <w:color w:val="000000"/>
+                <w:sz w:val="32"/>
+                <w:szCs w:val="40"/>
+                <w:highlight w:val="green"/>
+              </w:rPr>
+              <w:t>lSìÉaÉëÉÿ</w:t>
+            </w:r>
+            <w:r>
+              <w:rPr>
+                <w:rFonts w:ascii="BRH Devanagari Extra" w:hAnsi="BRH Devanagari Extra" w:cs="BRH Devanagari Extra"/>
+                <w:color w:val="000000"/>
+                <w:sz w:val="32"/>
+                <w:szCs w:val="40"/>
+              </w:rPr>
+              <w:t xml:space="preserve"> ¶É</w:t>
+            </w:r>
+            <w:r>
+              <w:rPr>
+                <w:rFonts w:ascii="BRH Malayalam Extra" w:hAnsi="BRH Malayalam Extra" w:cs="BRH Devanagari Extra"/>
+                <w:color w:val="000000"/>
+                <w:szCs w:val="40"/>
+                <w:highlight w:val="green"/>
+              </w:rPr>
+              <w:t>–</w:t>
+            </w:r>
+            <w:r>
+              <w:rPr>
+                <w:rFonts w:ascii="BRH Devanagari Extra" w:hAnsi="BRH Devanagari Extra" w:cs="BRH Devanagari Extra"/>
+                <w:color w:val="000000"/>
+                <w:sz w:val="32"/>
+                <w:szCs w:val="40"/>
+                <w:highlight w:val="green"/>
+              </w:rPr>
+              <w:t>lSìÉaÉëÉÿÈ</w:t>
+            </w:r>
+            <w:r>
+              <w:rPr>
+                <w:rFonts w:ascii="BRH Devanagari Extra" w:hAnsi="BRH Devanagari Extra" w:cs="BRH Devanagari Extra"/>
+                <w:color w:val="000000"/>
+                <w:sz w:val="32"/>
+                <w:szCs w:val="40"/>
+              </w:rPr>
+              <w:t xml:space="preserve"> zÉÑ</w:t>
+            </w:r>
+            <w:r>
+              <w:rPr>
+                <w:rFonts w:ascii="BRH Malayalam Extra" w:hAnsi="BRH Malayalam Extra" w:cs="BRH Devanagari Extra"/>
+                <w:color w:val="000000"/>
+                <w:szCs w:val="40"/>
+              </w:rPr>
+              <w:t>–</w:t>
+            </w:r>
+            <w:r>
+              <w:rPr>
+                <w:rFonts w:ascii="BRH Devanagari Extra" w:hAnsi="BRH Devanagari Extra" w:cs="BRH Devanagari Extra"/>
+                <w:color w:val="000000"/>
+                <w:sz w:val="32"/>
+                <w:szCs w:val="40"/>
+              </w:rPr>
+              <w:t>ÂkÉþÈ zÉÑ</w:t>
+            </w:r>
+            <w:r>
+              <w:rPr>
+                <w:rFonts w:ascii="BRH Malayalam Extra" w:hAnsi="BRH Malayalam Extra" w:cs="BRH Devanagari Extra"/>
+                <w:color w:val="000000"/>
+                <w:szCs w:val="40"/>
+              </w:rPr>
+              <w:t>–</w:t>
+            </w:r>
+            <w:r>
+              <w:rPr>
+                <w:rFonts w:ascii="BRH Devanagari Extra" w:hAnsi="BRH Devanagari Extra" w:cs="BRH Devanagari Extra"/>
+                <w:color w:val="000000"/>
+                <w:sz w:val="32"/>
+                <w:szCs w:val="40"/>
+              </w:rPr>
+              <w:t>ÂkÉþ ¶É</w:t>
+            </w:r>
+            <w:r>
+              <w:rPr>
+                <w:rFonts w:ascii="BRH Malayalam Extra" w:hAnsi="BRH Malayalam Extra" w:cs="BRH Devanagari Extra"/>
+                <w:color w:val="000000"/>
+                <w:szCs w:val="40"/>
+                <w:highlight w:val="green"/>
+              </w:rPr>
+              <w:t>–</w:t>
+            </w:r>
+            <w:r>
+              <w:rPr>
+                <w:rFonts w:ascii="BRH Devanagari Extra" w:hAnsi="BRH Devanagari Extra" w:cs="BRH Devanagari Extra"/>
+                <w:color w:val="000000"/>
+                <w:sz w:val="32"/>
+                <w:szCs w:val="40"/>
+                <w:highlight w:val="green"/>
+              </w:rPr>
+              <w:t>lSìÉaÉëÉÿÈ</w:t>
+            </w:r>
+            <w:r>
+              <w:rPr>
+                <w:rFonts w:ascii="BRH Devanagari Extra" w:hAnsi="BRH Devanagari Extra" w:cs="BRH Devanagari Extra"/>
+                <w:color w:val="000000"/>
+                <w:sz w:val="32"/>
+                <w:szCs w:val="40"/>
+              </w:rPr>
+              <w:t xml:space="preserve"> | </w:t>
+            </w:r>
+          </w:p>
+          <w:p>
+            <w:pPr>
+              <w:widowControl w:val="0"/>
+              <w:autoSpaceDE w:val="0"/>
+              <w:autoSpaceDN w:val="0"/>
+              <w:adjustRightInd w:val="0"/>
+              <w:rPr>
+                <w:rFonts w:ascii="BRH Devanagari Extra" w:hAnsi="BRH Devanagari Extra" w:cs="BRH Devanagari Extra"/>
+                <w:color w:val="000000"/>
+                <w:sz w:val="32"/>
+                <w:szCs w:val="40"/>
+              </w:rPr>
+            </w:pPr>
+            <w:r>
+              <w:rPr>
+                <w:rFonts w:cs="BRH Devanagari Extra"/>
+                <w:color w:val="000000"/>
+                <w:szCs w:val="40"/>
+              </w:rPr>
+              <w:t>37</w:t>
+            </w:r>
+            <w:r>
+              <w:rPr>
+                <w:rFonts w:ascii="BRH Devanagari Extra" w:hAnsi="BRH Devanagari Extra" w:cs="BRH Devanagari Extra"/>
+                <w:color w:val="000000"/>
+                <w:sz w:val="32"/>
+                <w:szCs w:val="40"/>
+              </w:rPr>
+              <w:t>)</w:t>
+            </w:r>
+            <w:r>
+              <w:rPr>
+                <w:rFonts w:ascii="BRH Devanagari Extra" w:hAnsi="BRH Devanagari Extra" w:cs="BRH Devanagari Extra"/>
+                <w:color w:val="000000"/>
+                <w:sz w:val="32"/>
+                <w:szCs w:val="40"/>
+              </w:rPr>
+              <w:tab/>
+            </w:r>
+            <w:r>
+              <w:rPr>
+                <w:rFonts w:cs="BRH Devanagari Extra"/>
+                <w:color w:val="000000"/>
+                <w:szCs w:val="40"/>
+              </w:rPr>
+              <w:t>1</w:t>
+            </w:r>
+            <w:r>
+              <w:rPr>
+                <w:rFonts w:ascii="BRH Devanagari Extra" w:hAnsi="BRH Devanagari Extra" w:cs="BRH Devanagari Extra"/>
+                <w:color w:val="000000"/>
+                <w:sz w:val="32"/>
+                <w:szCs w:val="40"/>
+              </w:rPr>
+              <w:t>.</w:t>
+            </w:r>
+            <w:r>
+              <w:rPr>
+                <w:rFonts w:cs="BRH Devanagari Extra"/>
+                <w:color w:val="000000"/>
+                <w:szCs w:val="40"/>
+              </w:rPr>
+              <w:t>1</w:t>
+            </w:r>
+            <w:r>
+              <w:rPr>
+                <w:rFonts w:ascii="BRH Devanagari Extra" w:hAnsi="BRH Devanagari Extra" w:cs="BRH Devanagari Extra"/>
+                <w:color w:val="000000"/>
+                <w:sz w:val="32"/>
+                <w:szCs w:val="40"/>
+              </w:rPr>
+              <w:t>.</w:t>
+            </w:r>
+            <w:r>
+              <w:rPr>
+                <w:rFonts w:cs="BRH Devanagari Extra"/>
+                <w:color w:val="000000"/>
+                <w:szCs w:val="40"/>
+              </w:rPr>
+              <w:t>14</w:t>
+            </w:r>
+            <w:r>
+              <w:rPr>
+                <w:rFonts w:ascii="BRH Devanagari Extra" w:hAnsi="BRH Devanagari Extra" w:cs="BRH Devanagari Extra"/>
+                <w:color w:val="000000"/>
+                <w:sz w:val="32"/>
+                <w:szCs w:val="40"/>
+              </w:rPr>
+              <w:t>.</w:t>
+            </w:r>
+            <w:r>
+              <w:rPr>
+                <w:rFonts w:cs="BRH Devanagari Extra"/>
+                <w:color w:val="000000"/>
+                <w:szCs w:val="40"/>
+              </w:rPr>
+              <w:t>2</w:t>
+            </w:r>
+            <w:r>
+              <w:rPr>
+                <w:rFonts w:ascii="BRH Devanagari Extra" w:hAnsi="BRH Devanagari Extra" w:cs="BRH Devanagari Extra"/>
+                <w:color w:val="000000"/>
+                <w:sz w:val="32"/>
+                <w:szCs w:val="40"/>
+              </w:rPr>
+              <w:t>(</w:t>
+            </w:r>
+            <w:r>
+              <w:rPr>
+                <w:rFonts w:cs="BRH Devanagari Extra"/>
+                <w:color w:val="000000"/>
+                <w:szCs w:val="40"/>
+              </w:rPr>
+              <w:t>34</w:t>
+            </w:r>
+            <w:r>
+              <w:rPr>
+                <w:rFonts w:ascii="BRH Devanagari Extra" w:hAnsi="BRH Devanagari Extra" w:cs="BRH Devanagari Extra"/>
+                <w:color w:val="000000"/>
+                <w:sz w:val="32"/>
+                <w:szCs w:val="40"/>
+              </w:rPr>
+              <w:t>)- cÉ</w:t>
+            </w:r>
+            <w:r>
+              <w:rPr>
+                <w:rFonts w:ascii="BRH Malayalam Extra" w:hAnsi="BRH Malayalam Extra" w:cs="BRH Devanagari Extra"/>
+                <w:color w:val="000000"/>
+                <w:szCs w:val="40"/>
+                <w:highlight w:val="yellow"/>
+              </w:rPr>
+              <w:t>–</w:t>
+            </w:r>
+            <w:r>
+              <w:rPr>
+                <w:rFonts w:ascii="BRH Devanagari Extra" w:hAnsi="BRH Devanagari Extra" w:cs="BRH Devanagari Extra"/>
+                <w:color w:val="000000"/>
+                <w:sz w:val="32"/>
+                <w:szCs w:val="40"/>
+                <w:highlight w:val="green"/>
+              </w:rPr>
+              <w:t>lSìÉaÉë</w:t>
+            </w:r>
+            <w:r>
+              <w:rPr>
+                <w:rFonts w:ascii="BRH Devanagari Extra" w:hAnsi="BRH Devanagari Extra" w:cs="BRH Devanagari Extra"/>
+                <w:color w:val="000000"/>
+                <w:sz w:val="32"/>
+                <w:szCs w:val="40"/>
+              </w:rPr>
+              <w:t>ÉÿÈ | ÍkÉrÉþÎlkÉrÉqÉç |</w:t>
+            </w:r>
+          </w:p>
+          <w:p>
+            <w:pPr>
+              <w:widowControl w:val="0"/>
+              <w:autoSpaceDE w:val="0"/>
+              <w:autoSpaceDN w:val="0"/>
+              <w:adjustRightInd w:val="0"/>
+              <w:rPr>
+                <w:rFonts w:ascii="BRH Devanagari Extra" w:hAnsi="BRH Devanagari Extra" w:cs="BRH Devanagari Extra"/>
+                <w:color w:val="000000"/>
+                <w:sz w:val="32"/>
+                <w:szCs w:val="40"/>
+              </w:rPr>
+            </w:pPr>
+            <w:r>
+              <w:rPr>
+                <w:rFonts w:ascii="BRH Devanagari Extra" w:hAnsi="BRH Devanagari Extra" w:cs="BRH Devanagari Extra"/>
+                <w:color w:val="000000"/>
+                <w:sz w:val="32"/>
+                <w:szCs w:val="40"/>
+              </w:rPr>
+              <w:t>cÉ</w:t>
+            </w:r>
+            <w:r>
+              <w:rPr>
+                <w:rFonts w:ascii="BRH Malayalam Extra" w:hAnsi="BRH Malayalam Extra" w:cs="BRH Devanagari Extra"/>
+                <w:color w:val="000000"/>
+                <w:szCs w:val="40"/>
+              </w:rPr>
+              <w:t>–</w:t>
+            </w:r>
+            <w:r>
+              <w:rPr>
+                <w:rFonts w:ascii="BRH Devanagari Extra" w:hAnsi="BRH Devanagari Extra" w:cs="BRH Devanagari Extra"/>
+                <w:color w:val="000000"/>
+                <w:sz w:val="32"/>
+                <w:szCs w:val="40"/>
+                <w:highlight w:val="green"/>
+              </w:rPr>
+              <w:t>lSìÉ</w:t>
+            </w:r>
+            <w:r>
+              <w:rPr>
+                <w:rFonts w:ascii="BRH Devanagari Extra" w:hAnsi="BRH Devanagari Extra" w:cs="BRH Devanagari Extra"/>
+                <w:color w:val="000000"/>
+                <w:sz w:val="32"/>
+                <w:szCs w:val="40"/>
+              </w:rPr>
+              <w:t>aÉëÉ</w:t>
+            </w:r>
+            <w:r>
+              <w:rPr>
+                <w:rFonts w:ascii="BRH Malayalam Extra" w:hAnsi="BRH Malayalam Extra" w:cs="BRH Devanagari Extra"/>
+                <w:color w:val="000000"/>
+                <w:szCs w:val="40"/>
+              </w:rPr>
+              <w:t>–</w:t>
+            </w:r>
+            <w:r>
+              <w:rPr>
+                <w:rFonts w:ascii="BRH Devanagari Extra" w:hAnsi="BRH Devanagari Extra" w:cs="BRH Devanagari Extra"/>
+                <w:color w:val="000000"/>
+                <w:sz w:val="32"/>
+                <w:szCs w:val="40"/>
+              </w:rPr>
+              <w:t xml:space="preserve"> ÍkÉrÉþÎlkÉrÉ</w:t>
+            </w:r>
+            <w:r>
+              <w:rPr>
+                <w:rFonts w:ascii="BRH Malayalam Extra" w:hAnsi="BRH Malayalam Extra" w:cs="BRH Devanagari Extra"/>
+                <w:color w:val="000000"/>
+                <w:szCs w:val="40"/>
+              </w:rPr>
+              <w:t>–</w:t>
+            </w:r>
+            <w:r>
+              <w:rPr>
+                <w:rFonts w:ascii="BRH Devanagari Extra" w:hAnsi="BRH Devanagari Extra" w:cs="BRH Devanagari Extra"/>
+                <w:color w:val="000000"/>
+                <w:sz w:val="32"/>
+                <w:szCs w:val="40"/>
+              </w:rPr>
+              <w:t>qÉç ÍkÉrÉþÎlkÉrÉqÉç cÉ</w:t>
+            </w:r>
+            <w:r>
+              <w:rPr>
+                <w:rFonts w:ascii="BRH Malayalam Extra" w:hAnsi="BRH Malayalam Extra" w:cs="BRH Devanagari Extra"/>
+                <w:color w:val="000000"/>
+                <w:szCs w:val="40"/>
+                <w:highlight w:val="green"/>
+              </w:rPr>
+              <w:t>–</w:t>
+            </w:r>
+            <w:r>
+              <w:rPr>
+                <w:rFonts w:ascii="BRH Devanagari Extra" w:hAnsi="BRH Devanagari Extra" w:cs="BRH Devanagari Extra"/>
+                <w:color w:val="000000"/>
+                <w:sz w:val="32"/>
+                <w:szCs w:val="40"/>
+                <w:highlight w:val="green"/>
+              </w:rPr>
+              <w:t>lSìÉaÉëÉ</w:t>
+            </w:r>
+            <w:r>
+              <w:rPr>
+                <w:rFonts w:ascii="BRH Devanagari Extra" w:hAnsi="BRH Devanagari Extra" w:cs="BRH Devanagari Extra"/>
+                <w:color w:val="000000"/>
+                <w:sz w:val="32"/>
+                <w:szCs w:val="40"/>
+                <w:highlight w:val="yellow"/>
+              </w:rPr>
+              <w:t>ÿ</w:t>
+            </w:r>
+            <w:r>
+              <w:rPr>
+                <w:rFonts w:ascii="BRH Devanagari Extra" w:hAnsi="BRH Devanagari Extra" w:cs="BRH Devanagari Extra"/>
+                <w:color w:val="000000"/>
+                <w:sz w:val="32"/>
+                <w:szCs w:val="40"/>
+              </w:rPr>
+              <w:t xml:space="preserve"> ¶É</w:t>
+            </w:r>
+            <w:r>
+              <w:rPr>
+                <w:rFonts w:ascii="BRH Malayalam Extra" w:hAnsi="BRH Malayalam Extra" w:cs="BRH Devanagari Extra"/>
+                <w:color w:val="000000"/>
+                <w:szCs w:val="40"/>
+              </w:rPr>
+              <w:t>–</w:t>
+            </w:r>
+            <w:r>
+              <w:rPr>
+                <w:rFonts w:ascii="BRH Devanagari Extra" w:hAnsi="BRH Devanagari Extra" w:cs="BRH Devanagari Extra"/>
+                <w:color w:val="000000"/>
+                <w:sz w:val="32"/>
+                <w:szCs w:val="40"/>
+                <w:highlight w:val="green"/>
+              </w:rPr>
+              <w:t>lSìÉ</w:t>
+            </w:r>
+            <w:r>
+              <w:rPr>
+                <w:rFonts w:ascii="BRH Devanagari Extra" w:hAnsi="BRH Devanagari Extra" w:cs="BRH Devanagari Extra"/>
+                <w:color w:val="000000"/>
+                <w:sz w:val="32"/>
+                <w:szCs w:val="40"/>
+              </w:rPr>
+              <w:t>aÉëÉ</w:t>
+            </w:r>
+            <w:r>
+              <w:rPr>
+                <w:rFonts w:ascii="BRH Malayalam Extra" w:hAnsi="BRH Malayalam Extra" w:cs="BRH Devanagari Extra"/>
+                <w:color w:val="000000"/>
+                <w:szCs w:val="40"/>
+              </w:rPr>
+              <w:t>–</w:t>
+            </w:r>
+            <w:r>
+              <w:rPr>
+                <w:rFonts w:ascii="BRH Devanagari Extra" w:hAnsi="BRH Devanagari Extra" w:cs="BRH Devanagari Extra"/>
+                <w:color w:val="000000"/>
+                <w:sz w:val="32"/>
+                <w:szCs w:val="40"/>
+              </w:rPr>
+              <w:t xml:space="preserve"> </w:t>
+            </w:r>
+          </w:p>
+          <w:p>
+            <w:pPr>
+              <w:widowControl w:val="0"/>
+              <w:autoSpaceDE w:val="0"/>
+              <w:autoSpaceDN w:val="0"/>
+              <w:adjustRightInd w:val="0"/>
+              <w:rPr>
+                <w:rFonts w:ascii="BRH Devanagari Extra" w:hAnsi="BRH Devanagari Extra" w:cs="BRH Devanagari Extra"/>
+                <w:color w:val="000000"/>
+                <w:sz w:val="32"/>
+                <w:szCs w:val="40"/>
+              </w:rPr>
+            </w:pPr>
+            <w:r>
+              <w:rPr>
+                <w:rFonts w:ascii="BRH Devanagari Extra" w:hAnsi="BRH Devanagari Extra" w:cs="BRH Devanagari Extra"/>
+                <w:color w:val="000000"/>
+                <w:sz w:val="32"/>
+                <w:szCs w:val="40"/>
+              </w:rPr>
+              <w:t xml:space="preserve">ÍkÉrÉþÎlkÉrÉqÉç | </w:t>
+            </w:r>
+          </w:p>
+          <w:p>
+            <w:pPr>
+              <w:widowControl w:val="0"/>
+              <w:autoSpaceDE w:val="0"/>
+              <w:autoSpaceDN w:val="0"/>
+              <w:adjustRightInd w:val="0"/>
+              <w:rPr>
+                <w:rFonts w:ascii="BRH Devanagari Extra" w:hAnsi="BRH Devanagari Extra" w:cs="BRH Devanagari Extra"/>
+                <w:color w:val="000000"/>
+                <w:sz w:val="32"/>
+                <w:szCs w:val="40"/>
+              </w:rPr>
+            </w:pPr>
+            <w:r>
+              <w:rPr>
+                <w:rFonts w:cs="BRH Devanagari Extra"/>
+                <w:color w:val="000000"/>
+                <w:szCs w:val="40"/>
+              </w:rPr>
+              <w:t>38</w:t>
+            </w:r>
+            <w:r>
+              <w:rPr>
+                <w:rFonts w:ascii="BRH Devanagari Extra" w:hAnsi="BRH Devanagari Extra" w:cs="BRH Devanagari Extra"/>
+                <w:color w:val="000000"/>
+                <w:sz w:val="32"/>
+                <w:szCs w:val="40"/>
+              </w:rPr>
+              <w:t>)</w:t>
+            </w:r>
+            <w:r>
+              <w:rPr>
+                <w:rFonts w:ascii="BRH Devanagari Extra" w:hAnsi="BRH Devanagari Extra" w:cs="BRH Devanagari Extra"/>
+                <w:color w:val="000000"/>
+                <w:sz w:val="32"/>
+                <w:szCs w:val="40"/>
+              </w:rPr>
+              <w:tab/>
+            </w:r>
+            <w:r>
+              <w:rPr>
+                <w:rFonts w:cs="BRH Devanagari Extra"/>
+                <w:color w:val="000000"/>
+                <w:szCs w:val="40"/>
+              </w:rPr>
+              <w:t>1</w:t>
+            </w:r>
+            <w:r>
+              <w:rPr>
+                <w:rFonts w:ascii="BRH Devanagari Extra" w:hAnsi="BRH Devanagari Extra" w:cs="BRH Devanagari Extra"/>
+                <w:color w:val="000000"/>
+                <w:sz w:val="32"/>
+                <w:szCs w:val="40"/>
+              </w:rPr>
+              <w:t>.</w:t>
+            </w:r>
+            <w:r>
+              <w:rPr>
+                <w:rFonts w:cs="BRH Devanagari Extra"/>
+                <w:color w:val="000000"/>
+                <w:szCs w:val="40"/>
+              </w:rPr>
+              <w:t>1</w:t>
+            </w:r>
+            <w:r>
+              <w:rPr>
+                <w:rFonts w:ascii="BRH Devanagari Extra" w:hAnsi="BRH Devanagari Extra" w:cs="BRH Devanagari Extra"/>
+                <w:color w:val="000000"/>
+                <w:sz w:val="32"/>
+                <w:szCs w:val="40"/>
+              </w:rPr>
+              <w:t>.</w:t>
+            </w:r>
+            <w:r>
+              <w:rPr>
+                <w:rFonts w:cs="BRH Devanagari Extra"/>
+                <w:color w:val="000000"/>
+                <w:szCs w:val="40"/>
+              </w:rPr>
+              <w:t>14</w:t>
+            </w:r>
+            <w:r>
+              <w:rPr>
+                <w:rFonts w:ascii="BRH Devanagari Extra" w:hAnsi="BRH Devanagari Extra" w:cs="BRH Devanagari Extra"/>
+                <w:color w:val="000000"/>
+                <w:sz w:val="32"/>
+                <w:szCs w:val="40"/>
+              </w:rPr>
+              <w:t>.</w:t>
+            </w:r>
+            <w:r>
+              <w:rPr>
+                <w:rFonts w:cs="BRH Devanagari Extra"/>
+                <w:color w:val="000000"/>
+                <w:szCs w:val="40"/>
+              </w:rPr>
+              <w:t>2</w:t>
+            </w:r>
+            <w:r>
+              <w:rPr>
+                <w:rFonts w:ascii="BRH Devanagari Extra" w:hAnsi="BRH Devanagari Extra" w:cs="BRH Devanagari Extra"/>
+                <w:color w:val="000000"/>
+                <w:sz w:val="32"/>
+                <w:szCs w:val="40"/>
+              </w:rPr>
+              <w:t>(</w:t>
+            </w:r>
+            <w:r>
+              <w:rPr>
+                <w:rFonts w:cs="BRH Devanagari Extra"/>
+                <w:color w:val="000000"/>
+                <w:szCs w:val="40"/>
+              </w:rPr>
+              <w:t>34</w:t>
+            </w:r>
+            <w:r>
+              <w:rPr>
+                <w:rFonts w:ascii="BRH Devanagari Extra" w:hAnsi="BRH Devanagari Extra" w:cs="BRH Devanagari Extra"/>
+                <w:color w:val="000000"/>
+                <w:sz w:val="32"/>
+                <w:szCs w:val="40"/>
+              </w:rPr>
+              <w:t>)- cÉ</w:t>
+            </w:r>
+            <w:r>
+              <w:rPr>
+                <w:rFonts w:ascii="BRH Malayalam Extra" w:hAnsi="BRH Malayalam Extra" w:cs="BRH Devanagari Extra"/>
+                <w:color w:val="000000"/>
+                <w:szCs w:val="40"/>
+              </w:rPr>
+              <w:t>–</w:t>
+            </w:r>
+            <w:r>
+              <w:rPr>
+                <w:rFonts w:ascii="BRH Devanagari Extra" w:hAnsi="BRH Devanagari Extra" w:cs="BRH Devanagari Extra"/>
+                <w:color w:val="000000"/>
+                <w:sz w:val="32"/>
+                <w:szCs w:val="40"/>
+                <w:highlight w:val="green"/>
+              </w:rPr>
+              <w:t>lSìÉaÉëÉÿÈ</w:t>
+            </w:r>
+            <w:r>
+              <w:rPr>
+                <w:rFonts w:ascii="BRH Devanagari Extra" w:hAnsi="BRH Devanagari Extra" w:cs="BRH Devanagari Extra"/>
+                <w:color w:val="000000"/>
+                <w:sz w:val="32"/>
+                <w:szCs w:val="40"/>
+              </w:rPr>
+              <w:t xml:space="preserve"> |</w:t>
+            </w:r>
+          </w:p>
+          <w:p>
+            <w:pPr>
+              <w:widowControl w:val="0"/>
+              <w:autoSpaceDE w:val="0"/>
+              <w:autoSpaceDN w:val="0"/>
+              <w:adjustRightInd w:val="0"/>
+              <w:rPr>
+                <w:rFonts w:cs="BRH Malayalam Extra"/>
+                <w:color w:val="000000"/>
+                <w:szCs w:val="40"/>
+              </w:rPr>
+            </w:pPr>
+            <w:r>
+              <w:rPr>
+                <w:rFonts w:ascii="BRH Devanagari Extra" w:hAnsi="BRH Devanagari Extra" w:cs="BRH Devanagari Extra"/>
+                <w:color w:val="000000"/>
+                <w:sz w:val="32"/>
+                <w:szCs w:val="40"/>
+              </w:rPr>
+              <w:t>cÉ</w:t>
+            </w:r>
+            <w:r>
+              <w:rPr>
+                <w:rFonts w:ascii="BRH Malayalam Extra" w:hAnsi="BRH Malayalam Extra" w:cs="BRH Devanagari Extra"/>
+                <w:color w:val="000000"/>
+                <w:szCs w:val="40"/>
+              </w:rPr>
+              <w:t>–</w:t>
+            </w:r>
+            <w:r>
+              <w:rPr>
+                <w:rFonts w:ascii="BRH Devanagari Extra" w:hAnsi="BRH Devanagari Extra" w:cs="BRH Devanagari Extra"/>
+                <w:color w:val="000000"/>
+                <w:sz w:val="32"/>
+                <w:szCs w:val="40"/>
+              </w:rPr>
+              <w:t>lSìÉaÉëÉ</w:t>
+            </w:r>
+            <w:r>
+              <w:rPr>
+                <w:rFonts w:ascii="BRH Malayalam Extra" w:hAnsi="BRH Malayalam Extra" w:cs="BRH Devanagari Extra"/>
+                <w:color w:val="000000"/>
+                <w:szCs w:val="40"/>
+              </w:rPr>
+              <w:t>–</w:t>
+            </w:r>
+            <w:r>
+              <w:rPr>
+                <w:rFonts w:ascii="BRH Devanagari Extra" w:hAnsi="BRH Devanagari Extra" w:cs="BRH Devanagari Extra"/>
+                <w:color w:val="000000"/>
+                <w:sz w:val="32"/>
+                <w:szCs w:val="40"/>
+              </w:rPr>
+              <w:t xml:space="preserve"> CÌiÉþ cÉ</w:t>
+            </w:r>
+            <w:r>
+              <w:rPr>
+                <w:rFonts w:ascii="BRH Malayalam Extra" w:hAnsi="BRH Malayalam Extra" w:cs="BRH Devanagari Extra"/>
+                <w:color w:val="000000"/>
+                <w:szCs w:val="40"/>
+              </w:rPr>
+              <w:t>–</w:t>
+            </w:r>
+            <w:r>
+              <w:rPr>
+                <w:rFonts w:ascii="BRH Devanagari Extra" w:hAnsi="BRH Devanagari Extra" w:cs="BRH Devanagari Extra"/>
+                <w:color w:val="000000"/>
+                <w:sz w:val="32"/>
+                <w:szCs w:val="40"/>
+              </w:rPr>
+              <w:t>lSì - A</w:t>
+            </w:r>
+            <w:r>
+              <w:rPr>
+                <w:rFonts w:ascii="BRH Malayalam Extra" w:hAnsi="BRH Malayalam Extra" w:cs="BRH Devanagari Extra"/>
+                <w:color w:val="000000"/>
+                <w:szCs w:val="40"/>
+              </w:rPr>
+              <w:t>–</w:t>
+            </w:r>
+            <w:r>
+              <w:rPr>
+                <w:rFonts w:ascii="BRH Devanagari Extra" w:hAnsi="BRH Devanagari Extra" w:cs="BRH Devanagari Extra"/>
+                <w:color w:val="000000"/>
+                <w:sz w:val="32"/>
+                <w:szCs w:val="40"/>
+              </w:rPr>
+              <w:t>aÉëÉ</w:t>
+            </w:r>
+            <w:r>
+              <w:rPr>
+                <w:rFonts w:ascii="BRH Malayalam Extra" w:hAnsi="BRH Malayalam Extra" w:cs="BRH Devanagari Extra"/>
+                <w:color w:val="000000"/>
+                <w:szCs w:val="40"/>
+              </w:rPr>
+              <w:t>–</w:t>
+            </w:r>
+            <w:r>
+              <w:rPr>
+                <w:rFonts w:ascii="BRH Devanagari Extra" w:hAnsi="BRH Devanagari Extra" w:cs="BRH Devanagari Extra"/>
+                <w:color w:val="000000"/>
+                <w:sz w:val="32"/>
+                <w:szCs w:val="40"/>
+              </w:rPr>
+              <w:t>È |</w:t>
             </w:r>
           </w:p>
         </w:tc>
@@ -1563,7 +3941,17 @@
                 <w:sz w:val="32"/>
                 <w:szCs w:val="40"/>
               </w:rPr>
-              <w:t>zÉ(aqÉç)</w:t>
+              <w:t>zÉ(</w:t>
+            </w:r>
+            <w:proofErr w:type="gramStart"/>
+            <w:r>
+              <w:rPr>
+                <w:rFonts w:ascii="BRH Devanagari Extra" w:hAnsi="BRH Devanagari Extra" w:cs="BRH Devanagari Extra"/>
+                <w:color w:val="000000"/>
+                <w:sz w:val="32"/>
+                <w:szCs w:val="40"/>
+              </w:rPr>
+              <w:t>aqÉç)</w:t>
             </w:r>
             <w:r>
               <w:rPr>
@@ -1572,7 +3960,17 @@
                 <w:sz w:val="32"/>
                 <w:szCs w:val="40"/>
               </w:rPr>
-              <w:t xml:space="preserve">  | </w:t>
+              <w:t xml:space="preserve">  |</w:t>
+            </w:r>
+            <w:proofErr w:type="gramEnd"/>
+            <w:r>
+              <w:rPr>
+                <w:rFonts w:ascii="BRH Malayalam Extra" w:hAnsi="BRH Malayalam Extra" w:cs="BRH Malayalam Extra"/>
+                <w:color w:val="000000"/>
+                <w:sz w:val="32"/>
+                <w:szCs w:val="40"/>
+              </w:rPr>
+              <w:t xml:space="preserve"> </w:t>
             </w:r>
             <w:r>
               <w:rPr>
@@ -1739,7 +4137,17 @@
                 <w:sz w:val="32"/>
                 <w:szCs w:val="40"/>
               </w:rPr>
-              <w:t>zÉ(aqÉç)</w:t>
+              <w:t>zÉ(</w:t>
+            </w:r>
+            <w:proofErr w:type="gramStart"/>
+            <w:r>
+              <w:rPr>
+                <w:rFonts w:ascii="BRH Devanagari Extra" w:hAnsi="BRH Devanagari Extra" w:cs="BRH Devanagari Extra"/>
+                <w:color w:val="000000"/>
+                <w:sz w:val="32"/>
+                <w:szCs w:val="40"/>
+              </w:rPr>
+              <w:t>aqÉç)</w:t>
             </w:r>
             <w:r>
               <w:rPr>
@@ -1748,7 +4156,17 @@
                 <w:sz w:val="32"/>
                 <w:szCs w:val="40"/>
               </w:rPr>
-              <w:t xml:space="preserve">  | </w:t>
+              <w:t xml:space="preserve">  |</w:t>
+            </w:r>
+            <w:proofErr w:type="gramEnd"/>
+            <w:r>
+              <w:rPr>
+                <w:rFonts w:ascii="BRH Malayalam Extra" w:hAnsi="BRH Malayalam Extra" w:cs="BRH Malayalam Extra"/>
+                <w:color w:val="000000"/>
+                <w:sz w:val="32"/>
+                <w:szCs w:val="40"/>
+              </w:rPr>
+              <w:t xml:space="preserve"> </w:t>
             </w:r>
             <w:r>
               <w:rPr>
@@ -1915,7 +4333,17 @@
                 <w:sz w:val="32"/>
                 <w:szCs w:val="40"/>
               </w:rPr>
-              <w:t>zÉ(aqÉç)</w:t>
+              <w:t>zÉ(</w:t>
+            </w:r>
+            <w:proofErr w:type="gramStart"/>
+            <w:r>
+              <w:rPr>
+                <w:rFonts w:ascii="BRH Devanagari Extra" w:hAnsi="BRH Devanagari Extra" w:cs="BRH Devanagari Extra"/>
+                <w:color w:val="000000"/>
+                <w:sz w:val="32"/>
+                <w:szCs w:val="40"/>
+              </w:rPr>
+              <w:t>aqÉç)</w:t>
             </w:r>
             <w:r>
               <w:rPr>
@@ -1924,7 +4352,17 @@
                 <w:sz w:val="32"/>
                 <w:szCs w:val="40"/>
               </w:rPr>
-              <w:t xml:space="preserve">  | </w:t>
+              <w:t xml:space="preserve">  |</w:t>
+            </w:r>
+            <w:proofErr w:type="gramEnd"/>
+            <w:r>
+              <w:rPr>
+                <w:rFonts w:ascii="BRH Malayalam Extra" w:hAnsi="BRH Malayalam Extra" w:cs="BRH Malayalam Extra"/>
+                <w:color w:val="000000"/>
+                <w:sz w:val="32"/>
+                <w:szCs w:val="40"/>
+              </w:rPr>
+              <w:t xml:space="preserve"> </w:t>
             </w:r>
             <w:r>
               <w:rPr>
@@ -2726,7 +5164,17 @@
                 <w:sz w:val="32"/>
                 <w:szCs w:val="40"/>
               </w:rPr>
-              <w:t>zÉ(aqÉç)</w:t>
+              <w:t>zÉ(</w:t>
+            </w:r>
+            <w:proofErr w:type="gramStart"/>
+            <w:r>
+              <w:rPr>
+                <w:rFonts w:ascii="BRH Devanagari Extra" w:hAnsi="BRH Devanagari Extra" w:cs="BRH Devanagari Extra"/>
+                <w:color w:val="000000"/>
+                <w:sz w:val="32"/>
+                <w:szCs w:val="40"/>
+              </w:rPr>
+              <w:t>aqÉç)</w:t>
             </w:r>
             <w:r>
               <w:rPr>
@@ -2753,17 +5201,9 @@
                 <w:sz w:val="28"/>
                 <w:szCs w:val="32"/>
               </w:rPr>
-              <w:t>appears, this is</w:t>
-            </w:r>
-            <w:r>
-              <w:rPr>
-                <w:rFonts w:ascii="BRH Malayalam Extra" w:hAnsi="BRH Malayalam Extra" w:cs="BRH Malayalam Extra"/>
-                <w:color w:val="000000"/>
-                <w:sz w:val="32"/>
-                <w:szCs w:val="40"/>
-              </w:rPr>
-              <w:t xml:space="preserve"> </w:t>
-            </w:r>
+              <w:t>appears</w:t>
+            </w:r>
+            <w:proofErr w:type="gramEnd"/>
             <w:r>
               <w:rPr>
                 <w:b/>
@@ -2771,38 +5211,7 @@
                 <w:sz w:val="28"/>
                 <w:szCs w:val="32"/>
               </w:rPr>
-              <w:t>to be corrected as</w:t>
-            </w:r>
-            <w:r>
-              <w:t xml:space="preserve"> </w:t>
-            </w:r>
-            <w:r>
-              <w:rPr>
-                <w:rFonts w:ascii="BRH Devanagari Extra" w:hAnsi="BRH Devanagari Extra" w:cs="BRH Devanagari Extra"/>
-                <w:color w:val="000000"/>
-                <w:sz w:val="32"/>
-                <w:szCs w:val="40"/>
-              </w:rPr>
-              <w:t>A</w:t>
-            </w:r>
-            <w:r>
-              <w:rPr>
-                <w:rFonts w:ascii="BRH Devanagari Extra" w:hAnsi="BRH Devanagari Extra" w:cs="BRH Devanagari Extra"/>
-                <w:color w:val="000000"/>
-                <w:sz w:val="32"/>
-                <w:szCs w:val="40"/>
-                <w:highlight w:val="green"/>
-              </w:rPr>
-              <w:t>bÉ</w:t>
-            </w:r>
-            <w:r>
-              <w:rPr>
-                <w:rFonts w:ascii="BRH Devanagari Extra" w:hAnsi="BRH Devanagari Extra" w:cs="BRH Devanagari Extra"/>
-                <w:color w:val="000000"/>
-                <w:sz w:val="32"/>
-                <w:szCs w:val="40"/>
-              </w:rPr>
-              <w:t>zÉ(aqÉç)</w:t>
+              <w:t>, this is</w:t>
             </w:r>
             <w:r>
               <w:rPr>
@@ -2820,7 +5229,38 @@
                 <w:sz w:val="28"/>
                 <w:szCs w:val="32"/>
               </w:rPr>
-              <w:t>There</w:t>
+              <w:t>to be corrected as</w:t>
+            </w:r>
+            <w:r>
+              <w:t xml:space="preserve"> </w:t>
+            </w:r>
+            <w:r>
+              <w:rPr>
+                <w:rFonts w:ascii="BRH Devanagari Extra" w:hAnsi="BRH Devanagari Extra" w:cs="BRH Devanagari Extra"/>
+                <w:color w:val="000000"/>
+                <w:sz w:val="32"/>
+                <w:szCs w:val="40"/>
+              </w:rPr>
+              <w:t>A</w:t>
+            </w:r>
+            <w:r>
+              <w:rPr>
+                <w:rFonts w:ascii="BRH Devanagari Extra" w:hAnsi="BRH Devanagari Extra" w:cs="BRH Devanagari Extra"/>
+                <w:color w:val="000000"/>
+                <w:sz w:val="32"/>
+                <w:szCs w:val="40"/>
+                <w:highlight w:val="green"/>
+              </w:rPr>
+              <w:t>bÉ</w:t>
+            </w:r>
+            <w:r>
+              <w:rPr>
+                <w:rFonts w:ascii="BRH Devanagari Extra" w:hAnsi="BRH Devanagari Extra" w:cs="BRH Devanagari Extra"/>
+                <w:color w:val="000000"/>
+                <w:sz w:val="32"/>
+                <w:szCs w:val="40"/>
+              </w:rPr>
+              <w:t>zÉ(aqÉç)</w:t>
             </w:r>
             <w:r>
               <w:rPr>
@@ -2838,8 +5278,37 @@
                 <w:sz w:val="28"/>
                 <w:szCs w:val="32"/>
               </w:rPr>
-              <w:t>will not be any swaram change .</w:t>
-            </w:r>
+              <w:t>There</w:t>
+            </w:r>
+            <w:r>
+              <w:rPr>
+                <w:rFonts w:ascii="BRH Malayalam Extra" w:hAnsi="BRH Malayalam Extra" w:cs="BRH Malayalam Extra"/>
+                <w:color w:val="000000"/>
+                <w:sz w:val="32"/>
+                <w:szCs w:val="40"/>
+              </w:rPr>
+              <w:t xml:space="preserve"> </w:t>
+            </w:r>
+            <w:r>
+              <w:rPr>
+                <w:b/>
+                <w:bCs/>
+                <w:sz w:val="28"/>
+                <w:szCs w:val="32"/>
+              </w:rPr>
+              <w:t xml:space="preserve">will not be any swaram </w:t>
+            </w:r>
+            <w:proofErr w:type="gramStart"/>
+            <w:r>
+              <w:rPr>
+                <w:b/>
+                <w:bCs/>
+                <w:sz w:val="28"/>
+                <w:szCs w:val="32"/>
+              </w:rPr>
+              <w:t>change .</w:t>
+            </w:r>
+            <w:proofErr w:type="gramEnd"/>
             <w:r>
               <w:rPr>
                 <w:rFonts w:ascii="BRH Malayalam Extra" w:hAnsi="BRH Malayalam Extra" w:cs="BRH Malayalam Extra"/>
@@ -2879,7 +5348,6 @@
                 <w:color w:val="000000"/>
                 <w:szCs w:val="40"/>
               </w:rPr>
-              <w:lastRenderedPageBreak/>
               <w:t>61</w:t>
             </w:r>
             <w:r>
@@ -3279,6 +5747,7 @@
                 <w:color w:val="000000"/>
                 <w:szCs w:val="40"/>
               </w:rPr>
+              <w:lastRenderedPageBreak/>
               <w:t>55</w:t>
             </w:r>
             <w:r>
@@ -5753,7 +8222,6 @@
                 <w:szCs w:val="28"/>
                 <w:lang w:bidi="ta-IN"/>
               </w:rPr>
-              <w:lastRenderedPageBreak/>
               <w:t xml:space="preserve">The ‘r’ in revatIr to be dropped. Now the dheerga swaritam on tIr will be only a normal swaritam. Correction in </w:t>
             </w:r>
             <w:r>
@@ -8547,7 +11015,6 @@
                 <w:color w:val="000000"/>
                 <w:szCs w:val="40"/>
               </w:rPr>
-              <w:lastRenderedPageBreak/>
               <w:t>28</w:t>
             </w:r>
             <w:r>
@@ -9247,6 +11714,7 @@
                 <w:highlight w:val="yellow"/>
                 <w:lang w:val="it-IT"/>
               </w:rPr>
+              <w:lastRenderedPageBreak/>
               <w:t>A</w:t>
             </w:r>
             <w:r>
@@ -9651,7 +12119,6 @@
                 <w:color w:val="000000"/>
                 <w:szCs w:val="40"/>
               </w:rPr>
-              <w:lastRenderedPageBreak/>
               <w:t>28</w:t>
             </w:r>
             <w:r>
@@ -10316,6 +12783,7 @@
                 <w:szCs w:val="40"/>
                 <w:highlight w:val="green"/>
               </w:rPr>
+              <w:lastRenderedPageBreak/>
               <w:t>ÅzÉ</w:t>
             </w:r>
             <w:r>
@@ -14434,6 +16902,7 @@
           <w:szCs w:val="32"/>
           <w:u w:val="single"/>
         </w:rPr>
+        <w:lastRenderedPageBreak/>
         <w:t xml:space="preserve">TS </w:t>
       </w:r>
       <w:r>

--- a/TS Jatai Ghanam Project/TS 1.1/TS 1.1 Jatai Sanskrit Corrections.docx
+++ b/TS Jatai Ghanam Project/TS 1.1/TS 1.1 Jatai Sanskrit Corrections.docx
@@ -3941,17 +3941,7 @@
                 <w:sz w:val="32"/>
                 <w:szCs w:val="40"/>
               </w:rPr>
-              <w:t>zÉ(</w:t>
-            </w:r>
-            <w:proofErr w:type="gramStart"/>
-            <w:r>
-              <w:rPr>
-                <w:rFonts w:ascii="BRH Devanagari Extra" w:hAnsi="BRH Devanagari Extra" w:cs="BRH Devanagari Extra"/>
-                <w:color w:val="000000"/>
-                <w:sz w:val="32"/>
-                <w:szCs w:val="40"/>
-              </w:rPr>
-              <w:t>aqÉç)</w:t>
+              <w:t>zÉ(aqÉç)</w:t>
             </w:r>
             <w:r>
               <w:rPr>
@@ -3960,17 +3950,7 @@
                 <w:sz w:val="32"/>
                 <w:szCs w:val="40"/>
               </w:rPr>
-              <w:t xml:space="preserve">  |</w:t>
-            </w:r>
-            <w:proofErr w:type="gramEnd"/>
-            <w:r>
-              <w:rPr>
-                <w:rFonts w:ascii="BRH Malayalam Extra" w:hAnsi="BRH Malayalam Extra" w:cs="BRH Malayalam Extra"/>
-                <w:color w:val="000000"/>
-                <w:sz w:val="32"/>
-                <w:szCs w:val="40"/>
-              </w:rPr>
-              <w:t xml:space="preserve"> </w:t>
+              <w:t xml:space="preserve">  | </w:t>
             </w:r>
             <w:r>
               <w:rPr>
@@ -4137,17 +4117,7 @@
                 <w:sz w:val="32"/>
                 <w:szCs w:val="40"/>
               </w:rPr>
-              <w:t>zÉ(</w:t>
-            </w:r>
-            <w:proofErr w:type="gramStart"/>
-            <w:r>
-              <w:rPr>
-                <w:rFonts w:ascii="BRH Devanagari Extra" w:hAnsi="BRH Devanagari Extra" w:cs="BRH Devanagari Extra"/>
-                <w:color w:val="000000"/>
-                <w:sz w:val="32"/>
-                <w:szCs w:val="40"/>
-              </w:rPr>
-              <w:t>aqÉç)</w:t>
+              <w:t>zÉ(aqÉç)</w:t>
             </w:r>
             <w:r>
               <w:rPr>
@@ -4156,17 +4126,7 @@
                 <w:sz w:val="32"/>
                 <w:szCs w:val="40"/>
               </w:rPr>
-              <w:t xml:space="preserve">  |</w:t>
-            </w:r>
-            <w:proofErr w:type="gramEnd"/>
-            <w:r>
-              <w:rPr>
-                <w:rFonts w:ascii="BRH Malayalam Extra" w:hAnsi="BRH Malayalam Extra" w:cs="BRH Malayalam Extra"/>
-                <w:color w:val="000000"/>
-                <w:sz w:val="32"/>
-                <w:szCs w:val="40"/>
-              </w:rPr>
-              <w:t xml:space="preserve"> </w:t>
+              <w:t xml:space="preserve">  | </w:t>
             </w:r>
             <w:r>
               <w:rPr>
@@ -4333,17 +4293,7 @@
                 <w:sz w:val="32"/>
                 <w:szCs w:val="40"/>
               </w:rPr>
-              <w:t>zÉ(</w:t>
-            </w:r>
-            <w:proofErr w:type="gramStart"/>
-            <w:r>
-              <w:rPr>
-                <w:rFonts w:ascii="BRH Devanagari Extra" w:hAnsi="BRH Devanagari Extra" w:cs="BRH Devanagari Extra"/>
-                <w:color w:val="000000"/>
-                <w:sz w:val="32"/>
-                <w:szCs w:val="40"/>
-              </w:rPr>
-              <w:t>aqÉç)</w:t>
+              <w:t>zÉ(aqÉç)</w:t>
             </w:r>
             <w:r>
               <w:rPr>
@@ -4352,17 +4302,7 @@
                 <w:sz w:val="32"/>
                 <w:szCs w:val="40"/>
               </w:rPr>
-              <w:t xml:space="preserve">  |</w:t>
-            </w:r>
-            <w:proofErr w:type="gramEnd"/>
-            <w:r>
-              <w:rPr>
-                <w:rFonts w:ascii="BRH Malayalam Extra" w:hAnsi="BRH Malayalam Extra" w:cs="BRH Malayalam Extra"/>
-                <w:color w:val="000000"/>
-                <w:sz w:val="32"/>
-                <w:szCs w:val="40"/>
-              </w:rPr>
-              <w:t xml:space="preserve"> </w:t>
+              <w:t xml:space="preserve">  | </w:t>
             </w:r>
             <w:r>
               <w:rPr>
@@ -5164,17 +5104,7 @@
                 <w:sz w:val="32"/>
                 <w:szCs w:val="40"/>
               </w:rPr>
-              <w:t>zÉ(</w:t>
-            </w:r>
-            <w:proofErr w:type="gramStart"/>
-            <w:r>
-              <w:rPr>
-                <w:rFonts w:ascii="BRH Devanagari Extra" w:hAnsi="BRH Devanagari Extra" w:cs="BRH Devanagari Extra"/>
-                <w:color w:val="000000"/>
-                <w:sz w:val="32"/>
-                <w:szCs w:val="40"/>
-              </w:rPr>
-              <w:t>aqÉç)</w:t>
+              <w:t>zÉ(aqÉç)</w:t>
             </w:r>
             <w:r>
               <w:rPr>
@@ -5201,9 +5131,17 @@
                 <w:sz w:val="28"/>
                 <w:szCs w:val="32"/>
               </w:rPr>
-              <w:t>appears</w:t>
-            </w:r>
-            <w:proofErr w:type="gramEnd"/>
+              <w:t>appears, this is</w:t>
+            </w:r>
+            <w:r>
+              <w:rPr>
+                <w:rFonts w:ascii="BRH Malayalam Extra" w:hAnsi="BRH Malayalam Extra" w:cs="BRH Malayalam Extra"/>
+                <w:color w:val="000000"/>
+                <w:sz w:val="32"/>
+                <w:szCs w:val="40"/>
+              </w:rPr>
+              <w:t xml:space="preserve"> </w:t>
+            </w:r>
             <w:r>
               <w:rPr>
                 <w:b/>
@@ -5211,7 +5149,38 @@
                 <w:sz w:val="28"/>
                 <w:szCs w:val="32"/>
               </w:rPr>
-              <w:t>, this is</w:t>
+              <w:t>to be corrected as</w:t>
+            </w:r>
+            <w:r>
+              <w:t xml:space="preserve"> </w:t>
+            </w:r>
+            <w:r>
+              <w:rPr>
+                <w:rFonts w:ascii="BRH Devanagari Extra" w:hAnsi="BRH Devanagari Extra" w:cs="BRH Devanagari Extra"/>
+                <w:color w:val="000000"/>
+                <w:sz w:val="32"/>
+                <w:szCs w:val="40"/>
+              </w:rPr>
+              <w:t>A</w:t>
+            </w:r>
+            <w:r>
+              <w:rPr>
+                <w:rFonts w:ascii="BRH Devanagari Extra" w:hAnsi="BRH Devanagari Extra" w:cs="BRH Devanagari Extra"/>
+                <w:color w:val="000000"/>
+                <w:sz w:val="32"/>
+                <w:szCs w:val="40"/>
+                <w:highlight w:val="green"/>
+              </w:rPr>
+              <w:t>bÉ</w:t>
+            </w:r>
+            <w:r>
+              <w:rPr>
+                <w:rFonts w:ascii="BRH Devanagari Extra" w:hAnsi="BRH Devanagari Extra" w:cs="BRH Devanagari Extra"/>
+                <w:color w:val="000000"/>
+                <w:sz w:val="32"/>
+                <w:szCs w:val="40"/>
+              </w:rPr>
+              <w:t>zÉ(aqÉç)</w:t>
             </w:r>
             <w:r>
               <w:rPr>
@@ -5229,38 +5198,7 @@
                 <w:sz w:val="28"/>
                 <w:szCs w:val="32"/>
               </w:rPr>
-              <w:t>to be corrected as</w:t>
-            </w:r>
-            <w:r>
-              <w:t xml:space="preserve"> </w:t>
-            </w:r>
-            <w:r>
-              <w:rPr>
-                <w:rFonts w:ascii="BRH Devanagari Extra" w:hAnsi="BRH Devanagari Extra" w:cs="BRH Devanagari Extra"/>
-                <w:color w:val="000000"/>
-                <w:sz w:val="32"/>
-                <w:szCs w:val="40"/>
-              </w:rPr>
-              <w:t>A</w:t>
-            </w:r>
-            <w:r>
-              <w:rPr>
-                <w:rFonts w:ascii="BRH Devanagari Extra" w:hAnsi="BRH Devanagari Extra" w:cs="BRH Devanagari Extra"/>
-                <w:color w:val="000000"/>
-                <w:sz w:val="32"/>
-                <w:szCs w:val="40"/>
-                <w:highlight w:val="green"/>
-              </w:rPr>
-              <w:t>bÉ</w:t>
-            </w:r>
-            <w:r>
-              <w:rPr>
-                <w:rFonts w:ascii="BRH Devanagari Extra" w:hAnsi="BRH Devanagari Extra" w:cs="BRH Devanagari Extra"/>
-                <w:color w:val="000000"/>
-                <w:sz w:val="32"/>
-                <w:szCs w:val="40"/>
-              </w:rPr>
-              <w:t>zÉ(aqÉç)</w:t>
+              <w:t>There</w:t>
             </w:r>
             <w:r>
               <w:rPr>
@@ -5278,37 +5216,8 @@
                 <w:sz w:val="28"/>
                 <w:szCs w:val="32"/>
               </w:rPr>
-              <w:t>There</w:t>
-            </w:r>
-            <w:r>
-              <w:rPr>
-                <w:rFonts w:ascii="BRH Malayalam Extra" w:hAnsi="BRH Malayalam Extra" w:cs="BRH Malayalam Extra"/>
-                <w:color w:val="000000"/>
-                <w:sz w:val="32"/>
-                <w:szCs w:val="40"/>
-              </w:rPr>
-              <w:t xml:space="preserve"> </w:t>
-            </w:r>
-            <w:r>
-              <w:rPr>
-                <w:b/>
-                <w:bCs/>
-                <w:sz w:val="28"/>
-                <w:szCs w:val="32"/>
-              </w:rPr>
-              <w:t xml:space="preserve">will not be any swaram </w:t>
-            </w:r>
-            <w:proofErr w:type="gramStart"/>
-            <w:r>
-              <w:rPr>
-                <w:b/>
-                <w:bCs/>
-                <w:sz w:val="28"/>
-                <w:szCs w:val="32"/>
-              </w:rPr>
-              <w:t>change .</w:t>
-            </w:r>
-            <w:proofErr w:type="gramEnd"/>
+              <w:t>will not be any swaram change .</w:t>
+            </w:r>
             <w:r>
               <w:rPr>
                 <w:rFonts w:ascii="BRH Malayalam Extra" w:hAnsi="BRH Malayalam Extra" w:cs="BRH Malayalam Extra"/>
@@ -9242,45 +9151,6 @@
               <w:autoSpaceDN w:val="0"/>
               <w:adjustRightInd w:val="0"/>
               <w:rPr>
-                <w:rFonts w:cs="BRH Malayalam Extra"/>
-                <w:color w:val="000000"/>
-                <w:szCs w:val="40"/>
-              </w:rPr>
-            </w:pPr>
-          </w:p>
-          <w:p>
-            <w:pPr>
-              <w:widowControl w:val="0"/>
-              <w:autoSpaceDE w:val="0"/>
-              <w:autoSpaceDN w:val="0"/>
-              <w:adjustRightInd w:val="0"/>
-              <w:rPr>
-                <w:rFonts w:cs="BRH Malayalam Extra"/>
-                <w:color w:val="000000"/>
-                <w:szCs w:val="40"/>
-              </w:rPr>
-            </w:pPr>
-          </w:p>
-          <w:p>
-            <w:pPr>
-              <w:widowControl w:val="0"/>
-              <w:autoSpaceDE w:val="0"/>
-              <w:autoSpaceDN w:val="0"/>
-              <w:adjustRightInd w:val="0"/>
-              <w:rPr>
-                <w:rFonts w:cs="BRH Malayalam Extra"/>
-                <w:color w:val="000000"/>
-                <w:szCs w:val="40"/>
-              </w:rPr>
-            </w:pPr>
-          </w:p>
-          <w:p>
-            <w:pPr>
-              <w:widowControl w:val="0"/>
-              <w:autoSpaceDE w:val="0"/>
-              <w:autoSpaceDN w:val="0"/>
-              <w:adjustRightInd w:val="0"/>
-              <w:rPr>
                 <w:rFonts w:ascii="BRH Devanagari Extra" w:hAnsi="BRH Devanagari Extra" w:cs="BRH Devanagari Extra"/>
                 <w:color w:val="000000"/>
                 <w:sz w:val="32"/>
@@ -9991,45 +9861,6 @@
               <w:right w:val="single" w:sz="4" w:space="0" w:color="000000"/>
             </w:tcBorders>
           </w:tcPr>
-          <w:p>
-            <w:pPr>
-              <w:widowControl w:val="0"/>
-              <w:autoSpaceDE w:val="0"/>
-              <w:autoSpaceDN w:val="0"/>
-              <w:adjustRightInd w:val="0"/>
-              <w:rPr>
-                <w:rFonts w:cs="BRH Malayalam Extra"/>
-                <w:color w:val="000000"/>
-                <w:szCs w:val="40"/>
-              </w:rPr>
-            </w:pPr>
-          </w:p>
-          <w:p>
-            <w:pPr>
-              <w:widowControl w:val="0"/>
-              <w:autoSpaceDE w:val="0"/>
-              <w:autoSpaceDN w:val="0"/>
-              <w:adjustRightInd w:val="0"/>
-              <w:rPr>
-                <w:rFonts w:cs="BRH Malayalam Extra"/>
-                <w:color w:val="000000"/>
-                <w:szCs w:val="40"/>
-              </w:rPr>
-            </w:pPr>
-          </w:p>
-          <w:p>
-            <w:pPr>
-              <w:widowControl w:val="0"/>
-              <w:autoSpaceDE w:val="0"/>
-              <w:autoSpaceDN w:val="0"/>
-              <w:adjustRightInd w:val="0"/>
-              <w:rPr>
-                <w:rFonts w:cs="BRH Malayalam Extra"/>
-                <w:color w:val="000000"/>
-                <w:szCs w:val="40"/>
-              </w:rPr>
-            </w:pPr>
-          </w:p>
           <w:p>
             <w:pPr>
               <w:widowControl w:val="0"/>
@@ -11714,7 +11545,6 @@
                 <w:highlight w:val="yellow"/>
                 <w:lang w:val="it-IT"/>
               </w:rPr>
-              <w:lastRenderedPageBreak/>
               <w:t>A</w:t>
             </w:r>
             <w:r>
@@ -11857,7 +11687,6 @@
                 <w:color w:val="000000"/>
                 <w:szCs w:val="40"/>
               </w:rPr>
-              <w:lastRenderedPageBreak/>
               <w:t>27</w:t>
             </w:r>
             <w:r>
@@ -12783,7 +12612,6 @@
                 <w:szCs w:val="40"/>
                 <w:highlight w:val="green"/>
               </w:rPr>
-              <w:lastRenderedPageBreak/>
               <w:t>ÅzÉ</w:t>
             </w:r>
             <w:r>
@@ -16880,6 +16708,54 @@
           <w:szCs w:val="32"/>
           <w:u w:val="single"/>
           <w:lang w:val="it-IT"/>
+        </w:rPr>
+      </w:pPr>
+      <w:r>
+        <w:rPr>
+          <w:b/>
+          <w:bCs/>
+          <w:sz w:val="32"/>
+          <w:szCs w:val="32"/>
+          <w:u w:val="single"/>
+          <w:lang w:val="it-IT"/>
+        </w:rPr>
+        <w:t>=========</w:t>
+      </w:r>
+    </w:p>
+    <w:p>
+      <w:pPr>
+        <w:jc w:val="center"/>
+        <w:rPr>
+          <w:b/>
+          <w:bCs/>
+          <w:sz w:val="32"/>
+          <w:szCs w:val="32"/>
+          <w:u w:val="single"/>
+        </w:rPr>
+      </w:pPr>
+    </w:p>
+    <w:p>
+      <w:pPr>
+        <w:jc w:val="center"/>
+        <w:rPr>
+          <w:b/>
+          <w:bCs/>
+          <w:sz w:val="32"/>
+          <w:szCs w:val="32"/>
+          <w:u w:val="single"/>
+          <w:lang w:val="it-IT"/>
+        </w:rPr>
+      </w:pPr>
+    </w:p>
+    <w:p>
+      <w:pPr>
+        <w:jc w:val="center"/>
+        <w:rPr>
+          <w:b/>
+          <w:bCs/>
+          <w:sz w:val="32"/>
+          <w:szCs w:val="32"/>
+          <w:u w:val="single"/>
         </w:rPr>
       </w:pPr>
     </w:p>
